--- a/output/TeamName_Datathon2026_Report.docx
+++ b/output/TeamName_Datathon2026_Report.docx
@@ -4,12 +4,12 @@
   <w:body>
     <w:p>
       <w:pPr>
-        <w:spacing w:before="2000"/>
+        <w:spacing w:before="2100"/>
         <w:jc w:val="center"/>
       </w:pPr>
       <w:r>
         <w:rPr>
-          <w:rFonts w:ascii="Times New Roman" w:hAnsi="Times New Roman"/>
+          <w:rFonts w:ascii="Arial" w:hAnsi="Arial"/>
           <w:b/>
           <w:color w:val="12304A"/>
           <w:sz w:val="60"/>
@@ -19,7 +19,7 @@
     </w:p>
     <w:p>
       <w:pPr>
-        <w:spacing w:line="360" w:lineRule="auto" w:after="480"/>
+        <w:spacing w:line="283" w:lineRule="auto" w:after="120"/>
         <w:jc w:val="center"/>
       </w:pPr>
       <w:r>
@@ -28,12 +28,12 @@
           <w:i w:val="0"/>
           <w:color w:val="1F6E8C"/>
         </w:rPr>
-        <w:t>Evidence-led reef screening for sustainable tourism management</w:t>
+        <w:t>Evidence-Bounded Reef Screening for Sustainable Tourism</w:t>
       </w:r>
     </w:p>
     <w:p>
       <w:pPr>
-        <w:spacing w:line="360" w:lineRule="auto" w:after="140"/>
+        <w:spacing w:line="283" w:lineRule="auto" w:after="120"/>
         <w:jc w:val="center"/>
       </w:pPr>
       <w:r>
@@ -42,32 +42,18 @@
           <w:i w:val="0"/>
           <w:color w:val="18323F"/>
         </w:rPr>
-        <w:t>Malaysia Data Innovation Talent × DOSM Datathon 2026</w:t>
+        <w:t>Malaysia Data Innovation Talent x DOSM Datathon 2026</w:t>
       </w:r>
     </w:p>
     <w:p>
       <w:pPr>
-        <w:spacing w:line="360" w:lineRule="auto" w:after="140"/>
+        <w:spacing w:line="283" w:lineRule="auto" w:after="120"/>
         <w:jc w:val="center"/>
       </w:pPr>
       <w:r>
         <w:rPr>
           <w:b w:val="0"/>
           <w:i/>
-          <w:color w:val="60727C"/>
-        </w:rPr>
-        <w:t>Theme: Machine Learning and Artificial Intelligence for Sustainable Tourism</w:t>
-      </w:r>
-    </w:p>
-    <w:p>
-      <w:pPr>
-        <w:spacing w:line="360" w:lineRule="auto" w:after="140"/>
-        <w:jc w:val="center"/>
-      </w:pPr>
-      <w:r>
-        <w:rPr>
-          <w:b/>
-          <w:i w:val="0"/>
           <w:color w:val="18323F"/>
         </w:rPr>
         <w:t>Submission report</w:t>
@@ -82,7 +68,7 @@
       <w:pPr>
         <w:pStyle w:val="Heading1"/>
         <w:keepNext/>
-        <w:spacing w:before="200" w:after="100"/>
+        <w:spacing w:before="180" w:after="80"/>
       </w:pPr>
       <w:r>
         <w:t>Executive summary</w:t>
@@ -90,7 +76,7 @@
     </w:p>
     <w:p>
       <w:pPr>
-        <w:spacing w:line="360" w:lineRule="auto" w:after="140"/>
+        <w:spacing w:line="283" w:lineRule="auto" w:after="120"/>
       </w:pPr>
       <w:r>
         <w:rPr>
@@ -98,830 +84,31 @@
           <w:i w:val="0"/>
           <w:color w:val="18323F"/>
         </w:rPr>
-        <w:t>ReefSafe is a screening system for marine-park teams. It combines long-running reef observations with NOAA thermal-stress records to identify islands that merit earlier field checks. It does not calculate legal visitor caps, estimate tourism revenue at island level, or prove that tourism caused a change in coral cover.</w:t>
-      </w:r>
-    </w:p>
-    <w:tbl>
-      <w:tblPr>
-        <w:tblW w:type="auto" w:w="0"/>
-        <w:jc w:val="center"/>
-        <w:tblLayout w:type="fixed"/>
-        <w:tblLook w:firstColumn="1" w:firstRow="1" w:lastColumn="0" w:lastRow="0" w:noHBand="0" w:noVBand="1" w:val="04A0"/>
-      </w:tblPr>
-      <w:tblGrid>
-        <w:gridCol w:w="3264"/>
-        <w:gridCol w:w="3264"/>
-        <w:gridCol w:w="3264"/>
-      </w:tblGrid>
-      <w:tr>
-        <w:tc>
-          <w:tcPr>
-            <w:tcW w:type="dxa" w:w="3024"/>
-            <w:vAlign w:val="center"/>
-            <w:shd w:fill="12304A"/>
-          </w:tcPr>
-          <w:p>
-            <w:pPr>
-              <w:spacing w:after="0"/>
-            </w:pPr>
-            <w:r/>
-            <w:r>
-              <w:rPr>
-                <w:rFonts w:ascii="Times New Roman" w:hAnsi="Times New Roman"/>
-                <w:b/>
-                <w:color w:val="FFFFFF"/>
-                <w:sz w:val="18"/>
-              </w:rPr>
-              <w:t>Evidence base</w:t>
-            </w:r>
-          </w:p>
-        </w:tc>
-        <w:tc>
-          <w:tcPr>
-            <w:tcW w:type="dxa" w:w="3024"/>
-            <w:vAlign w:val="center"/>
-            <w:shd w:fill="12304A"/>
-          </w:tcPr>
-          <w:p>
-            <w:pPr>
-              <w:spacing w:after="0"/>
-            </w:pPr>
-            <w:r/>
-            <w:r>
-              <w:rPr>
-                <w:rFonts w:ascii="Times New Roman" w:hAnsi="Times New Roman"/>
-                <w:b/>
-                <w:color w:val="FFFFFF"/>
-                <w:sz w:val="18"/>
-              </w:rPr>
-              <w:t>Coverage</w:t>
-            </w:r>
-          </w:p>
-        </w:tc>
-        <w:tc>
-          <w:tcPr>
-            <w:tcW w:type="dxa" w:w="3024"/>
-            <w:vAlign w:val="center"/>
-            <w:shd w:fill="12304A"/>
-          </w:tcPr>
-          <w:p>
-            <w:pPr>
-              <w:spacing w:after="0"/>
-            </w:pPr>
-            <w:r/>
-            <w:r>
-              <w:rPr>
-                <w:rFonts w:ascii="Times New Roman" w:hAnsi="Times New Roman"/>
-                <w:b/>
-                <w:color w:val="FFFFFF"/>
-                <w:sz w:val="18"/>
-              </w:rPr>
-              <w:t>Decision output</w:t>
-            </w:r>
-          </w:p>
-        </w:tc>
-      </w:tr>
-      <w:tr>
-        <w:tc>
-          <w:tcPr>
-            <w:tcW w:type="dxa" w:w="3024"/>
-            <w:vAlign w:val="center"/>
-            <w:shd w:fill="EAF3F6"/>
-          </w:tcPr>
-          <w:p>
-            <w:pPr>
-              <w:spacing w:after="0"/>
-            </w:pPr>
-            <w:r/>
-            <w:r>
-              <w:rPr>
-                <w:rFonts w:ascii="Times New Roman" w:hAnsi="Times New Roman"/>
-                <w:b w:val="0"/>
-                <w:color w:val="18323F"/>
-                <w:sz w:val="17"/>
-              </w:rPr>
-              <w:t>404 observed island-years</w:t>
-            </w:r>
-          </w:p>
-        </w:tc>
-        <w:tc>
-          <w:tcPr>
-            <w:tcW w:type="dxa" w:w="3024"/>
-            <w:vAlign w:val="center"/>
-            <w:shd w:fill="EAF3F6"/>
-          </w:tcPr>
-          <w:p>
-            <w:pPr>
-              <w:spacing w:after="0"/>
-            </w:pPr>
-            <w:r/>
-            <w:r>
-              <w:rPr>
-                <w:rFonts w:ascii="Times New Roman" w:hAnsi="Times New Roman"/>
-                <w:b w:val="0"/>
-                <w:color w:val="18323F"/>
-                <w:sz w:val="17"/>
-              </w:rPr>
-              <w:t>56 islands, 2012–2025</w:t>
-            </w:r>
-          </w:p>
-        </w:tc>
-        <w:tc>
-          <w:tcPr>
-            <w:tcW w:type="dxa" w:w="3024"/>
-            <w:vAlign w:val="center"/>
-            <w:shd w:fill="EAF3F6"/>
-          </w:tcPr>
-          <w:p>
-            <w:pPr>
-              <w:spacing w:after="0"/>
-            </w:pPr>
-            <w:r/>
-            <w:r>
-              <w:rPr>
-                <w:rFonts w:ascii="Times New Roman" w:hAnsi="Times New Roman"/>
-                <w:b w:val="0"/>
-                <w:color w:val="18323F"/>
-                <w:sz w:val="17"/>
-              </w:rPr>
-              <w:t>Ranked field-check priority</w:t>
-            </w:r>
-          </w:p>
-        </w:tc>
-      </w:tr>
-      <w:tr>
-        <w:tc>
-          <w:tcPr>
-            <w:tcW w:type="dxa" w:w="3024"/>
-            <w:vAlign w:val="center"/>
-          </w:tcPr>
-          <w:p>
-            <w:pPr>
-              <w:spacing w:after="0"/>
-            </w:pPr>
-            <w:r/>
-            <w:r>
-              <w:rPr>
-                <w:rFonts w:ascii="Times New Roman" w:hAnsi="Times New Roman"/>
-                <w:b w:val="0"/>
-                <w:color w:val="18323F"/>
-                <w:sz w:val="17"/>
-              </w:rPr>
-              <w:t>Past-only model evaluation</w:t>
-            </w:r>
-          </w:p>
-        </w:tc>
-        <w:tc>
-          <w:tcPr>
-            <w:tcW w:type="dxa" w:w="3024"/>
-            <w:vAlign w:val="center"/>
-          </w:tcPr>
-          <w:p>
-            <w:pPr>
-              <w:spacing w:after="0"/>
-            </w:pPr>
-            <w:r/>
-            <w:r>
-              <w:rPr>
-                <w:rFonts w:ascii="Times New Roman" w:hAnsi="Times New Roman"/>
-                <w:b w:val="0"/>
-                <w:color w:val="18323F"/>
-                <w:sz w:val="17"/>
-              </w:rPr>
-              <w:t>183 held-forward observations</w:t>
-            </w:r>
-          </w:p>
-        </w:tc>
-        <w:tc>
-          <w:tcPr>
-            <w:tcW w:type="dxa" w:w="3024"/>
-            <w:vAlign w:val="center"/>
-          </w:tcPr>
-          <w:p>
-            <w:pPr>
-              <w:spacing w:after="0"/>
-            </w:pPr>
-            <w:r/>
-            <w:r>
-              <w:rPr>
-                <w:rFonts w:ascii="Times New Roman" w:hAnsi="Times New Roman"/>
-                <w:b w:val="0"/>
-                <w:color w:val="18323F"/>
-                <w:sz w:val="17"/>
-              </w:rPr>
-              <w:t>Prediction band + uncertainty</w:t>
-            </w:r>
-          </w:p>
-        </w:tc>
-      </w:tr>
-      <w:tr>
-        <w:tc>
-          <w:tcPr>
-            <w:tcW w:type="dxa" w:w="3024"/>
-            <w:vAlign w:val="center"/>
-            <w:shd w:fill="EAF3F6"/>
-          </w:tcPr>
-          <w:p>
-            <w:pPr>
-              <w:spacing w:after="0"/>
-            </w:pPr>
-            <w:r/>
-            <w:r>
-              <w:rPr>
-                <w:rFonts w:ascii="Times New Roman" w:hAnsi="Times New Roman"/>
-                <w:b w:val="0"/>
-                <w:color w:val="18323F"/>
-                <w:sz w:val="17"/>
-              </w:rPr>
-              <w:t>Observed stressor flags</w:t>
-            </w:r>
-          </w:p>
-        </w:tc>
-        <w:tc>
-          <w:tcPr>
-            <w:tcW w:type="dxa" w:w="3024"/>
-            <w:vAlign w:val="center"/>
-            <w:shd w:fill="EAF3F6"/>
-          </w:tcPr>
-          <w:p>
-            <w:pPr>
-              <w:spacing w:after="0"/>
-            </w:pPr>
-            <w:r/>
-            <w:r>
-              <w:rPr>
-                <w:rFonts w:ascii="Times New Roman" w:hAnsi="Times New Roman"/>
-                <w:b w:val="0"/>
-                <w:color w:val="18323F"/>
-                <w:sz w:val="17"/>
-              </w:rPr>
-              <w:t>Thermal, anchor, waste/pollution</w:t>
-            </w:r>
-          </w:p>
-        </w:tc>
-        <w:tc>
-          <w:tcPr>
-            <w:tcW w:type="dxa" w:w="3024"/>
-            <w:vAlign w:val="center"/>
-            <w:shd w:fill="EAF3F6"/>
-          </w:tcPr>
-          <w:p>
-            <w:pPr>
-              <w:spacing w:after="0"/>
-            </w:pPr>
-            <w:r/>
-            <w:r>
-              <w:rPr>
-                <w:rFonts w:ascii="Times New Roman" w:hAnsi="Times New Roman"/>
-                <w:b w:val="0"/>
-                <w:color w:val="18323F"/>
-                <w:sz w:val="17"/>
-              </w:rPr>
-              <w:t>Evidence-matched next step</w:t>
-            </w:r>
-          </w:p>
-        </w:tc>
-      </w:tr>
-    </w:tbl>
-    <w:p>
-      <w:pPr>
-        <w:pStyle w:val="Heading2"/>
-        <w:keepNext/>
-        <w:spacing w:before="200" w:after="100"/>
-      </w:pPr>
-      <w:r>
-        <w:t>What changed after validation</w:t>
-      </w:r>
-    </w:p>
-    <w:p>
-      <w:pPr>
-        <w:pStyle w:val="ListBullet"/>
-        <w:spacing w:line="360" w:lineRule="auto" w:after="80"/>
-      </w:pPr>
-      <w:r>
-        <w:t>Removed fabricated island-level tourism pressure and GDP-intensity variables.</w:t>
-      </w:r>
-    </w:p>
-    <w:p>
-      <w:pPr>
-        <w:pStyle w:val="ListBullet"/>
-        <w:spacing w:line="360" w:lineRule="auto" w:after="80"/>
-      </w:pPr>
-      <w:r>
-        <w:t>Corrected NOAA Degree Heating Weeks parsing and preserved missing values as missing.</w:t>
-      </w:r>
-    </w:p>
-    <w:p>
-      <w:pPr>
-        <w:pStyle w:val="ListBullet"/>
-        <w:spacing w:line="360" w:lineRule="auto" w:after="80"/>
-      </w:pPr>
-      <w:r>
-        <w:t>Changed the target from same-row reconstruction to the next observed coral-cover change.</w:t>
-      </w:r>
-    </w:p>
-    <w:p>
-      <w:pPr>
-        <w:pStyle w:val="ListBullet"/>
-        <w:spacing w:line="360" w:lineRule="auto" w:after="80"/>
-      </w:pPr>
-      <w:r>
-        <w:t>Replaced random/group folds with expanding-year evaluation so training always precedes testing.</w:t>
-      </w:r>
-    </w:p>
-    <w:p>
-      <w:pPr>
-        <w:pStyle w:val="ListBullet"/>
-        <w:spacing w:line="360" w:lineRule="auto" w:after="80"/>
-      </w:pPr>
-      <w:r>
-        <w:t>Downgraded claims to screening-only because predictive gain is modest and causality is not identified.</w:t>
+        <w:t>ReefSafe converts repeated reef observations into a transparent queue for field verification. It predicts the next observed annualised coral-cover change and pairs the result with source confidence, an empirical uncertainty range, and evidence to verify. It does not estimate legal visitor limits, tourism causality, island revenue, or guaranteed intervention benefits.</w:t>
       </w:r>
     </w:p>
     <w:p>
       <w:pPr>
         <w:pStyle w:val="Heading2"/>
         <w:keepNext/>
-        <w:spacing w:before="200" w:after="100"/>
+        <w:spacing w:before="180" w:after="80"/>
       </w:pPr>
       <w:r>
-        <w:t>Headline result</w:t>
-      </w:r>
-    </w:p>
-    <w:p>
-      <w:pPr>
-        <w:spacing w:line="360" w:lineRule="auto" w:after="140"/>
-      </w:pPr>
-      <w:r>
-        <w:rPr>
-          <w:b/>
-          <w:i w:val="0"/>
-          <w:color w:val="18323F"/>
-        </w:rPr>
-        <w:t>The selected Gradient Boosting model recorded MAE 5.90 percentage points per year versus 5.99 for the mean baseline—an improvement of 1.5%. Its forward-test R² was 0.051. This is enough for a cautious triage aid, not enough for automated enforcement.</w:t>
-      </w:r>
-    </w:p>
-    <w:p>
-      <w:r>
-        <w:br w:type="page"/>
-      </w:r>
-    </w:p>
-    <w:p>
-      <w:pPr>
-        <w:pStyle w:val="Heading1"/>
-        <w:keepNext/>
-        <w:spacing w:before="200" w:after="100"/>
-      </w:pPr>
-      <w:r>
-        <w:t>1. Decision problem</w:t>
-      </w:r>
-    </w:p>
-    <w:p>
-      <w:pPr>
-        <w:spacing w:line="360" w:lineRule="auto" w:after="140"/>
-      </w:pPr>
-      <w:r>
-        <w:rPr>
-          <w:b w:val="0"/>
-          <w:i w:val="0"/>
-          <w:color w:val="18323F"/>
-        </w:rPr>
-        <w:t>Marine managers must decide where limited inspection, bleaching response, mooring checks, and waste-control resources should go first. National tourism totals are useful for context but cannot be credibly assigned to individual islands without island-level visitor-flow data. ReefSafe therefore focuses on the decision that the available evidence can support: which monitored islands require closer verification, and why?</w:t>
-      </w:r>
-    </w:p>
-    <w:p>
-      <w:pPr>
-        <w:pStyle w:val="Heading1"/>
-        <w:keepNext/>
-        <w:spacing w:before="200" w:after="100"/>
-      </w:pPr>
-      <w:r>
-        <w:t>1.1 Intended users and use</w:t>
+        <w:t>Four objectives</w:t>
       </w:r>
     </w:p>
     <w:tbl>
       <w:tblPr>
+        <w:tblStyle w:val="TableGrid"/>
         <w:tblW w:type="auto" w:w="0"/>
         <w:jc w:val="center"/>
-        <w:tblLayout w:type="fixed"/>
         <w:tblLook w:firstColumn="1" w:firstRow="1" w:lastColumn="0" w:lastRow="0" w:noHBand="0" w:noVBand="1" w:val="04A0"/>
       </w:tblPr>
       <w:tblGrid>
-        <w:gridCol w:w="3264"/>
-        <w:gridCol w:w="3264"/>
-        <w:gridCol w:w="3264"/>
+        <w:gridCol w:w="4997"/>
+        <w:gridCol w:w="4997"/>
       </w:tblGrid>
       <w:tr>
-        <w:tc>
-          <w:tcPr>
-            <w:tcW w:type="dxa" w:w="2304"/>
-            <w:vAlign w:val="center"/>
-            <w:shd w:fill="12304A"/>
-          </w:tcPr>
-          <w:p>
-            <w:pPr>
-              <w:spacing w:after="0"/>
-            </w:pPr>
-            <w:r/>
-            <w:r>
-              <w:rPr>
-                <w:rFonts w:ascii="Times New Roman" w:hAnsi="Times New Roman"/>
-                <w:b/>
-                <w:color w:val="FFFFFF"/>
-                <w:sz w:val="18"/>
-              </w:rPr>
-              <w:t>User</w:t>
-            </w:r>
-          </w:p>
-        </w:tc>
-        <w:tc>
-          <w:tcPr>
-            <w:tcW w:type="dxa" w:w="3024"/>
-            <w:vAlign w:val="center"/>
-            <w:shd w:fill="12304A"/>
-          </w:tcPr>
-          <w:p>
-            <w:pPr>
-              <w:spacing w:after="0"/>
-            </w:pPr>
-            <w:r/>
-            <w:r>
-              <w:rPr>
-                <w:rFonts w:ascii="Times New Roman" w:hAnsi="Times New Roman"/>
-                <w:b/>
-                <w:color w:val="FFFFFF"/>
-                <w:sz w:val="18"/>
-              </w:rPr>
-              <w:t>Decision</w:t>
-            </w:r>
-          </w:p>
-        </w:tc>
-        <w:tc>
-          <w:tcPr>
-            <w:tcW w:type="dxa" w:w="3888"/>
-            <w:vAlign w:val="center"/>
-            <w:shd w:fill="12304A"/>
-          </w:tcPr>
-          <w:p>
-            <w:pPr>
-              <w:spacing w:after="0"/>
-            </w:pPr>
-            <w:r/>
-            <w:r>
-              <w:rPr>
-                <w:rFonts w:ascii="Times New Roman" w:hAnsi="Times New Roman"/>
-                <w:b/>
-                <w:color w:val="FFFFFF"/>
-                <w:sz w:val="18"/>
-              </w:rPr>
-              <w:t>ReefSafe support</w:t>
-            </w:r>
-          </w:p>
-        </w:tc>
-      </w:tr>
-      <w:tr>
-        <w:tc>
-          <w:tcPr>
-            <w:tcW w:type="dxa" w:w="2304"/>
-            <w:vAlign w:val="center"/>
-            <w:shd w:fill="EAF3F6"/>
-          </w:tcPr>
-          <w:p>
-            <w:pPr>
-              <w:spacing w:after="0"/>
-            </w:pPr>
-            <w:r/>
-            <w:r>
-              <w:rPr>
-                <w:rFonts w:ascii="Times New Roman" w:hAnsi="Times New Roman"/>
-                <w:b w:val="0"/>
-                <w:color w:val="18323F"/>
-                <w:sz w:val="17"/>
-              </w:rPr>
-              <w:t>Marine-park officer</w:t>
-            </w:r>
-          </w:p>
-        </w:tc>
-        <w:tc>
-          <w:tcPr>
-            <w:tcW w:type="dxa" w:w="3024"/>
-            <w:vAlign w:val="center"/>
-            <w:shd w:fill="EAF3F6"/>
-          </w:tcPr>
-          <w:p>
-            <w:pPr>
-              <w:spacing w:after="0"/>
-            </w:pPr>
-            <w:r/>
-            <w:r>
-              <w:rPr>
-                <w:rFonts w:ascii="Times New Roman" w:hAnsi="Times New Roman"/>
-                <w:b w:val="0"/>
-                <w:color w:val="18323F"/>
-                <w:sz w:val="17"/>
-              </w:rPr>
-              <w:t>Schedule field checks</w:t>
-            </w:r>
-          </w:p>
-        </w:tc>
-        <w:tc>
-          <w:tcPr>
-            <w:tcW w:type="dxa" w:w="3888"/>
-            <w:vAlign w:val="center"/>
-            <w:shd w:fill="EAF3F6"/>
-          </w:tcPr>
-          <w:p>
-            <w:pPr>
-              <w:spacing w:after="0"/>
-            </w:pPr>
-            <w:r/>
-            <w:r>
-              <w:rPr>
-                <w:rFonts w:ascii="Times New Roman" w:hAnsi="Times New Roman"/>
-                <w:b w:val="0"/>
-                <w:color w:val="18323F"/>
-                <w:sz w:val="17"/>
-              </w:rPr>
-              <w:t>Priority rank, evidence, uncertainty</w:t>
-            </w:r>
-          </w:p>
-        </w:tc>
-      </w:tr>
-      <w:tr>
-        <w:tc>
-          <w:tcPr>
-            <w:tcW w:type="dxa" w:w="2304"/>
-            <w:vAlign w:val="center"/>
-          </w:tcPr>
-          <w:p>
-            <w:pPr>
-              <w:spacing w:after="0"/>
-            </w:pPr>
-            <w:r/>
-            <w:r>
-              <w:rPr>
-                <w:rFonts w:ascii="Times New Roman" w:hAnsi="Times New Roman"/>
-                <w:b w:val="0"/>
-                <w:color w:val="18323F"/>
-                <w:sz w:val="17"/>
-              </w:rPr>
-              <w:t>Reef scientist</w:t>
-            </w:r>
-          </w:p>
-        </w:tc>
-        <w:tc>
-          <w:tcPr>
-            <w:tcW w:type="dxa" w:w="3024"/>
-            <w:vAlign w:val="center"/>
-          </w:tcPr>
-          <w:p>
-            <w:pPr>
-              <w:spacing w:after="0"/>
-            </w:pPr>
-            <w:r/>
-            <w:r>
-              <w:rPr>
-                <w:rFonts w:ascii="Times New Roman" w:hAnsi="Times New Roman"/>
-                <w:b w:val="0"/>
-                <w:color w:val="18323F"/>
-                <w:sz w:val="17"/>
-              </w:rPr>
-              <w:t>Coordinate follow-up survey</w:t>
-            </w:r>
-          </w:p>
-        </w:tc>
-        <w:tc>
-          <w:tcPr>
-            <w:tcW w:type="dxa" w:w="3888"/>
-            <w:vAlign w:val="center"/>
-          </w:tcPr>
-          <w:p>
-            <w:pPr>
-              <w:spacing w:after="0"/>
-            </w:pPr>
-            <w:r/>
-            <w:r>
-              <w:rPr>
-                <w:rFonts w:ascii="Times New Roman" w:hAnsi="Times New Roman"/>
-                <w:b w:val="0"/>
-                <w:color w:val="18323F"/>
-                <w:sz w:val="17"/>
-              </w:rPr>
-              <w:t>Observed LCC, thermal stress, data confidence</w:t>
-            </w:r>
-          </w:p>
-        </w:tc>
-      </w:tr>
-      <w:tr>
-        <w:tc>
-          <w:tcPr>
-            <w:tcW w:type="dxa" w:w="2304"/>
-            <w:vAlign w:val="center"/>
-            <w:shd w:fill="EAF3F6"/>
-          </w:tcPr>
-          <w:p>
-            <w:pPr>
-              <w:spacing w:after="0"/>
-            </w:pPr>
-            <w:r/>
-            <w:r>
-              <w:rPr>
-                <w:rFonts w:ascii="Times New Roman" w:hAnsi="Times New Roman"/>
-                <w:b w:val="0"/>
-                <w:color w:val="18323F"/>
-                <w:sz w:val="17"/>
-              </w:rPr>
-              <w:t>Policy team</w:t>
-            </w:r>
-          </w:p>
-        </w:tc>
-        <w:tc>
-          <w:tcPr>
-            <w:tcW w:type="dxa" w:w="3024"/>
-            <w:vAlign w:val="center"/>
-            <w:shd w:fill="EAF3F6"/>
-          </w:tcPr>
-          <w:p>
-            <w:pPr>
-              <w:spacing w:after="0"/>
-            </w:pPr>
-            <w:r/>
-            <w:r>
-              <w:rPr>
-                <w:rFonts w:ascii="Times New Roman" w:hAnsi="Times New Roman"/>
-                <w:b w:val="0"/>
-                <w:color w:val="18323F"/>
-                <w:sz w:val="17"/>
-              </w:rPr>
-              <w:t>Allocate monitoring resources</w:t>
-            </w:r>
-          </w:p>
-        </w:tc>
-        <w:tc>
-          <w:tcPr>
-            <w:tcW w:type="dxa" w:w="3888"/>
-            <w:vAlign w:val="center"/>
-            <w:shd w:fill="EAF3F6"/>
-          </w:tcPr>
-          <w:p>
-            <w:pPr>
-              <w:spacing w:after="0"/>
-            </w:pPr>
-            <w:r/>
-            <w:r>
-              <w:rPr>
-                <w:rFonts w:ascii="Times New Roman" w:hAnsi="Times New Roman"/>
-                <w:b w:val="0"/>
-                <w:color w:val="18323F"/>
-                <w:sz w:val="17"/>
-              </w:rPr>
-              <w:t>National trend and transparent model benchmark</w:t>
-            </w:r>
-          </w:p>
-        </w:tc>
-      </w:tr>
-    </w:tbl>
-    <w:p>
-      <w:pPr>
-        <w:pStyle w:val="Heading1"/>
-        <w:keepNext/>
-        <w:spacing w:before="200" w:after="100"/>
-      </w:pPr>
-      <w:r>
-        <w:t>1.2 Guardrails</w:t>
-      </w:r>
-    </w:p>
-    <w:p>
-      <w:pPr>
-        <w:pStyle w:val="ListBullet"/>
-        <w:spacing w:line="360" w:lineRule="auto" w:after="80"/>
-      </w:pPr>
-      <w:r>
-        <w:t>No island-level tourism values are inferred from state totals.</w:t>
-      </w:r>
-    </w:p>
-    <w:p>
-      <w:pPr>
-        <w:pStyle w:val="ListBullet"/>
-        <w:spacing w:line="360" w:lineRule="auto" w:after="80"/>
-      </w:pPr>
-      <w:r>
-        <w:t>Feature importance is described as association, not cause.</w:t>
-      </w:r>
-    </w:p>
-    <w:p>
-      <w:pPr>
-        <w:pStyle w:val="ListBullet"/>
-        <w:spacing w:line="360" w:lineRule="auto" w:after="80"/>
-      </w:pPr>
-      <w:r>
-        <w:t>A high rank triggers verification; it is not a closure order or carrying-capacity quota.</w:t>
-      </w:r>
-    </w:p>
-    <w:p>
-      <w:pPr>
-        <w:pStyle w:val="ListBullet"/>
-        <w:spacing w:line="360" w:lineRule="auto" w:after="80"/>
-      </w:pPr>
-      <w:r>
-        <w:t>Thermal evidence never becomes a claim that visitors caused bleaching.</w:t>
-      </w:r>
-    </w:p>
-    <w:p>
-      <w:pPr>
-        <w:pStyle w:val="Heading1"/>
-        <w:keepNext/>
-        <w:spacing w:before="200" w:after="100"/>
-      </w:pPr>
-      <w:r>
-        <w:t>1.3 Observed national context</w:t>
-      </w:r>
-    </w:p>
-    <w:p>
-      <w:pPr>
-        <w:spacing w:line="360" w:lineRule="auto" w:after="140"/>
-      </w:pPr>
-      <w:r>
-        <w:rPr>
-          <w:b w:val="0"/>
-          <w:i w:val="0"/>
-          <w:color w:val="18323F"/>
-        </w:rPr>
-        <w:t>The unweighted mean live coral cover among surveyed island observations was 57.1% in 2012 and 39.8% in 2025. Survey composition changes across years, so this descriptive line should not be read as a fixed-panel national estimate.</w:t>
-      </w:r>
-    </w:p>
-    <w:p>
-      <w:r>
-        <w:br w:type="page"/>
-      </w:r>
-    </w:p>
-    <w:p>
-      <w:pPr>
-        <w:pStyle w:val="Heading1"/>
-        <w:keepNext/>
-        <w:spacing w:before="200" w:after="100"/>
-      </w:pPr>
-      <w:r>
-        <w:t>2. Data and provenance</w:t>
-      </w:r>
-    </w:p>
-    <w:tbl>
-      <w:tblPr>
-        <w:tblW w:type="auto" w:w="0"/>
-        <w:jc w:val="center"/>
-        <w:tblLayout w:type="fixed"/>
-        <w:tblLook w:firstColumn="1" w:firstRow="1" w:lastColumn="0" w:lastRow="0" w:noHBand="0" w:noVBand="1" w:val="04A0"/>
-      </w:tblPr>
-      <w:tblGrid>
-        <w:gridCol w:w="3264"/>
-        <w:gridCol w:w="3264"/>
-        <w:gridCol w:w="3264"/>
-      </w:tblGrid>
-      <w:tr>
-        <w:tc>
-          <w:tcPr>
-            <w:tcW w:type="dxa" w:w="2448"/>
-            <w:vAlign w:val="center"/>
-            <w:shd w:fill="12304A"/>
-          </w:tcPr>
-          <w:p>
-            <w:pPr>
-              <w:spacing w:after="0"/>
-            </w:pPr>
-            <w:r/>
-            <w:r>
-              <w:rPr>
-                <w:rFonts w:ascii="Times New Roman" w:hAnsi="Times New Roman"/>
-                <w:b/>
-                <w:color w:val="FFFFFF"/>
-                <w:sz w:val="18"/>
-              </w:rPr>
-              <w:t>Source</w:t>
-            </w:r>
-          </w:p>
-        </w:tc>
-        <w:tc>
-          <w:tcPr>
-            <w:tcW w:type="dxa" w:w="4032"/>
-            <w:vAlign w:val="center"/>
-            <w:shd w:fill="12304A"/>
-          </w:tcPr>
-          <w:p>
-            <w:pPr>
-              <w:spacing w:after="0"/>
-            </w:pPr>
-            <w:r/>
-            <w:r>
-              <w:rPr>
-                <w:rFonts w:ascii="Times New Roman" w:hAnsi="Times New Roman"/>
-                <w:b/>
-                <w:color w:val="FFFFFF"/>
-                <w:sz w:val="18"/>
-              </w:rPr>
-              <w:t>Role</w:t>
-            </w:r>
-          </w:p>
-        </w:tc>
         <w:tc>
           <w:tcPr>
             <w:tcW w:type="dxa" w:w="2880"/>
@@ -935,22 +122,20 @@
             <w:r/>
             <w:r>
               <w:rPr>
-                <w:rFonts w:ascii="Times New Roman" w:hAnsi="Times New Roman"/>
+                <w:rFonts w:ascii="Arial" w:hAnsi="Arial"/>
                 <w:b/>
                 <w:color w:val="FFFFFF"/>
-                <w:sz w:val="18"/>
+                <w:sz w:val="16"/>
               </w:rPr>
-              <w:t>Treatment</w:t>
+              <w:t>Objective</w:t>
             </w:r>
           </w:p>
         </w:tc>
-      </w:tr>
-      <w:tr>
         <w:tc>
           <w:tcPr>
-            <w:tcW w:type="dxa" w:w="2448"/>
+            <w:tcW w:type="dxa" w:w="6336"/>
             <w:vAlign w:val="center"/>
-            <w:shd w:fill="EAF3F6"/>
+            <w:shd w:fill="12304A"/>
           </w:tcPr>
           <w:p>
             <w:pPr>
@@ -959,37 +144,17 @@
             <w:r/>
             <w:r>
               <w:rPr>
-                <w:rFonts w:ascii="Times New Roman" w:hAnsi="Times New Roman"/>
-                <w:b w:val="0"/>
-                <w:color w:val="18323F"/>
-                <w:sz w:val="17"/>
+                <w:rFonts w:ascii="Arial" w:hAnsi="Arial"/>
+                <w:b/>
+                <w:color w:val="FFFFFF"/>
+                <w:sz w:val="16"/>
               </w:rPr>
-              <w:t>Reef Check Malaysia annual reports</w:t>
+              <w:t>What the project delivers</w:t>
             </w:r>
           </w:p>
         </w:tc>
-        <w:tc>
-          <w:tcPr>
-            <w:tcW w:type="dxa" w:w="4032"/>
-            <w:vAlign w:val="center"/>
-            <w:shd w:fill="EAF3F6"/>
-          </w:tcPr>
-          <w:p>
-            <w:pPr>
-              <w:spacing w:after="0"/>
-            </w:pPr>
-            <w:r/>
-            <w:r>
-              <w:rPr>
-                <w:rFonts w:ascii="Times New Roman" w:hAnsi="Times New Roman"/>
-                <w:b w:val="0"/>
-                <w:color w:val="18323F"/>
-                <w:sz w:val="17"/>
-              </w:rPr>
-              <w:t>Island-year coral, substrate, fish, invertebrate and narrative indicators</w:t>
-            </w:r>
-          </w:p>
-        </w:tc>
+      </w:tr>
+      <w:tr>
         <w:tc>
           <w:tcPr>
             <w:tcW w:type="dxa" w:w="2880"/>
@@ -1003,21 +168,20 @@
             <w:r/>
             <w:r>
               <w:rPr>
-                <w:rFonts w:ascii="Times New Roman" w:hAnsi="Times New Roman"/>
+                <w:rFonts w:ascii="Arial" w:hAnsi="Arial"/>
                 <w:b w:val="0"/>
                 <w:color w:val="18323F"/>
                 <w:sz w:val="17"/>
               </w:rPr>
-              <w:t>Primary ecological evidence; confidence field retained</w:t>
+              <w:t>1. Identify Associated Factors</w:t>
             </w:r>
           </w:p>
         </w:tc>
-      </w:tr>
-      <w:tr>
         <w:tc>
           <w:tcPr>
-            <w:tcW w:type="dxa" w:w="2448"/>
+            <w:tcW w:type="dxa" w:w="6336"/>
             <w:vAlign w:val="center"/>
+            <w:shd w:fill="EAF3F6"/>
           </w:tcPr>
           <w:p>
             <w:pPr>
@@ -1026,36 +190,17 @@
             <w:r/>
             <w:r>
               <w:rPr>
-                <w:rFonts w:ascii="Times New Roman" w:hAnsi="Times New Roman"/>
+                <w:rFonts w:ascii="Arial" w:hAnsi="Arial"/>
                 <w:b w:val="0"/>
                 <w:color w:val="18323F"/>
                 <w:sz w:val="17"/>
               </w:rPr>
-              <w:t>NOAA Coral Reef Watch</w:t>
+              <w:t>Lagged associations for heat, water-quality indicators, and documented local disturbances; no causal attribution.</w:t>
             </w:r>
           </w:p>
         </w:tc>
-        <w:tc>
-          <w:tcPr>
-            <w:tcW w:type="dxa" w:w="4032"/>
-            <w:vAlign w:val="center"/>
-          </w:tcPr>
-          <w:p>
-            <w:pPr>
-              <w:spacing w:after="0"/>
-            </w:pPr>
-            <w:r/>
-            <w:r>
-              <w:rPr>
-                <w:rFonts w:ascii="Times New Roman" w:hAnsi="Times New Roman"/>
-                <w:b w:val="0"/>
-                <w:color w:val="18323F"/>
-                <w:sz w:val="17"/>
-              </w:rPr>
-              <w:t>Sea-surface temperature anomaly and Degree Heating Weeks</w:t>
-            </w:r>
-          </w:p>
-        </w:tc>
+      </w:tr>
+      <w:tr>
         <w:tc>
           <w:tcPr>
             <w:tcW w:type="dxa" w:w="2880"/>
@@ -1068,22 +213,19 @@
             <w:r/>
             <w:r>
               <w:rPr>
-                <w:rFonts w:ascii="Times New Roman" w:hAnsi="Times New Roman"/>
+                <w:rFonts w:ascii="Arial" w:hAnsi="Arial"/>
                 <w:b w:val="0"/>
                 <w:color w:val="18323F"/>
                 <w:sz w:val="17"/>
               </w:rPr>
-              <w:t>Matched to regional stations; missing remains blank</w:t>
+              <w:t>2. Compare Available Stressor Evidence</w:t>
             </w:r>
           </w:p>
         </w:tc>
-      </w:tr>
-      <w:tr>
         <w:tc>
           <w:tcPr>
-            <w:tcW w:type="dxa" w:w="2448"/>
+            <w:tcW w:type="dxa" w:w="6336"/>
             <w:vAlign w:val="center"/>
-            <w:shd w:fill="EAF3F6"/>
           </w:tcPr>
           <w:p>
             <w:pPr>
@@ -1092,37 +234,17 @@
             <w:r/>
             <w:r>
               <w:rPr>
-                <w:rFonts w:ascii="Times New Roman" w:hAnsi="Times New Roman"/>
+                <w:rFonts w:ascii="Arial" w:hAnsi="Arial"/>
                 <w:b w:val="0"/>
                 <w:color w:val="18323F"/>
                 <w:sz w:val="17"/>
               </w:rPr>
-              <w:t>OpenDOSM tourism and GDP series</w:t>
+              <w:t>Side-by-side descriptive evidence while stating that tourism's causal percentage is not estimable.</w:t>
             </w:r>
           </w:p>
         </w:tc>
-        <w:tc>
-          <w:tcPr>
-            <w:tcW w:type="dxa" w:w="4032"/>
-            <w:vAlign w:val="center"/>
-            <w:shd w:fill="EAF3F6"/>
-          </w:tcPr>
-          <w:p>
-            <w:pPr>
-              <w:spacing w:after="0"/>
-            </w:pPr>
-            <w:r/>
-            <w:r>
-              <w:rPr>
-                <w:rFonts w:ascii="Times New Roman" w:hAnsi="Times New Roman"/>
-                <w:b w:val="0"/>
-                <w:color w:val="18323F"/>
-                <w:sz w:val="17"/>
-              </w:rPr>
-              <w:t>National/state descriptive context</w:t>
-            </w:r>
-          </w:p>
-        </w:tc>
+      </w:tr>
+      <w:tr>
         <w:tc>
           <w:tcPr>
             <w:tcW w:type="dxa" w:w="2880"/>
@@ -1136,21 +258,20 @@
             <w:r/>
             <w:r>
               <w:rPr>
-                <w:rFonts w:ascii="Times New Roman" w:hAnsi="Times New Roman"/>
+                <w:rFonts w:ascii="Arial" w:hAnsi="Arial"/>
                 <w:b w:val="0"/>
                 <w:color w:val="18323F"/>
                 <w:sz w:val="17"/>
               </w:rPr>
-              <w:t>Not downscaled into model features</w:t>
+              <w:t>3. Prioritise Field Verification</w:t>
             </w:r>
           </w:p>
         </w:tc>
-      </w:tr>
-      <w:tr>
         <w:tc>
           <w:tcPr>
-            <w:tcW w:type="dxa" w:w="2448"/>
+            <w:tcW w:type="dxa" w:w="6336"/>
             <w:vAlign w:val="center"/>
+            <w:shd w:fill="EAF3F6"/>
           </w:tcPr>
           <w:p>
             <w:pPr>
@@ -1159,36 +280,17 @@
             <w:r/>
             <w:r>
               <w:rPr>
-                <w:rFonts w:ascii="Times New Roman" w:hAnsi="Times New Roman"/>
+                <w:rFonts w:ascii="Arial" w:hAnsi="Arial"/>
                 <w:b w:val="0"/>
                 <w:color w:val="18323F"/>
                 <w:sz w:val="17"/>
               </w:rPr>
-              <w:t>DOSM Datathon 2026 booklet</w:t>
+              <w:t>A ranked monitoring queue with uncertainty and evidence-matched inspection steps.</w:t>
             </w:r>
           </w:p>
         </w:tc>
-        <w:tc>
-          <w:tcPr>
-            <w:tcW w:type="dxa" w:w="4032"/>
-            <w:vAlign w:val="center"/>
-          </w:tcPr>
-          <w:p>
-            <w:pPr>
-              <w:spacing w:after="0"/>
-            </w:pPr>
-            <w:r/>
-            <w:r>
-              <w:rPr>
-                <w:rFonts w:ascii="Times New Roman" w:hAnsi="Times New Roman"/>
-                <w:b w:val="0"/>
-                <w:color w:val="18323F"/>
-                <w:sz w:val="17"/>
-              </w:rPr>
-              <w:t>Submission and evidence rules</w:t>
-            </w:r>
-          </w:p>
-        </w:tc>
+      </w:tr>
+      <w:tr>
         <w:tc>
           <w:tcPr>
             <w:tcW w:type="dxa" w:w="2880"/>
@@ -1201,12 +303,33 @@
             <w:r/>
             <w:r>
               <w:rPr>
-                <w:rFonts w:ascii="Times New Roman" w:hAnsi="Times New Roman"/>
+                <w:rFonts w:ascii="Arial" w:hAnsi="Arial"/>
                 <w:b w:val="0"/>
                 <w:color w:val="18323F"/>
                 <w:sz w:val="17"/>
               </w:rPr>
-              <w:t>No simulated or fabricated observations</w:t>
+              <w:t>4. Frame Conservation with Economic Context</w:t>
+            </w:r>
+          </w:p>
+        </w:tc>
+        <w:tc>
+          <w:tcPr>
+            <w:tcW w:type="dxa" w:w="6336"/>
+            <w:vAlign w:val="center"/>
+          </w:tcPr>
+          <w:p>
+            <w:pPr>
+              <w:spacing w:after="0"/>
+            </w:pPr>
+            <w:r/>
+            <w:r>
+              <w:rPr>
+                <w:rFonts w:ascii="Arial" w:hAnsi="Arial"/>
+                <w:b w:val="0"/>
+                <w:color w:val="18323F"/>
+                <w:sz w:val="17"/>
+              </w:rPr>
+              <w:t>The published DMPM RM8.7 billion annual benchmark, with its original scope and components.</w:t>
             </w:r>
           </w:p>
         </w:tc>
@@ -1214,71 +337,25 @@
     </w:tbl>
     <w:p>
       <w:pPr>
-        <w:pStyle w:val="Heading1"/>
+        <w:pStyle w:val="Heading2"/>
         <w:keepNext/>
-        <w:spacing w:before="200" w:after="100"/>
+        <w:spacing w:before="180" w:after="80"/>
       </w:pPr>
       <w:r>
-        <w:t>2.1 Data quality controls</w:t>
+        <w:t>Headline model result</w:t>
       </w:r>
     </w:p>
     <w:p>
       <w:pPr>
-        <w:pStyle w:val="ListBullet"/>
-        <w:spacing w:line="360" w:lineRule="auto" w:after="80"/>
-      </w:pPr>
-      <w:r>
-        <w:t>404 processed island-year rows and 46 retained fields.</w:t>
-      </w:r>
-    </w:p>
-    <w:p>
-      <w:pPr>
-        <w:pStyle w:val="ListBullet"/>
-        <w:spacing w:line="360" w:lineRule="auto" w:after="80"/>
-      </w:pPr>
-      <w:r>
-        <w:t>NOAA rows use the published DHW field, not the adjacent threshold-exceedance field.</w:t>
-      </w:r>
-    </w:p>
-    <w:p>
-      <w:pPr>
-        <w:pStyle w:val="ListBullet"/>
-        <w:spacing w:line="360" w:lineRule="auto" w:after="80"/>
-      </w:pPr>
-      <w:r>
-        <w:t>Coordinates, marine-park labels, source confidence, and extraction source are retained for audit.</w:t>
-      </w:r>
-    </w:p>
-    <w:p>
-      <w:pPr>
-        <w:pStyle w:val="ListBullet"/>
-        <w:spacing w:line="360" w:lineRule="auto" w:after="80"/>
-      </w:pPr>
-      <w:r>
-        <w:t>First observations without a previous survey have no change-rate target and are excluded from transition modeling.</w:t>
-      </w:r>
-    </w:p>
-    <w:p>
-      <w:pPr>
-        <w:pStyle w:val="Heading1"/>
-        <w:keepNext/>
-        <w:spacing w:before="200" w:after="100"/>
-      </w:pPr>
-      <w:r>
-        <w:t>2.2 Known evidence limitations</w:t>
-      </w:r>
-    </w:p>
-    <w:p>
-      <w:pPr>
-        <w:spacing w:line="360" w:lineRule="auto" w:after="140"/>
+        <w:spacing w:line="283" w:lineRule="auto" w:after="120"/>
       </w:pPr>
       <w:r>
         <w:rPr>
-          <w:b w:val="0"/>
+          <w:b/>
           <w:i w:val="0"/>
           <w:color w:val="18323F"/>
         </w:rPr>
-        <w:t>Survey coverage is uneven across islands and years. Narrative impact flags indicate that a stressor was mentioned in a report; they are not continuous measurements of intensity. Regional NOAA stations do not replace in-water temperature loggers. Results should be refreshed whenever extraction corrections or new survey years become available.</w:t>
+        <w:t>Gradient boosting achieved forward-test MAE 5.86 percentage points per year versus 5.99 for the mean baseline, a 2.2% improvement. Overall R2 is 0.070. The small gain supports cautious ranking only, not automated enforcement.</w:t>
       </w:r>
     </w:p>
     <w:p>
@@ -1290,52 +367,28 @@
       <w:pPr>
         <w:pStyle w:val="Heading1"/>
         <w:keepNext/>
-        <w:spacing w:before="200" w:after="100"/>
+        <w:spacing w:before="180" w:after="80"/>
       </w:pPr>
       <w:r>
-        <w:t>3. Modeling method</w:t>
-      </w:r>
-    </w:p>
-    <w:p>
-      <w:pPr>
-        <w:spacing w:line="360" w:lineRule="auto" w:after="140"/>
-      </w:pPr>
-      <w:r>
-        <w:rPr>
-          <w:b w:val="0"/>
-          <w:i w:val="0"/>
-          <w:color w:val="18323F"/>
-        </w:rPr>
-        <w:t>Each training example uses conditions recorded for an island at one survey and predicts the annualized live-coral-cover change observed at that island's next survey. Rows are ordered within island before the target is created. Evaluation uses the latest five target years as separate test periods; every test year is trained only on earlier target years.</w:t>
-      </w:r>
-    </w:p>
-    <w:p>
-      <w:pPr>
-        <w:pStyle w:val="Heading1"/>
-        <w:keepNext/>
-        <w:spacing w:before="200" w:after="100"/>
-      </w:pPr>
-      <w:r>
-        <w:t>3.1 Compared models</w:t>
+        <w:t>1. Data and provenance</w:t>
       </w:r>
     </w:p>
     <w:tbl>
       <w:tblPr>
+        <w:tblStyle w:val="TableGrid"/>
         <w:tblW w:type="auto" w:w="0"/>
         <w:jc w:val="center"/>
-        <w:tblLayout w:type="fixed"/>
         <w:tblLook w:firstColumn="1" w:firstRow="1" w:lastColumn="0" w:lastRow="0" w:noHBand="0" w:noVBand="1" w:val="04A0"/>
       </w:tblPr>
       <w:tblGrid>
-        <w:gridCol w:w="2448"/>
-        <w:gridCol w:w="2448"/>
-        <w:gridCol w:w="2448"/>
-        <w:gridCol w:w="2448"/>
+        <w:gridCol w:w="3331"/>
+        <w:gridCol w:w="3331"/>
+        <w:gridCol w:w="3331"/>
       </w:tblGrid>
       <w:tr>
         <w:tc>
           <w:tcPr>
-            <w:tcW w:type="dxa" w:w="3456"/>
+            <w:tcW w:type="dxa" w:w="2880"/>
             <w:vAlign w:val="center"/>
             <w:shd w:fill="12304A"/>
           </w:tcPr>
@@ -1346,18 +399,18 @@
             <w:r/>
             <w:r>
               <w:rPr>
-                <w:rFonts w:ascii="Times New Roman" w:hAnsi="Times New Roman"/>
+                <w:rFonts w:ascii="Arial" w:hAnsi="Arial"/>
                 <w:b/>
                 <w:color w:val="FFFFFF"/>
-                <w:sz w:val="18"/>
+                <w:sz w:val="16"/>
               </w:rPr>
-              <w:t>Model</w:t>
+              <w:t>Evidence</w:t>
             </w:r>
           </w:p>
         </w:tc>
         <w:tc>
           <w:tcPr>
-            <w:tcW w:type="dxa" w:w="1872"/>
+            <w:tcW w:type="dxa" w:w="3600"/>
             <w:vAlign w:val="center"/>
             <w:shd w:fill="12304A"/>
           </w:tcPr>
@@ -1368,18 +421,18 @@
             <w:r/>
             <w:r>
               <w:rPr>
-                <w:rFonts w:ascii="Times New Roman" w:hAnsi="Times New Roman"/>
+                <w:rFonts w:ascii="Arial" w:hAnsi="Arial"/>
                 <w:b/>
                 <w:color w:val="FFFFFF"/>
-                <w:sz w:val="18"/>
+                <w:sz w:val="16"/>
               </w:rPr>
-              <w:t>MAE (pp/yr)</w:t>
+              <w:t>Role</w:t>
             </w:r>
           </w:p>
         </w:tc>
         <w:tc>
           <w:tcPr>
-            <w:tcW w:type="dxa" w:w="1872"/>
+            <w:tcW w:type="dxa" w:w="2736"/>
             <w:vAlign w:val="center"/>
             <w:shd w:fill="12304A"/>
           </w:tcPr>
@@ -1390,12 +443,1293 @@
             <w:r/>
             <w:r>
               <w:rPr>
-                <w:rFonts w:ascii="Times New Roman" w:hAnsi="Times New Roman"/>
+                <w:rFonts w:ascii="Arial" w:hAnsi="Arial"/>
                 <w:b/>
                 <w:color w:val="FFFFFF"/>
-                <w:sz w:val="18"/>
+                <w:sz w:val="16"/>
               </w:rPr>
-              <w:t>RMSE (pp/yr)</w:t>
+              <w:t>Admission status</w:t>
+            </w:r>
+          </w:p>
+        </w:tc>
+      </w:tr>
+      <w:tr>
+        <w:tc>
+          <w:tcPr>
+            <w:tcW w:type="dxa" w:w="2880"/>
+            <w:vAlign w:val="center"/>
+            <w:shd w:fill="EAF3F6"/>
+          </w:tcPr>
+          <w:p>
+            <w:pPr>
+              <w:spacing w:after="0"/>
+            </w:pPr>
+            <w:r/>
+            <w:r>
+              <w:rPr>
+                <w:rFonts w:ascii="Arial" w:hAnsi="Arial"/>
+                <w:b w:val="0"/>
+                <w:color w:val="18323F"/>
+                <w:sz w:val="17"/>
+              </w:rPr>
+              <w:t>Reef Check Malaysia annual reports</w:t>
+            </w:r>
+          </w:p>
+        </w:tc>
+        <w:tc>
+          <w:tcPr>
+            <w:tcW w:type="dxa" w:w="3600"/>
+            <w:vAlign w:val="center"/>
+            <w:shd w:fill="EAF3F6"/>
+          </w:tcPr>
+          <w:p>
+            <w:pPr>
+              <w:spacing w:after="0"/>
+            </w:pPr>
+            <w:r/>
+            <w:r>
+              <w:rPr>
+                <w:rFonts w:ascii="Arial" w:hAnsi="Arial"/>
+                <w:b w:val="0"/>
+                <w:color w:val="18323F"/>
+                <w:sz w:val="17"/>
+              </w:rPr>
+              <w:t>Ecological condition and documented impact mentions</w:t>
+            </w:r>
+          </w:p>
+        </w:tc>
+        <w:tc>
+          <w:tcPr>
+            <w:tcW w:type="dxa" w:w="2736"/>
+            <w:vAlign w:val="center"/>
+            <w:shd w:fill="EAF3F6"/>
+          </w:tcPr>
+          <w:p>
+            <w:pPr>
+              <w:spacing w:after="0"/>
+            </w:pPr>
+            <w:r/>
+            <w:r>
+              <w:rPr>
+                <w:rFonts w:ascii="Arial" w:hAnsi="Arial"/>
+                <w:b w:val="0"/>
+                <w:color w:val="18323F"/>
+                <w:sz w:val="17"/>
+              </w:rPr>
+              <w:t>Verified input to scored model</w:t>
+            </w:r>
+          </w:p>
+        </w:tc>
+      </w:tr>
+      <w:tr>
+        <w:tc>
+          <w:tcPr>
+            <w:tcW w:type="dxa" w:w="2880"/>
+            <w:vAlign w:val="center"/>
+          </w:tcPr>
+          <w:p>
+            <w:pPr>
+              <w:spacing w:after="0"/>
+            </w:pPr>
+            <w:r/>
+            <w:r>
+              <w:rPr>
+                <w:rFonts w:ascii="Arial" w:hAnsi="Arial"/>
+                <w:b w:val="0"/>
+                <w:color w:val="18323F"/>
+                <w:sz w:val="17"/>
+              </w:rPr>
+              <w:t>Coordinates and marine-park labels</w:t>
+            </w:r>
+          </w:p>
+        </w:tc>
+        <w:tc>
+          <w:tcPr>
+            <w:tcW w:type="dxa" w:w="3600"/>
+            <w:vAlign w:val="center"/>
+          </w:tcPr>
+          <w:p>
+            <w:pPr>
+              <w:spacing w:after="0"/>
+            </w:pPr>
+            <w:r/>
+            <w:r>
+              <w:rPr>
+                <w:rFonts w:ascii="Arial" w:hAnsi="Arial"/>
+                <w:b w:val="0"/>
+                <w:color w:val="18323F"/>
+                <w:sz w:val="17"/>
+              </w:rPr>
+              <w:t>Location and grouping</w:t>
+            </w:r>
+          </w:p>
+        </w:tc>
+        <w:tc>
+          <w:tcPr>
+            <w:tcW w:type="dxa" w:w="2736"/>
+            <w:vAlign w:val="center"/>
+          </w:tcPr>
+          <w:p>
+            <w:pPr>
+              <w:spacing w:after="0"/>
+            </w:pPr>
+            <w:r/>
+            <w:r>
+              <w:rPr>
+                <w:rFonts w:ascii="Arial" w:hAnsi="Arial"/>
+                <w:b w:val="0"/>
+                <w:color w:val="18323F"/>
+                <w:sz w:val="17"/>
+              </w:rPr>
+              <w:t>Verified input; Labuan recorded as W.P. Labuan</w:t>
+            </w:r>
+          </w:p>
+        </w:tc>
+      </w:tr>
+      <w:tr>
+        <w:tc>
+          <w:tcPr>
+            <w:tcW w:type="dxa" w:w="2880"/>
+            <w:vAlign w:val="center"/>
+            <w:shd w:fill="EAF3F6"/>
+          </w:tcPr>
+          <w:p>
+            <w:pPr>
+              <w:spacing w:after="0"/>
+            </w:pPr>
+            <w:r/>
+            <w:r>
+              <w:rPr>
+                <w:rFonts w:ascii="Arial" w:hAnsi="Arial"/>
+                <w:b w:val="0"/>
+                <w:color w:val="18323F"/>
+                <w:sz w:val="17"/>
+              </w:rPr>
+              <w:t>NOAA Coral Reef Watch virtual stations</w:t>
+            </w:r>
+          </w:p>
+        </w:tc>
+        <w:tc>
+          <w:tcPr>
+            <w:tcW w:type="dxa" w:w="3600"/>
+            <w:vAlign w:val="center"/>
+            <w:shd w:fill="EAF3F6"/>
+          </w:tcPr>
+          <w:p>
+            <w:pPr>
+              <w:spacing w:after="0"/>
+            </w:pPr>
+            <w:r/>
+            <w:r>
+              <w:rPr>
+                <w:rFonts w:ascii="Arial" w:hAnsi="Arial"/>
+                <w:b w:val="0"/>
+                <w:color w:val="18323F"/>
+                <w:sz w:val="17"/>
+              </w:rPr>
+              <w:t>Regional heat context and descriptive diagnostics</w:t>
+            </w:r>
+          </w:p>
+        </w:tc>
+        <w:tc>
+          <w:tcPr>
+            <w:tcW w:type="dxa" w:w="2736"/>
+            <w:vAlign w:val="center"/>
+            <w:shd w:fill="EAF3F6"/>
+          </w:tcPr>
+          <w:p>
+            <w:pPr>
+              <w:spacing w:after="0"/>
+            </w:pPr>
+            <w:r/>
+            <w:r>
+              <w:rPr>
+                <w:rFonts w:ascii="Arial" w:hAnsi="Arial"/>
+                <w:b w:val="0"/>
+                <w:color w:val="18323F"/>
+                <w:sz w:val="17"/>
+              </w:rPr>
+              <w:t>Eligibility pending; excluded from scored model</w:t>
+            </w:r>
+          </w:p>
+        </w:tc>
+      </w:tr>
+      <w:tr>
+        <w:tc>
+          <w:tcPr>
+            <w:tcW w:type="dxa" w:w="2880"/>
+            <w:vAlign w:val="center"/>
+          </w:tcPr>
+          <w:p>
+            <w:pPr>
+              <w:spacing w:after="0"/>
+            </w:pPr>
+            <w:r/>
+            <w:r>
+              <w:rPr>
+                <w:rFonts w:ascii="Arial" w:hAnsi="Arial"/>
+                <w:b w:val="0"/>
+                <w:color w:val="18323F"/>
+                <w:sz w:val="17"/>
+              </w:rPr>
+              <w:t>Marine-park visitors</w:t>
+            </w:r>
+          </w:p>
+        </w:tc>
+        <w:tc>
+          <w:tcPr>
+            <w:tcW w:type="dxa" w:w="3600"/>
+            <w:vAlign w:val="center"/>
+          </w:tcPr>
+          <w:p>
+            <w:pPr>
+              <w:spacing w:after="0"/>
+            </w:pPr>
+            <w:r/>
+            <w:r>
+              <w:rPr>
+                <w:rFonts w:ascii="Arial" w:hAnsi="Arial"/>
+                <w:b w:val="0"/>
+                <w:color w:val="18323F"/>
+                <w:sz w:val="17"/>
+              </w:rPr>
+              <w:t>Historical aggregate context</w:t>
+            </w:r>
+          </w:p>
+        </w:tc>
+        <w:tc>
+          <w:tcPr>
+            <w:tcW w:type="dxa" w:w="2736"/>
+            <w:vAlign w:val="center"/>
+          </w:tcPr>
+          <w:p>
+            <w:pPr>
+              <w:spacing w:after="0"/>
+            </w:pPr>
+            <w:r/>
+            <w:r>
+              <w:rPr>
+                <w:rFonts w:ascii="Arial" w:hAnsi="Arial"/>
+                <w:b w:val="0"/>
+                <w:color w:val="18323F"/>
+                <w:sz w:val="17"/>
+              </w:rPr>
+              <w:t>Verified only for cited 2000-2009 scope; excluded from model</w:t>
+            </w:r>
+          </w:p>
+        </w:tc>
+      </w:tr>
+      <w:tr>
+        <w:tc>
+          <w:tcPr>
+            <w:tcW w:type="dxa" w:w="2880"/>
+            <w:vAlign w:val="center"/>
+            <w:shd w:fill="EAF3F6"/>
+          </w:tcPr>
+          <w:p>
+            <w:pPr>
+              <w:spacing w:after="0"/>
+            </w:pPr>
+            <w:r/>
+            <w:r>
+              <w:rPr>
+                <w:rFonts w:ascii="Arial" w:hAnsi="Arial"/>
+                <w:b w:val="0"/>
+                <w:color w:val="18323F"/>
+                <w:sz w:val="17"/>
+              </w:rPr>
+              <w:t>DMPM Total Economic Value booklet</w:t>
+            </w:r>
+          </w:p>
+        </w:tc>
+        <w:tc>
+          <w:tcPr>
+            <w:tcW w:type="dxa" w:w="3600"/>
+            <w:vAlign w:val="center"/>
+            <w:shd w:fill="EAF3F6"/>
+          </w:tcPr>
+          <w:p>
+            <w:pPr>
+              <w:spacing w:after="0"/>
+            </w:pPr>
+            <w:r/>
+            <w:r>
+              <w:rPr>
+                <w:rFonts w:ascii="Arial" w:hAnsi="Arial"/>
+                <w:b w:val="0"/>
+                <w:color w:val="18323F"/>
+                <w:sz w:val="17"/>
+              </w:rPr>
+              <w:t>Historical economic context</w:t>
+            </w:r>
+          </w:p>
+        </w:tc>
+        <w:tc>
+          <w:tcPr>
+            <w:tcW w:type="dxa" w:w="2736"/>
+            <w:vAlign w:val="center"/>
+            <w:shd w:fill="EAF3F6"/>
+          </w:tcPr>
+          <w:p>
+            <w:pPr>
+              <w:spacing w:after="0"/>
+            </w:pPr>
+            <w:r/>
+            <w:r>
+              <w:rPr>
+                <w:rFonts w:ascii="Arial" w:hAnsi="Arial"/>
+                <w:b w:val="0"/>
+                <w:color w:val="18323F"/>
+                <w:sz w:val="17"/>
+              </w:rPr>
+              <w:t>Verified context for six evaluated archipelagos</w:t>
+            </w:r>
+          </w:p>
+        </w:tc>
+      </w:tr>
+      <w:tr>
+        <w:tc>
+          <w:tcPr>
+            <w:tcW w:type="dxa" w:w="2880"/>
+            <w:vAlign w:val="center"/>
+          </w:tcPr>
+          <w:p>
+            <w:pPr>
+              <w:spacing w:after="0"/>
+            </w:pPr>
+            <w:r/>
+            <w:r>
+              <w:rPr>
+                <w:rFonts w:ascii="Arial" w:hAnsi="Arial"/>
+                <w:b w:val="0"/>
+                <w:color w:val="18323F"/>
+                <w:sz w:val="17"/>
+              </w:rPr>
+              <w:t>Local accommodation inventory</w:t>
+            </w:r>
+          </w:p>
+        </w:tc>
+        <w:tc>
+          <w:tcPr>
+            <w:tcW w:type="dxa" w:w="3600"/>
+            <w:vAlign w:val="center"/>
+          </w:tcPr>
+          <w:p>
+            <w:pPr>
+              <w:spacing w:after="0"/>
+            </w:pPr>
+            <w:r/>
+            <w:r>
+              <w:rPr>
+                <w:rFonts w:ascii="Arial" w:hAnsi="Arial"/>
+                <w:b w:val="0"/>
+                <w:color w:val="18323F"/>
+                <w:sz w:val="17"/>
+              </w:rPr>
+              <w:t>None</w:t>
+            </w:r>
+          </w:p>
+        </w:tc>
+        <w:tc>
+          <w:tcPr>
+            <w:tcW w:type="dxa" w:w="2736"/>
+            <w:vAlign w:val="center"/>
+          </w:tcPr>
+          <w:p>
+            <w:pPr>
+              <w:spacing w:after="0"/>
+            </w:pPr>
+            <w:r/>
+            <w:r>
+              <w:rPr>
+                <w:rFonts w:ascii="Arial" w:hAnsi="Arial"/>
+                <w:b w:val="0"/>
+                <w:color w:val="18323F"/>
+                <w:sz w:val="17"/>
+              </w:rPr>
+              <w:t>Excluded: reproducible source trail not available</w:t>
+            </w:r>
+          </w:p>
+        </w:tc>
+      </w:tr>
+    </w:tbl>
+    <w:p>
+      <w:pPr>
+        <w:spacing w:line="283" w:lineRule="auto" w:after="120"/>
+      </w:pPr>
+      <w:r>
+        <w:rPr>
+          <w:b/>
+          <w:i w:val="0"/>
+          <w:color w:val="18323F"/>
+        </w:rPr>
+        <w:t>NOAA variables are excluded from the scored model because written DOSM eligibility confirmation is not on file. Regional DHW remains visible only as supporting context for field questions.</w:t>
+      </w:r>
+    </w:p>
+    <w:p>
+      <w:pPr>
+        <w:pStyle w:val="Heading2"/>
+        <w:keepNext/>
+        <w:spacing w:before="180" w:after="80"/>
+      </w:pPr>
+      <w:r>
+        <w:t>Data quality boundaries</w:t>
+      </w:r>
+    </w:p>
+    <w:p>
+      <w:pPr>
+        <w:pStyle w:val="ListBullet"/>
+        <w:spacing w:after="60"/>
+      </w:pPr>
+      <w:r>
+        <w:t>Processed panel: 404 monitoring-unit/year observations, 56 unit labels, 2012-2025.</w:t>
+      </w:r>
+    </w:p>
+    <w:p>
+      <w:pPr>
+        <w:pStyle w:val="ListBullet"/>
+        <w:spacing w:after="60"/>
+      </w:pPr>
+      <w:r>
+        <w:t>First observations without an earlier survey have no next-change training target.</w:t>
+      </w:r>
+    </w:p>
+    <w:p>
+      <w:pPr>
+        <w:pStyle w:val="ListBullet"/>
+        <w:spacing w:after="60"/>
+      </w:pPr>
+      <w:r>
+        <w:t>Narrative flags indicate a report mention; no mention is not proof of absence.</w:t>
+      </w:r>
+    </w:p>
+    <w:p>
+      <w:pPr>
+        <w:pStyle w:val="ListBullet"/>
+        <w:spacing w:after="60"/>
+      </w:pPr>
+      <w:r>
+        <w:t>State totals and visitor aggregates are not allocated to individual reefs.</w:t>
+      </w:r>
+    </w:p>
+    <w:p>
+      <w:pPr>
+        <w:jc w:val="center"/>
+      </w:pPr>
+      <w:r>
+        <w:drawing>
+          <wp:inline xmlns:a="http://schemas.openxmlformats.org/drawingml/2006/main" xmlns:pic="http://schemas.openxmlformats.org/drawingml/2006/picture">
+            <wp:extent cx="5760720" cy="3456432"/>
+            <wp:docPr id="1" name="Picture 1"/>
+            <wp:cNvGraphicFramePr>
+              <a:graphicFrameLocks noChangeAspect="1"/>
+            </wp:cNvGraphicFramePr>
+            <a:graphic>
+              <a:graphicData uri="http://schemas.openxmlformats.org/drawingml/2006/picture">
+                <pic:pic>
+                  <pic:nvPicPr>
+                    <pic:cNvPr id="0" name="12_dataset_completeness_matrix.png"/>
+                    <pic:cNvPicPr/>
+                  </pic:nvPicPr>
+                  <pic:blipFill>
+                    <a:blip r:embed="rId11"/>
+                    <a:stretch>
+                      <a:fillRect/>
+                    </a:stretch>
+                  </pic:blipFill>
+                  <pic:spPr>
+                    <a:xfrm>
+                      <a:off x="0" y="0"/>
+                      <a:ext cx="5760720" cy="3456432"/>
+                    </a:xfrm>
+                    <a:prstGeom prst="rect"/>
+                  </pic:spPr>
+                </pic:pic>
+              </a:graphicData>
+            </a:graphic>
+          </wp:inline>
+        </w:drawing>
+      </w:r>
+    </w:p>
+    <w:p>
+      <w:pPr>
+        <w:spacing w:after="120"/>
+        <w:jc w:val="center"/>
+      </w:pPr>
+      <w:r>
+        <w:rPr>
+          <w:i/>
+          <w:sz w:val="17"/>
+        </w:rPr>
+        <w:t>Figure 1. Availability of the verified features admitted to the scored model.</w:t>
+      </w:r>
+    </w:p>
+    <w:p>
+      <w:r>
+        <w:br w:type="page"/>
+      </w:r>
+    </w:p>
+    <w:p>
+      <w:pPr>
+        <w:pStyle w:val="Heading1"/>
+        <w:keepNext/>
+        <w:spacing w:before="180" w:after="80"/>
+      </w:pPr>
+      <w:r>
+        <w:t>2. Observed trends and the tourism data gap</w:t>
+      </w:r>
+    </w:p>
+    <w:p>
+      <w:pPr>
+        <w:jc w:val="center"/>
+      </w:pPr>
+      <w:r>
+        <w:drawing>
+          <wp:inline xmlns:a="http://schemas.openxmlformats.org/drawingml/2006/main" xmlns:pic="http://schemas.openxmlformats.org/drawingml/2006/picture">
+            <wp:extent cx="5760720" cy="2592324"/>
+            <wp:docPr id="2" name="Picture 2"/>
+            <wp:cNvGraphicFramePr>
+              <a:graphicFrameLocks noChangeAspect="1"/>
+            </wp:cNvGraphicFramePr>
+            <a:graphic>
+              <a:graphicData uri="http://schemas.openxmlformats.org/drawingml/2006/picture">
+                <pic:pic>
+                  <pic:nvPicPr>
+                    <pic:cNvPr id="0" name="02_national_coral_cover_trajectory.png"/>
+                    <pic:cNvPicPr/>
+                  </pic:nvPicPr>
+                  <pic:blipFill>
+                    <a:blip r:embed="rId12"/>
+                    <a:stretch>
+                      <a:fillRect/>
+                    </a:stretch>
+                  </pic:blipFill>
+                  <pic:spPr>
+                    <a:xfrm>
+                      <a:off x="0" y="0"/>
+                      <a:ext cx="5760720" cy="2592324"/>
+                    </a:xfrm>
+                    <a:prstGeom prst="rect"/>
+                  </pic:spPr>
+                </pic:pic>
+              </a:graphicData>
+            </a:graphic>
+          </wp:inline>
+        </w:drawing>
+      </w:r>
+    </w:p>
+    <w:p>
+      <w:pPr>
+        <w:spacing w:after="120"/>
+        <w:jc w:val="center"/>
+      </w:pPr>
+      <w:r>
+        <w:rPr>
+          <w:i/>
+          <w:sz w:val="17"/>
+        </w:rPr>
+        <w:t>Figure 2. Unbalanced annual means with surveyed-unit counts and the paired 2024-2025 comparison.</w:t>
+      </w:r>
+    </w:p>
+    <w:p>
+      <w:pPr>
+        <w:spacing w:line="283" w:lineRule="auto" w:after="120"/>
+      </w:pPr>
+      <w:r>
+        <w:rPr>
+          <w:b w:val="0"/>
+          <w:i w:val="0"/>
+          <w:color w:val="18323F"/>
+        </w:rPr>
+        <w:t>The same 39 units averaged 44.98% live coral cover in 2024 and 40.22% in 2025, a change of -4.76 percentage points. This paired comparison is preferred to subtracting two changing annual samples.</w:t>
+      </w:r>
+    </w:p>
+    <w:p>
+      <w:pPr>
+        <w:jc w:val="center"/>
+      </w:pPr>
+      <w:r>
+        <w:drawing>
+          <wp:inline xmlns:a="http://schemas.openxmlformats.org/drawingml/2006/main" xmlns:pic="http://schemas.openxmlformats.org/drawingml/2006/picture">
+            <wp:extent cx="5760720" cy="2592324"/>
+            <wp:docPr id="3" name="Picture 3"/>
+            <wp:cNvGraphicFramePr>
+              <a:graphicFrameLocks noChangeAspect="1"/>
+            </wp:cNvGraphicFramePr>
+            <a:graphic>
+              <a:graphicData uri="http://schemas.openxmlformats.org/drawingml/2006/picture">
+                <pic:pic>
+                  <pic:nvPicPr>
+                    <pic:cNvPr id="0" name="01_tourism_data_gap.png"/>
+                    <pic:cNvPicPr/>
+                  </pic:nvPicPr>
+                  <pic:blipFill>
+                    <a:blip r:embed="rId13"/>
+                    <a:stretch>
+                      <a:fillRect/>
+                    </a:stretch>
+                  </pic:blipFill>
+                  <pic:spPr>
+                    <a:xfrm>
+                      <a:off x="0" y="0"/>
+                      <a:ext cx="5760720" cy="2592324"/>
+                    </a:xfrm>
+                    <a:prstGeom prst="rect"/>
+                  </pic:spPr>
+                </pic:pic>
+              </a:graphicData>
+            </a:graphic>
+          </wp:inline>
+        </w:drawing>
+      </w:r>
+    </w:p>
+    <w:p>
+      <w:pPr>
+        <w:spacing w:after="120"/>
+        <w:jc w:val="center"/>
+      </w:pPr>
+      <w:r>
+        <w:rPr>
+          <w:i/>
+          <w:sz w:val="17"/>
+        </w:rPr>
+        <w:t>Figure 3. Verified 2000-2009 visitor context and the unresolved island-level exposure gap.</w:t>
+      </w:r>
+    </w:p>
+    <w:p>
+      <w:pPr>
+        <w:spacing w:line="283" w:lineRule="auto" w:after="120"/>
+      </w:pPr>
+      <w:r>
+        <w:rPr>
+          <w:b w:val="0"/>
+          <w:i w:val="0"/>
+          <w:color w:val="18323F"/>
+        </w:rPr>
+        <w:t>The available visitor totals cannot identify how many visitors, vessels, anchor drops, or wastewater loads reached a given monitoring unit. ReefSafe therefore does not estimate tourism's causal contribution to coral change.</w:t>
+      </w:r>
+    </w:p>
+    <w:p>
+      <w:r>
+        <w:br w:type="page"/>
+      </w:r>
+    </w:p>
+    <w:p>
+      <w:pPr>
+        <w:pStyle w:val="Heading1"/>
+        <w:keepNext/>
+        <w:spacing w:before="180" w:after="80"/>
+      </w:pPr>
+      <w:r>
+        <w:t>3. Predictive method</w:t>
+      </w:r>
+    </w:p>
+    <w:p>
+      <w:pPr>
+        <w:spacing w:line="283" w:lineRule="auto" w:after="120"/>
+      </w:pPr>
+      <w:r>
+        <w:rPr>
+          <w:b w:val="0"/>
+          <w:i w:val="0"/>
+          <w:color w:val="18323F"/>
+        </w:rPr>
+        <w:t>For each monitoring unit, the pipeline orders surveys by year. Features at one observation predict the annualised live-coral-cover change at the next observation. Missing values are median-imputed inside each training fold. Evaluation uses expanding years: each target year is tested only with data from earlier target years.</w:t>
+      </w:r>
+    </w:p>
+    <w:tbl>
+      <w:tblPr>
+        <w:tblStyle w:val="TableGrid"/>
+        <w:tblW w:type="auto" w:w="0"/>
+        <w:jc w:val="center"/>
+        <w:tblLook w:firstColumn="1" w:firstRow="1" w:lastColumn="0" w:lastRow="0" w:noHBand="0" w:noVBand="1" w:val="04A0"/>
+      </w:tblPr>
+      <w:tblGrid>
+        <w:gridCol w:w="2498"/>
+        <w:gridCol w:w="2498"/>
+        <w:gridCol w:w="2498"/>
+        <w:gridCol w:w="2498"/>
+      </w:tblGrid>
+      <w:tr>
+        <w:tc>
+          <w:tcPr>
+            <w:tcW w:type="dxa" w:w="3600"/>
+            <w:vAlign w:val="center"/>
+            <w:shd w:fill="12304A"/>
+          </w:tcPr>
+          <w:p>
+            <w:pPr>
+              <w:spacing w:after="0"/>
+            </w:pPr>
+            <w:r/>
+            <w:r>
+              <w:rPr>
+                <w:rFonts w:ascii="Arial" w:hAnsi="Arial"/>
+                <w:b/>
+                <w:color w:val="FFFFFF"/>
+                <w:sz w:val="16"/>
+              </w:rPr>
+              <w:t>Model</w:t>
+            </w:r>
+          </w:p>
+        </w:tc>
+        <w:tc>
+          <w:tcPr>
+            <w:tcW w:type="dxa" w:w="1728"/>
+            <w:vAlign w:val="center"/>
+            <w:shd w:fill="12304A"/>
+          </w:tcPr>
+          <w:p>
+            <w:pPr>
+              <w:spacing w:after="0"/>
+            </w:pPr>
+            <w:r/>
+            <w:r>
+              <w:rPr>
+                <w:rFonts w:ascii="Arial" w:hAnsi="Arial"/>
+                <w:b/>
+                <w:color w:val="FFFFFF"/>
+                <w:sz w:val="16"/>
+              </w:rPr>
+              <w:t>MAE</w:t>
+            </w:r>
+          </w:p>
+        </w:tc>
+        <w:tc>
+          <w:tcPr>
+            <w:tcW w:type="dxa" w:w="1728"/>
+            <w:vAlign w:val="center"/>
+            <w:shd w:fill="12304A"/>
+          </w:tcPr>
+          <w:p>
+            <w:pPr>
+              <w:spacing w:after="0"/>
+            </w:pPr>
+            <w:r/>
+            <w:r>
+              <w:rPr>
+                <w:rFonts w:ascii="Arial" w:hAnsi="Arial"/>
+                <w:b/>
+                <w:color w:val="FFFFFF"/>
+                <w:sz w:val="16"/>
+              </w:rPr>
+              <w:t>RMSE</w:t>
+            </w:r>
+          </w:p>
+        </w:tc>
+        <w:tc>
+          <w:tcPr>
+            <w:tcW w:type="dxa" w:w="1728"/>
+            <w:vAlign w:val="center"/>
+            <w:shd w:fill="12304A"/>
+          </w:tcPr>
+          <w:p>
+            <w:pPr>
+              <w:spacing w:after="0"/>
+            </w:pPr>
+            <w:r/>
+            <w:r>
+              <w:rPr>
+                <w:rFonts w:ascii="Arial" w:hAnsi="Arial"/>
+                <w:b/>
+                <w:color w:val="FFFFFF"/>
+                <w:sz w:val="16"/>
+              </w:rPr>
+              <w:t>R2</w:t>
+            </w:r>
+          </w:p>
+        </w:tc>
+      </w:tr>
+      <w:tr>
+        <w:tc>
+          <w:tcPr>
+            <w:tcW w:type="dxa" w:w="3600"/>
+            <w:vAlign w:val="center"/>
+            <w:shd w:fill="EAF3F6"/>
+          </w:tcPr>
+          <w:p>
+            <w:pPr>
+              <w:spacing w:after="0"/>
+            </w:pPr>
+            <w:r/>
+            <w:r>
+              <w:rPr>
+                <w:rFonts w:ascii="Arial" w:hAnsi="Arial"/>
+                <w:b w:val="0"/>
+                <w:color w:val="18323F"/>
+                <w:sz w:val="17"/>
+              </w:rPr>
+              <w:t>Baseline mean</w:t>
+            </w:r>
+          </w:p>
+        </w:tc>
+        <w:tc>
+          <w:tcPr>
+            <w:tcW w:type="dxa" w:w="1728"/>
+            <w:vAlign w:val="center"/>
+            <w:shd w:fill="EAF3F6"/>
+          </w:tcPr>
+          <w:p>
+            <w:pPr>
+              <w:spacing w:after="0"/>
+            </w:pPr>
+            <w:r/>
+            <w:r>
+              <w:rPr>
+                <w:rFonts w:ascii="Arial" w:hAnsi="Arial"/>
+                <w:b w:val="0"/>
+                <w:color w:val="18323F"/>
+                <w:sz w:val="17"/>
+              </w:rPr>
+              <w:t>5.991</w:t>
+            </w:r>
+          </w:p>
+        </w:tc>
+        <w:tc>
+          <w:tcPr>
+            <w:tcW w:type="dxa" w:w="1728"/>
+            <w:vAlign w:val="center"/>
+            <w:shd w:fill="EAF3F6"/>
+          </w:tcPr>
+          <w:p>
+            <w:pPr>
+              <w:spacing w:after="0"/>
+            </w:pPr>
+            <w:r/>
+            <w:r>
+              <w:rPr>
+                <w:rFonts w:ascii="Arial" w:hAnsi="Arial"/>
+                <w:b w:val="0"/>
+                <w:color w:val="18323F"/>
+                <w:sz w:val="17"/>
+              </w:rPr>
+              <w:t>8.100</w:t>
+            </w:r>
+          </w:p>
+        </w:tc>
+        <w:tc>
+          <w:tcPr>
+            <w:tcW w:type="dxa" w:w="1728"/>
+            <w:vAlign w:val="center"/>
+            <w:shd w:fill="EAF3F6"/>
+          </w:tcPr>
+          <w:p>
+            <w:pPr>
+              <w:spacing w:after="0"/>
+            </w:pPr>
+            <w:r/>
+            <w:r>
+              <w:rPr>
+                <w:rFonts w:ascii="Arial" w:hAnsi="Arial"/>
+                <w:b w:val="0"/>
+                <w:color w:val="18323F"/>
+                <w:sz w:val="17"/>
+              </w:rPr>
+              <w:t>-0.019</w:t>
+            </w:r>
+          </w:p>
+        </w:tc>
+      </w:tr>
+      <w:tr>
+        <w:tc>
+          <w:tcPr>
+            <w:tcW w:type="dxa" w:w="3600"/>
+            <w:vAlign w:val="center"/>
+          </w:tcPr>
+          <w:p>
+            <w:pPr>
+              <w:spacing w:after="0"/>
+            </w:pPr>
+            <w:r/>
+            <w:r>
+              <w:rPr>
+                <w:rFonts w:ascii="Arial" w:hAnsi="Arial"/>
+                <w:b w:val="0"/>
+                <w:color w:val="18323F"/>
+                <w:sz w:val="17"/>
+              </w:rPr>
+              <w:t>Ridge regression</w:t>
+            </w:r>
+          </w:p>
+        </w:tc>
+        <w:tc>
+          <w:tcPr>
+            <w:tcW w:type="dxa" w:w="1728"/>
+            <w:vAlign w:val="center"/>
+          </w:tcPr>
+          <w:p>
+            <w:pPr>
+              <w:spacing w:after="0"/>
+            </w:pPr>
+            <w:r/>
+            <w:r>
+              <w:rPr>
+                <w:rFonts w:ascii="Arial" w:hAnsi="Arial"/>
+                <w:b w:val="0"/>
+                <w:color w:val="18323F"/>
+                <w:sz w:val="17"/>
+              </w:rPr>
+              <w:t>5.990</w:t>
+            </w:r>
+          </w:p>
+        </w:tc>
+        <w:tc>
+          <w:tcPr>
+            <w:tcW w:type="dxa" w:w="1728"/>
+            <w:vAlign w:val="center"/>
+          </w:tcPr>
+          <w:p>
+            <w:pPr>
+              <w:spacing w:after="0"/>
+            </w:pPr>
+            <w:r/>
+            <w:r>
+              <w:rPr>
+                <w:rFonts w:ascii="Arial" w:hAnsi="Arial"/>
+                <w:b w:val="0"/>
+                <w:color w:val="18323F"/>
+                <w:sz w:val="17"/>
+              </w:rPr>
+              <w:t>7.939</w:t>
+            </w:r>
+          </w:p>
+        </w:tc>
+        <w:tc>
+          <w:tcPr>
+            <w:tcW w:type="dxa" w:w="1728"/>
+            <w:vAlign w:val="center"/>
+          </w:tcPr>
+          <w:p>
+            <w:pPr>
+              <w:spacing w:after="0"/>
+            </w:pPr>
+            <w:r/>
+            <w:r>
+              <w:rPr>
+                <w:rFonts w:ascii="Arial" w:hAnsi="Arial"/>
+                <w:b w:val="0"/>
+                <w:color w:val="18323F"/>
+                <w:sz w:val="17"/>
+              </w:rPr>
+              <w:t>0.021</w:t>
+            </w:r>
+          </w:p>
+        </w:tc>
+      </w:tr>
+      <w:tr>
+        <w:tc>
+          <w:tcPr>
+            <w:tcW w:type="dxa" w:w="3600"/>
+            <w:vAlign w:val="center"/>
+            <w:shd w:fill="EAF3F6"/>
+          </w:tcPr>
+          <w:p>
+            <w:pPr>
+              <w:spacing w:after="0"/>
+            </w:pPr>
+            <w:r/>
+            <w:r>
+              <w:rPr>
+                <w:rFonts w:ascii="Arial" w:hAnsi="Arial"/>
+                <w:b w:val="0"/>
+                <w:color w:val="18323F"/>
+                <w:sz w:val="17"/>
+              </w:rPr>
+              <w:t>Gradient boosting</w:t>
+            </w:r>
+          </w:p>
+        </w:tc>
+        <w:tc>
+          <w:tcPr>
+            <w:tcW w:type="dxa" w:w="1728"/>
+            <w:vAlign w:val="center"/>
+            <w:shd w:fill="EAF3F6"/>
+          </w:tcPr>
+          <w:p>
+            <w:pPr>
+              <w:spacing w:after="0"/>
+            </w:pPr>
+            <w:r/>
+            <w:r>
+              <w:rPr>
+                <w:rFonts w:ascii="Arial" w:hAnsi="Arial"/>
+                <w:b w:val="0"/>
+                <w:color w:val="18323F"/>
+                <w:sz w:val="17"/>
+              </w:rPr>
+              <w:t>5.859</w:t>
+            </w:r>
+          </w:p>
+        </w:tc>
+        <w:tc>
+          <w:tcPr>
+            <w:tcW w:type="dxa" w:w="1728"/>
+            <w:vAlign w:val="center"/>
+            <w:shd w:fill="EAF3F6"/>
+          </w:tcPr>
+          <w:p>
+            <w:pPr>
+              <w:spacing w:after="0"/>
+            </w:pPr>
+            <w:r/>
+            <w:r>
+              <w:rPr>
+                <w:rFonts w:ascii="Arial" w:hAnsi="Arial"/>
+                <w:b w:val="0"/>
+                <w:color w:val="18323F"/>
+                <w:sz w:val="17"/>
+              </w:rPr>
+              <w:t>7.739</w:t>
+            </w:r>
+          </w:p>
+        </w:tc>
+        <w:tc>
+          <w:tcPr>
+            <w:tcW w:type="dxa" w:w="1728"/>
+            <w:vAlign w:val="center"/>
+            <w:shd w:fill="EAF3F6"/>
+          </w:tcPr>
+          <w:p>
+            <w:pPr>
+              <w:spacing w:after="0"/>
+            </w:pPr>
+            <w:r/>
+            <w:r>
+              <w:rPr>
+                <w:rFonts w:ascii="Arial" w:hAnsi="Arial"/>
+                <w:b w:val="0"/>
+                <w:color w:val="18323F"/>
+                <w:sz w:val="17"/>
+              </w:rPr>
+              <w:t>0.070</w:t>
+            </w:r>
+          </w:p>
+        </w:tc>
+      </w:tr>
+      <w:tr>
+        <w:tc>
+          <w:tcPr>
+            <w:tcW w:type="dxa" w:w="3600"/>
+            <w:vAlign w:val="center"/>
+          </w:tcPr>
+          <w:p>
+            <w:pPr>
+              <w:spacing w:after="0"/>
+            </w:pPr>
+            <w:r/>
+            <w:r>
+              <w:rPr>
+                <w:rFonts w:ascii="Arial" w:hAnsi="Arial"/>
+                <w:b w:val="0"/>
+                <w:color w:val="18323F"/>
+                <w:sz w:val="17"/>
+              </w:rPr>
+              <w:t>Random forest</w:t>
+            </w:r>
+          </w:p>
+        </w:tc>
+        <w:tc>
+          <w:tcPr>
+            <w:tcW w:type="dxa" w:w="1728"/>
+            <w:vAlign w:val="center"/>
+          </w:tcPr>
+          <w:p>
+            <w:pPr>
+              <w:spacing w:after="0"/>
+            </w:pPr>
+            <w:r/>
+            <w:r>
+              <w:rPr>
+                <w:rFonts w:ascii="Arial" w:hAnsi="Arial"/>
+                <w:b w:val="0"/>
+                <w:color w:val="18323F"/>
+                <w:sz w:val="17"/>
+              </w:rPr>
+              <w:t>6.074</w:t>
+            </w:r>
+          </w:p>
+        </w:tc>
+        <w:tc>
+          <w:tcPr>
+            <w:tcW w:type="dxa" w:w="1728"/>
+            <w:vAlign w:val="center"/>
+          </w:tcPr>
+          <w:p>
+            <w:pPr>
+              <w:spacing w:after="0"/>
+            </w:pPr>
+            <w:r/>
+            <w:r>
+              <w:rPr>
+                <w:rFonts w:ascii="Arial" w:hAnsi="Arial"/>
+                <w:b w:val="0"/>
+                <w:color w:val="18323F"/>
+                <w:sz w:val="17"/>
+              </w:rPr>
+              <w:t>8.017</w:t>
+            </w:r>
+          </w:p>
+        </w:tc>
+        <w:tc>
+          <w:tcPr>
+            <w:tcW w:type="dxa" w:w="1728"/>
+            <w:vAlign w:val="center"/>
+          </w:tcPr>
+          <w:p>
+            <w:pPr>
+              <w:spacing w:after="0"/>
+            </w:pPr>
+            <w:r/>
+            <w:r>
+              <w:rPr>
+                <w:rFonts w:ascii="Arial" w:hAnsi="Arial"/>
+                <w:b w:val="0"/>
+                <w:color w:val="18323F"/>
+                <w:sz w:val="17"/>
+              </w:rPr>
+              <w:t>0.002</w:t>
+            </w:r>
+          </w:p>
+        </w:tc>
+      </w:tr>
+    </w:tbl>
+    <w:p>
+      <w:pPr>
+        <w:jc w:val="center"/>
+      </w:pPr>
+      <w:r>
+        <w:drawing>
+          <wp:inline xmlns:a="http://schemas.openxmlformats.org/drawingml/2006/main" xmlns:pic="http://schemas.openxmlformats.org/drawingml/2006/picture">
+            <wp:extent cx="5760720" cy="3240405"/>
+            <wp:docPr id="4" name="Picture 4"/>
+            <wp:cNvGraphicFramePr>
+              <a:graphicFrameLocks noChangeAspect="1"/>
+            </wp:cNvGraphicFramePr>
+            <a:graphic>
+              <a:graphicData uri="http://schemas.openxmlformats.org/drawingml/2006/picture">
+                <pic:pic>
+                  <pic:nvPicPr>
+                    <pic:cNvPr id="0" name="09_model_performance.png"/>
+                    <pic:cNvPicPr/>
+                  </pic:nvPicPr>
+                  <pic:blipFill>
+                    <a:blip r:embed="rId14"/>
+                    <a:stretch>
+                      <a:fillRect/>
+                    </a:stretch>
+                  </pic:blipFill>
+                  <pic:spPr>
+                    <a:xfrm>
+                      <a:off x="0" y="0"/>
+                      <a:ext cx="5760720" cy="3240405"/>
+                    </a:xfrm>
+                    <a:prstGeom prst="rect"/>
+                  </pic:spPr>
+                </pic:pic>
+              </a:graphicData>
+            </a:graphic>
+          </wp:inline>
+        </w:drawing>
+      </w:r>
+    </w:p>
+    <w:p>
+      <w:pPr>
+        <w:spacing w:after="120"/>
+        <w:jc w:val="center"/>
+      </w:pPr>
+      <w:r>
+        <w:rPr>
+          <w:i/>
+          <w:sz w:val="17"/>
+        </w:rPr>
+        <w:t>Figure 4. Past-only model comparison. Lower MAE is better.</w:t>
+      </w:r>
+    </w:p>
+    <w:p>
+      <w:pPr>
+        <w:spacing w:line="283" w:lineRule="auto" w:after="120"/>
+      </w:pPr>
+      <w:r>
+        <w:rPr>
+          <w:b w:val="0"/>
+          <w:i w:val="0"/>
+          <w:color w:val="18323F"/>
+        </w:rPr>
+        <w:t>XGBoost was not required to establish the result. Gradient boosting already provides the lowest measured forward-test MAE among the tested candidates; a more complex library would be justified only if it produced a material, repeatable improvement under the same validation.</w:t>
+      </w:r>
+    </w:p>
+    <w:p>
+      <w:r>
+        <w:br w:type="page"/>
+      </w:r>
+    </w:p>
+    <w:p>
+      <w:pPr>
+        <w:pStyle w:val="Heading1"/>
+        <w:keepNext/>
+        <w:spacing w:before="180" w:after="80"/>
+      </w:pPr>
+      <w:r>
+        <w:t>4. Validation and uncertainty</w:t>
+      </w:r>
+    </w:p>
+    <w:tbl>
+      <w:tblPr>
+        <w:tblStyle w:val="TableGrid"/>
+        <w:tblW w:type="auto" w:w="0"/>
+        <w:jc w:val="center"/>
+        <w:tblLook w:firstColumn="1" w:firstRow="1" w:lastColumn="0" w:lastRow="0" w:noHBand="0" w:noVBand="1" w:val="04A0"/>
+      </w:tblPr>
+      <w:tblGrid>
+        <w:gridCol w:w="1666"/>
+        <w:gridCol w:w="1666"/>
+        <w:gridCol w:w="1666"/>
+        <w:gridCol w:w="1666"/>
+        <w:gridCol w:w="1666"/>
+        <w:gridCol w:w="1666"/>
+      </w:tblGrid>
+      <w:tr>
+        <w:tc>
+          <w:tcPr>
+            <w:tcW w:type="dxa" w:w="1584"/>
+            <w:vAlign w:val="center"/>
+            <w:shd w:fill="12304A"/>
+          </w:tcPr>
+          <w:p>
+            <w:pPr>
+              <w:spacing w:after="0"/>
+            </w:pPr>
+            <w:r/>
+            <w:r>
+              <w:rPr>
+                <w:rFonts w:ascii="Arial" w:hAnsi="Arial"/>
+                <w:b/>
+                <w:color w:val="FFFFFF"/>
+                <w:sz w:val="16"/>
+              </w:rPr>
+              <w:t>Target year</w:t>
+            </w:r>
+          </w:p>
+        </w:tc>
+        <w:tc>
+          <w:tcPr>
+            <w:tcW w:type="dxa" w:w="864"/>
+            <w:vAlign w:val="center"/>
+            <w:shd w:fill="12304A"/>
+          </w:tcPr>
+          <w:p>
+            <w:pPr>
+              <w:spacing w:after="0"/>
+            </w:pPr>
+            <w:r/>
+            <w:r>
+              <w:rPr>
+                <w:rFonts w:ascii="Arial" w:hAnsi="Arial"/>
+                <w:b/>
+                <w:color w:val="FFFFFF"/>
+                <w:sz w:val="16"/>
+              </w:rPr>
+              <w:t>n</w:t>
             </w:r>
           </w:p>
         </w:tc>
@@ -1412,12 +1746,78 @@
             <w:r/>
             <w:r>
               <w:rPr>
-                <w:rFonts w:ascii="Times New Roman" w:hAnsi="Times New Roman"/>
+                <w:rFonts w:ascii="Arial" w:hAnsi="Arial"/>
                 <w:b/>
                 <w:color w:val="FFFFFF"/>
-                <w:sz w:val="18"/>
+                <w:sz w:val="16"/>
               </w:rPr>
-              <w:t>R²</w:t>
+              <w:t>MAE</w:t>
+            </w:r>
+          </w:p>
+        </w:tc>
+        <w:tc>
+          <w:tcPr>
+            <w:tcW w:type="dxa" w:w="1440"/>
+            <w:vAlign w:val="center"/>
+            <w:shd w:fill="12304A"/>
+          </w:tcPr>
+          <w:p>
+            <w:pPr>
+              <w:spacing w:after="0"/>
+            </w:pPr>
+            <w:r/>
+            <w:r>
+              <w:rPr>
+                <w:rFonts w:ascii="Arial" w:hAnsi="Arial"/>
+                <w:b/>
+                <w:color w:val="FFFFFF"/>
+                <w:sz w:val="16"/>
+              </w:rPr>
+              <w:t>RMSE</w:t>
+            </w:r>
+          </w:p>
+        </w:tc>
+        <w:tc>
+          <w:tcPr>
+            <w:tcW w:type="dxa" w:w="1296"/>
+            <w:vAlign w:val="center"/>
+            <w:shd w:fill="12304A"/>
+          </w:tcPr>
+          <w:p>
+            <w:pPr>
+              <w:spacing w:after="0"/>
+            </w:pPr>
+            <w:r/>
+            <w:r>
+              <w:rPr>
+                <w:rFonts w:ascii="Arial" w:hAnsi="Arial"/>
+                <w:b/>
+                <w:color w:val="FFFFFF"/>
+                <w:sz w:val="16"/>
+              </w:rPr>
+              <w:t>R2</w:t>
+            </w:r>
+          </w:p>
+        </w:tc>
+        <w:tc>
+          <w:tcPr>
+            <w:tcW w:type="dxa" w:w="1440"/>
+            <w:vAlign w:val="center"/>
+            <w:shd w:fill="12304A"/>
+          </w:tcPr>
+          <w:p>
+            <w:pPr>
+              <w:spacing w:after="0"/>
+            </w:pPr>
+            <w:r/>
+            <w:r>
+              <w:rPr>
+                <w:rFonts w:ascii="Arial" w:hAnsi="Arial"/>
+                <w:b/>
+                <w:color w:val="FFFFFF"/>
+                <w:sz w:val="16"/>
+              </w:rPr>
+              <w:t>Bias</w:t>
             </w:r>
           </w:p>
         </w:tc>
@@ -1425,7 +1825,7 @@
       <w:tr>
         <w:tc>
           <w:tcPr>
-            <w:tcW w:type="dxa" w:w="3456"/>
+            <w:tcW w:type="dxa" w:w="1584"/>
             <w:vAlign w:val="center"/>
             <w:shd w:fill="EAF3F6"/>
           </w:tcPr>
@@ -1436,18 +1836,18 @@
             <w:r/>
             <w:r>
               <w:rPr>
-                <w:rFonts w:ascii="Times New Roman" w:hAnsi="Times New Roman"/>
+                <w:rFonts w:ascii="Arial" w:hAnsi="Arial"/>
                 <w:b w:val="0"/>
                 <w:color w:val="18323F"/>
                 <w:sz w:val="17"/>
               </w:rPr>
-              <w:t>Baseline mean</w:t>
+              <w:t>2021</w:t>
             </w:r>
           </w:p>
         </w:tc>
         <w:tc>
           <w:tcPr>
-            <w:tcW w:type="dxa" w:w="1872"/>
+            <w:tcW w:type="dxa" w:w="864"/>
             <w:vAlign w:val="center"/>
             <w:shd w:fill="EAF3F6"/>
           </w:tcPr>
@@ -1458,34 +1858,12 @@
             <w:r/>
             <w:r>
               <w:rPr>
-                <w:rFonts w:ascii="Times New Roman" w:hAnsi="Times New Roman"/>
+                <w:rFonts w:ascii="Arial" w:hAnsi="Arial"/>
                 <w:b w:val="0"/>
                 <w:color w:val="18323F"/>
                 <w:sz w:val="17"/>
               </w:rPr>
-              <w:t>5.991</w:t>
-            </w:r>
-          </w:p>
-        </w:tc>
-        <w:tc>
-          <w:tcPr>
-            <w:tcW w:type="dxa" w:w="1872"/>
-            <w:vAlign w:val="center"/>
-            <w:shd w:fill="EAF3F6"/>
-          </w:tcPr>
-          <w:p>
-            <w:pPr>
-              <w:spacing w:after="0"/>
-            </w:pPr>
-            <w:r/>
-            <w:r>
-              <w:rPr>
-                <w:rFonts w:ascii="Times New Roman" w:hAnsi="Times New Roman"/>
-                <w:b w:val="0"/>
-                <w:color w:val="18323F"/>
-                <w:sz w:val="17"/>
-              </w:rPr>
-              <w:t>8.100</w:t>
+              <w:t>24</w:t>
             </w:r>
           </w:p>
         </w:tc>
@@ -1502,166 +1880,12 @@
             <w:r/>
             <w:r>
               <w:rPr>
-                <w:rFonts w:ascii="Times New Roman" w:hAnsi="Times New Roman"/>
+                <w:rFonts w:ascii="Arial" w:hAnsi="Arial"/>
                 <w:b w:val="0"/>
                 <w:color w:val="18323F"/>
                 <w:sz w:val="17"/>
               </w:rPr>
-              <w:t>-0.019</w:t>
-            </w:r>
-          </w:p>
-        </w:tc>
-      </w:tr>
-      <w:tr>
-        <w:tc>
-          <w:tcPr>
-            <w:tcW w:type="dxa" w:w="3456"/>
-            <w:vAlign w:val="center"/>
-          </w:tcPr>
-          <w:p>
-            <w:pPr>
-              <w:spacing w:after="0"/>
-            </w:pPr>
-            <w:r/>
-            <w:r>
-              <w:rPr>
-                <w:rFonts w:ascii="Times New Roman" w:hAnsi="Times New Roman"/>
-                <w:b w:val="0"/>
-                <w:color w:val="18323F"/>
-                <w:sz w:val="17"/>
-              </w:rPr>
-              <w:t>Ridge regression</w:t>
-            </w:r>
-          </w:p>
-        </w:tc>
-        <w:tc>
-          <w:tcPr>
-            <w:tcW w:type="dxa" w:w="1872"/>
-            <w:vAlign w:val="center"/>
-          </w:tcPr>
-          <w:p>
-            <w:pPr>
-              <w:spacing w:after="0"/>
-            </w:pPr>
-            <w:r/>
-            <w:r>
-              <w:rPr>
-                <w:rFonts w:ascii="Times New Roman" w:hAnsi="Times New Roman"/>
-                <w:b w:val="0"/>
-                <w:color w:val="18323F"/>
-                <w:sz w:val="17"/>
-              </w:rPr>
-              <w:t>5.993</w:t>
-            </w:r>
-          </w:p>
-        </w:tc>
-        <w:tc>
-          <w:tcPr>
-            <w:tcW w:type="dxa" w:w="1872"/>
-            <w:vAlign w:val="center"/>
-          </w:tcPr>
-          <w:p>
-            <w:pPr>
-              <w:spacing w:after="0"/>
-            </w:pPr>
-            <w:r/>
-            <w:r>
-              <w:rPr>
-                <w:rFonts w:ascii="Times New Roman" w:hAnsi="Times New Roman"/>
-                <w:b w:val="0"/>
-                <w:color w:val="18323F"/>
-                <w:sz w:val="17"/>
-              </w:rPr>
-              <w:t>7.909</w:t>
-            </w:r>
-          </w:p>
-        </w:tc>
-        <w:tc>
-          <w:tcPr>
-            <w:tcW w:type="dxa" w:w="1440"/>
-            <w:vAlign w:val="center"/>
-          </w:tcPr>
-          <w:p>
-            <w:pPr>
-              <w:spacing w:after="0"/>
-            </w:pPr>
-            <w:r/>
-            <w:r>
-              <w:rPr>
-                <w:rFonts w:ascii="Times New Roman" w:hAnsi="Times New Roman"/>
-                <w:b w:val="0"/>
-                <w:color w:val="18323F"/>
-                <w:sz w:val="17"/>
-              </w:rPr>
-              <w:t>0.029</w:t>
-            </w:r>
-          </w:p>
-        </w:tc>
-      </w:tr>
-      <w:tr>
-        <w:tc>
-          <w:tcPr>
-            <w:tcW w:type="dxa" w:w="3456"/>
-            <w:vAlign w:val="center"/>
-            <w:shd w:fill="EAF3F6"/>
-          </w:tcPr>
-          <w:p>
-            <w:pPr>
-              <w:spacing w:after="0"/>
-            </w:pPr>
-            <w:r/>
-            <w:r>
-              <w:rPr>
-                <w:rFonts w:ascii="Times New Roman" w:hAnsi="Times New Roman"/>
-                <w:b w:val="0"/>
-                <w:color w:val="18323F"/>
-                <w:sz w:val="17"/>
-              </w:rPr>
-              <w:t>Gradient boosting</w:t>
-            </w:r>
-          </w:p>
-        </w:tc>
-        <w:tc>
-          <w:tcPr>
-            <w:tcW w:type="dxa" w:w="1872"/>
-            <w:vAlign w:val="center"/>
-            <w:shd w:fill="EAF3F6"/>
-          </w:tcPr>
-          <w:p>
-            <w:pPr>
-              <w:spacing w:after="0"/>
-            </w:pPr>
-            <w:r/>
-            <w:r>
-              <w:rPr>
-                <w:rFonts w:ascii="Times New Roman" w:hAnsi="Times New Roman"/>
-                <w:b w:val="0"/>
-                <w:color w:val="18323F"/>
-                <w:sz w:val="17"/>
-              </w:rPr>
-              <w:t>5.902</w:t>
-            </w:r>
-          </w:p>
-        </w:tc>
-        <w:tc>
-          <w:tcPr>
-            <w:tcW w:type="dxa" w:w="1872"/>
-            <w:vAlign w:val="center"/>
-            <w:shd w:fill="EAF3F6"/>
-          </w:tcPr>
-          <w:p>
-            <w:pPr>
-              <w:spacing w:after="0"/>
-            </w:pPr>
-            <w:r/>
-            <w:r>
-              <w:rPr>
-                <w:rFonts w:ascii="Times New Roman" w:hAnsi="Times New Roman"/>
-                <w:b w:val="0"/>
-                <w:color w:val="18323F"/>
-                <w:sz w:val="17"/>
-              </w:rPr>
-              <w:t>7.817</w:t>
+              <w:t>5.70</w:t>
             </w:r>
           </w:p>
         </w:tc>
@@ -1678,12 +1902,56 @@
             <w:r/>
             <w:r>
               <w:rPr>
-                <w:rFonts w:ascii="Times New Roman" w:hAnsi="Times New Roman"/>
+                <w:rFonts w:ascii="Arial" w:hAnsi="Arial"/>
                 <w:b w:val="0"/>
                 <w:color w:val="18323F"/>
                 <w:sz w:val="17"/>
               </w:rPr>
-              <w:t>0.051</w:t>
+              <w:t>7.58</w:t>
+            </w:r>
+          </w:p>
+        </w:tc>
+        <w:tc>
+          <w:tcPr>
+            <w:tcW w:type="dxa" w:w="1296"/>
+            <w:vAlign w:val="center"/>
+            <w:shd w:fill="EAF3F6"/>
+          </w:tcPr>
+          <w:p>
+            <w:pPr>
+              <w:spacing w:after="0"/>
+            </w:pPr>
+            <w:r/>
+            <w:r>
+              <w:rPr>
+                <w:rFonts w:ascii="Arial" w:hAnsi="Arial"/>
+                <w:b w:val="0"/>
+                <w:color w:val="18323F"/>
+                <w:sz w:val="17"/>
+              </w:rPr>
+              <w:t>0.11</w:t>
+            </w:r>
+          </w:p>
+        </w:tc>
+        <w:tc>
+          <w:tcPr>
+            <w:tcW w:type="dxa" w:w="1440"/>
+            <w:vAlign w:val="center"/>
+            <w:shd w:fill="EAF3F6"/>
+          </w:tcPr>
+          <w:p>
+            <w:pPr>
+              <w:spacing w:after="0"/>
+            </w:pPr>
+            <w:r/>
+            <w:r>
+              <w:rPr>
+                <w:rFonts w:ascii="Arial" w:hAnsi="Arial"/>
+                <w:b w:val="0"/>
+                <w:color w:val="18323F"/>
+                <w:sz w:val="17"/>
+              </w:rPr>
+              <w:t>-2.40</w:t>
             </w:r>
           </w:p>
         </w:tc>
@@ -1691,7 +1959,7 @@
       <w:tr>
         <w:tc>
           <w:tcPr>
-            <w:tcW w:type="dxa" w:w="3456"/>
+            <w:tcW w:type="dxa" w:w="1584"/>
             <w:vAlign w:val="center"/>
           </w:tcPr>
           <w:p>
@@ -1701,18 +1969,18 @@
             <w:r/>
             <w:r>
               <w:rPr>
-                <w:rFonts w:ascii="Times New Roman" w:hAnsi="Times New Roman"/>
+                <w:rFonts w:ascii="Arial" w:hAnsi="Arial"/>
                 <w:b w:val="0"/>
                 <w:color w:val="18323F"/>
                 <w:sz w:val="17"/>
               </w:rPr>
-              <w:t>Random forest</w:t>
+              <w:t>2022</w:t>
             </w:r>
           </w:p>
         </w:tc>
         <w:tc>
           <w:tcPr>
-            <w:tcW w:type="dxa" w:w="1872"/>
+            <w:tcW w:type="dxa" w:w="864"/>
             <w:vAlign w:val="center"/>
           </w:tcPr>
           <w:p>
@@ -1722,33 +1990,12 @@
             <w:r/>
             <w:r>
               <w:rPr>
-                <w:rFonts w:ascii="Times New Roman" w:hAnsi="Times New Roman"/>
+                <w:rFonts w:ascii="Arial" w:hAnsi="Arial"/>
                 <w:b w:val="0"/>
                 <w:color w:val="18323F"/>
                 <w:sz w:val="17"/>
               </w:rPr>
-              <w:t>6.123</w:t>
-            </w:r>
-          </w:p>
-        </w:tc>
-        <w:tc>
-          <w:tcPr>
-            <w:tcW w:type="dxa" w:w="1872"/>
-            <w:vAlign w:val="center"/>
-          </w:tcPr>
-          <w:p>
-            <w:pPr>
-              <w:spacing w:after="0"/>
-            </w:pPr>
-            <w:r/>
-            <w:r>
-              <w:rPr>
-                <w:rFonts w:ascii="Times New Roman" w:hAnsi="Times New Roman"/>
-                <w:b w:val="0"/>
-                <w:color w:val="18323F"/>
-                <w:sz w:val="17"/>
-              </w:rPr>
-              <w:t>8.073</w:t>
+              <w:t>35</w:t>
             </w:r>
           </w:p>
         </w:tc>
@@ -1764,12 +2011,471 @@
             <w:r/>
             <w:r>
               <w:rPr>
-                <w:rFonts w:ascii="Times New Roman" w:hAnsi="Times New Roman"/>
+                <w:rFonts w:ascii="Arial" w:hAnsi="Arial"/>
                 <w:b w:val="0"/>
                 <w:color w:val="18323F"/>
                 <w:sz w:val="17"/>
               </w:rPr>
-              <w:t>-0.012</w:t>
+              <w:t>6.94</w:t>
+            </w:r>
+          </w:p>
+        </w:tc>
+        <w:tc>
+          <w:tcPr>
+            <w:tcW w:type="dxa" w:w="1440"/>
+            <w:vAlign w:val="center"/>
+          </w:tcPr>
+          <w:p>
+            <w:pPr>
+              <w:spacing w:after="0"/>
+            </w:pPr>
+            <w:r/>
+            <w:r>
+              <w:rPr>
+                <w:rFonts w:ascii="Arial" w:hAnsi="Arial"/>
+                <w:b w:val="0"/>
+                <w:color w:val="18323F"/>
+                <w:sz w:val="17"/>
+              </w:rPr>
+              <w:t>9.96</w:t>
+            </w:r>
+          </w:p>
+        </w:tc>
+        <w:tc>
+          <w:tcPr>
+            <w:tcW w:type="dxa" w:w="1296"/>
+            <w:vAlign w:val="center"/>
+          </w:tcPr>
+          <w:p>
+            <w:pPr>
+              <w:spacing w:after="0"/>
+            </w:pPr>
+            <w:r/>
+            <w:r>
+              <w:rPr>
+                <w:rFonts w:ascii="Arial" w:hAnsi="Arial"/>
+                <w:b w:val="0"/>
+                <w:color w:val="18323F"/>
+                <w:sz w:val="17"/>
+              </w:rPr>
+              <w:t>0.12</w:t>
+            </w:r>
+          </w:p>
+        </w:tc>
+        <w:tc>
+          <w:tcPr>
+            <w:tcW w:type="dxa" w:w="1440"/>
+            <w:vAlign w:val="center"/>
+          </w:tcPr>
+          <w:p>
+            <w:pPr>
+              <w:spacing w:after="0"/>
+            </w:pPr>
+            <w:r/>
+            <w:r>
+              <w:rPr>
+                <w:rFonts w:ascii="Arial" w:hAnsi="Arial"/>
+                <w:b w:val="0"/>
+                <w:color w:val="18323F"/>
+                <w:sz w:val="17"/>
+              </w:rPr>
+              <w:t>-0.03</w:t>
+            </w:r>
+          </w:p>
+        </w:tc>
+      </w:tr>
+      <w:tr>
+        <w:tc>
+          <w:tcPr>
+            <w:tcW w:type="dxa" w:w="1584"/>
+            <w:vAlign w:val="center"/>
+            <w:shd w:fill="EAF3F6"/>
+          </w:tcPr>
+          <w:p>
+            <w:pPr>
+              <w:spacing w:after="0"/>
+            </w:pPr>
+            <w:r/>
+            <w:r>
+              <w:rPr>
+                <w:rFonts w:ascii="Arial" w:hAnsi="Arial"/>
+                <w:b w:val="0"/>
+                <w:color w:val="18323F"/>
+                <w:sz w:val="17"/>
+              </w:rPr>
+              <w:t>2023</w:t>
+            </w:r>
+          </w:p>
+        </w:tc>
+        <w:tc>
+          <w:tcPr>
+            <w:tcW w:type="dxa" w:w="864"/>
+            <w:vAlign w:val="center"/>
+            <w:shd w:fill="EAF3F6"/>
+          </w:tcPr>
+          <w:p>
+            <w:pPr>
+              <w:spacing w:after="0"/>
+            </w:pPr>
+            <w:r/>
+            <w:r>
+              <w:rPr>
+                <w:rFonts w:ascii="Arial" w:hAnsi="Arial"/>
+                <w:b w:val="0"/>
+                <w:color w:val="18323F"/>
+                <w:sz w:val="17"/>
+              </w:rPr>
+              <w:t>43</w:t>
+            </w:r>
+          </w:p>
+        </w:tc>
+        <w:tc>
+          <w:tcPr>
+            <w:tcW w:type="dxa" w:w="1440"/>
+            <w:vAlign w:val="center"/>
+            <w:shd w:fill="EAF3F6"/>
+          </w:tcPr>
+          <w:p>
+            <w:pPr>
+              <w:spacing w:after="0"/>
+            </w:pPr>
+            <w:r/>
+            <w:r>
+              <w:rPr>
+                <w:rFonts w:ascii="Arial" w:hAnsi="Arial"/>
+                <w:b w:val="0"/>
+                <w:color w:val="18323F"/>
+                <w:sz w:val="17"/>
+              </w:rPr>
+              <w:t>5.76</w:t>
+            </w:r>
+          </w:p>
+        </w:tc>
+        <w:tc>
+          <w:tcPr>
+            <w:tcW w:type="dxa" w:w="1440"/>
+            <w:vAlign w:val="center"/>
+            <w:shd w:fill="EAF3F6"/>
+          </w:tcPr>
+          <w:p>
+            <w:pPr>
+              <w:spacing w:after="0"/>
+            </w:pPr>
+            <w:r/>
+            <w:r>
+              <w:rPr>
+                <w:rFonts w:ascii="Arial" w:hAnsi="Arial"/>
+                <w:b w:val="0"/>
+                <w:color w:val="18323F"/>
+                <w:sz w:val="17"/>
+              </w:rPr>
+              <w:t>7.24</w:t>
+            </w:r>
+          </w:p>
+        </w:tc>
+        <w:tc>
+          <w:tcPr>
+            <w:tcW w:type="dxa" w:w="1296"/>
+            <w:vAlign w:val="center"/>
+            <w:shd w:fill="EAF3F6"/>
+          </w:tcPr>
+          <w:p>
+            <w:pPr>
+              <w:spacing w:after="0"/>
+            </w:pPr>
+            <w:r/>
+            <w:r>
+              <w:rPr>
+                <w:rFonts w:ascii="Arial" w:hAnsi="Arial"/>
+                <w:b w:val="0"/>
+                <w:color w:val="18323F"/>
+                <w:sz w:val="17"/>
+              </w:rPr>
+              <w:t>0.18</w:t>
+            </w:r>
+          </w:p>
+        </w:tc>
+        <w:tc>
+          <w:tcPr>
+            <w:tcW w:type="dxa" w:w="1440"/>
+            <w:vAlign w:val="center"/>
+            <w:shd w:fill="EAF3F6"/>
+          </w:tcPr>
+          <w:p>
+            <w:pPr>
+              <w:spacing w:after="0"/>
+            </w:pPr>
+            <w:r/>
+            <w:r>
+              <w:rPr>
+                <w:rFonts w:ascii="Arial" w:hAnsi="Arial"/>
+                <w:b w:val="0"/>
+                <w:color w:val="18323F"/>
+                <w:sz w:val="17"/>
+              </w:rPr>
+              <w:t>+0.87</w:t>
+            </w:r>
+          </w:p>
+        </w:tc>
+      </w:tr>
+      <w:tr>
+        <w:tc>
+          <w:tcPr>
+            <w:tcW w:type="dxa" w:w="1584"/>
+            <w:vAlign w:val="center"/>
+          </w:tcPr>
+          <w:p>
+            <w:pPr>
+              <w:spacing w:after="0"/>
+            </w:pPr>
+            <w:r/>
+            <w:r>
+              <w:rPr>
+                <w:rFonts w:ascii="Arial" w:hAnsi="Arial"/>
+                <w:b w:val="0"/>
+                <w:color w:val="18323F"/>
+                <w:sz w:val="17"/>
+              </w:rPr>
+              <w:t>2024</w:t>
+            </w:r>
+          </w:p>
+        </w:tc>
+        <w:tc>
+          <w:tcPr>
+            <w:tcW w:type="dxa" w:w="864"/>
+            <w:vAlign w:val="center"/>
+          </w:tcPr>
+          <w:p>
+            <w:pPr>
+              <w:spacing w:after="0"/>
+            </w:pPr>
+            <w:r/>
+            <w:r>
+              <w:rPr>
+                <w:rFonts w:ascii="Arial" w:hAnsi="Arial"/>
+                <w:b w:val="0"/>
+                <w:color w:val="18323F"/>
+                <w:sz w:val="17"/>
+              </w:rPr>
+              <w:t>41</w:t>
+            </w:r>
+          </w:p>
+        </w:tc>
+        <w:tc>
+          <w:tcPr>
+            <w:tcW w:type="dxa" w:w="1440"/>
+            <w:vAlign w:val="center"/>
+          </w:tcPr>
+          <w:p>
+            <w:pPr>
+              <w:spacing w:after="0"/>
+            </w:pPr>
+            <w:r/>
+            <w:r>
+              <w:rPr>
+                <w:rFonts w:ascii="Arial" w:hAnsi="Arial"/>
+                <w:b w:val="0"/>
+                <w:color w:val="18323F"/>
+                <w:sz w:val="17"/>
+              </w:rPr>
+              <w:t>5.60</w:t>
+            </w:r>
+          </w:p>
+        </w:tc>
+        <w:tc>
+          <w:tcPr>
+            <w:tcW w:type="dxa" w:w="1440"/>
+            <w:vAlign w:val="center"/>
+          </w:tcPr>
+          <w:p>
+            <w:pPr>
+              <w:spacing w:after="0"/>
+            </w:pPr>
+            <w:r/>
+            <w:r>
+              <w:rPr>
+                <w:rFonts w:ascii="Arial" w:hAnsi="Arial"/>
+                <w:b w:val="0"/>
+                <w:color w:val="18323F"/>
+                <w:sz w:val="17"/>
+              </w:rPr>
+              <w:t>7.06</w:t>
+            </w:r>
+          </w:p>
+        </w:tc>
+        <w:tc>
+          <w:tcPr>
+            <w:tcW w:type="dxa" w:w="1296"/>
+            <w:vAlign w:val="center"/>
+          </w:tcPr>
+          <w:p>
+            <w:pPr>
+              <w:spacing w:after="0"/>
+            </w:pPr>
+            <w:r/>
+            <w:r>
+              <w:rPr>
+                <w:rFonts w:ascii="Arial" w:hAnsi="Arial"/>
+                <w:b w:val="0"/>
+                <w:color w:val="18323F"/>
+                <w:sz w:val="17"/>
+              </w:rPr>
+              <w:t>-0.29</w:t>
+            </w:r>
+          </w:p>
+        </w:tc>
+        <w:tc>
+          <w:tcPr>
+            <w:tcW w:type="dxa" w:w="1440"/>
+            <w:vAlign w:val="center"/>
+          </w:tcPr>
+          <w:p>
+            <w:pPr>
+              <w:spacing w:after="0"/>
+            </w:pPr>
+            <w:r/>
+            <w:r>
+              <w:rPr>
+                <w:rFonts w:ascii="Arial" w:hAnsi="Arial"/>
+                <w:b w:val="0"/>
+                <w:color w:val="18323F"/>
+                <w:sz w:val="17"/>
+              </w:rPr>
+              <w:t>+2.26</w:t>
+            </w:r>
+          </w:p>
+        </w:tc>
+      </w:tr>
+      <w:tr>
+        <w:tc>
+          <w:tcPr>
+            <w:tcW w:type="dxa" w:w="1584"/>
+            <w:vAlign w:val="center"/>
+            <w:shd w:fill="EAF3F6"/>
+          </w:tcPr>
+          <w:p>
+            <w:pPr>
+              <w:spacing w:after="0"/>
+            </w:pPr>
+            <w:r/>
+            <w:r>
+              <w:rPr>
+                <w:rFonts w:ascii="Arial" w:hAnsi="Arial"/>
+                <w:b w:val="0"/>
+                <w:color w:val="18323F"/>
+                <w:sz w:val="17"/>
+              </w:rPr>
+              <w:t>2025</w:t>
+            </w:r>
+          </w:p>
+        </w:tc>
+        <w:tc>
+          <w:tcPr>
+            <w:tcW w:type="dxa" w:w="864"/>
+            <w:vAlign w:val="center"/>
+            <w:shd w:fill="EAF3F6"/>
+          </w:tcPr>
+          <w:p>
+            <w:pPr>
+              <w:spacing w:after="0"/>
+            </w:pPr>
+            <w:r/>
+            <w:r>
+              <w:rPr>
+                <w:rFonts w:ascii="Arial" w:hAnsi="Arial"/>
+                <w:b w:val="0"/>
+                <w:color w:val="18323F"/>
+                <w:sz w:val="17"/>
+              </w:rPr>
+              <w:t>40</w:t>
+            </w:r>
+          </w:p>
+        </w:tc>
+        <w:tc>
+          <w:tcPr>
+            <w:tcW w:type="dxa" w:w="1440"/>
+            <w:vAlign w:val="center"/>
+            <w:shd w:fill="EAF3F6"/>
+          </w:tcPr>
+          <w:p>
+            <w:pPr>
+              <w:spacing w:after="0"/>
+            </w:pPr>
+            <w:r/>
+            <w:r>
+              <w:rPr>
+                <w:rFonts w:ascii="Arial" w:hAnsi="Arial"/>
+                <w:b w:val="0"/>
+                <w:color w:val="18323F"/>
+                <w:sz w:val="17"/>
+              </w:rPr>
+              <w:t>5.38</w:t>
+            </w:r>
+          </w:p>
+        </w:tc>
+        <w:tc>
+          <w:tcPr>
+            <w:tcW w:type="dxa" w:w="1440"/>
+            <w:vAlign w:val="center"/>
+            <w:shd w:fill="EAF3F6"/>
+          </w:tcPr>
+          <w:p>
+            <w:pPr>
+              <w:spacing w:after="0"/>
+            </w:pPr>
+            <w:r/>
+            <w:r>
+              <w:rPr>
+                <w:rFonts w:ascii="Arial" w:hAnsi="Arial"/>
+                <w:b w:val="0"/>
+                <w:color w:val="18323F"/>
+                <w:sz w:val="17"/>
+              </w:rPr>
+              <w:t>6.74</w:t>
+            </w:r>
+          </w:p>
+        </w:tc>
+        <w:tc>
+          <w:tcPr>
+            <w:tcW w:type="dxa" w:w="1296"/>
+            <w:vAlign w:val="center"/>
+            <w:shd w:fill="EAF3F6"/>
+          </w:tcPr>
+          <w:p>
+            <w:pPr>
+              <w:spacing w:after="0"/>
+            </w:pPr>
+            <w:r/>
+            <w:r>
+              <w:rPr>
+                <w:rFonts w:ascii="Arial" w:hAnsi="Arial"/>
+                <w:b w:val="0"/>
+                <w:color w:val="18323F"/>
+                <w:sz w:val="17"/>
+              </w:rPr>
+              <w:t>-0.65</w:t>
+            </w:r>
+          </w:p>
+        </w:tc>
+        <w:tc>
+          <w:tcPr>
+            <w:tcW w:type="dxa" w:w="1440"/>
+            <w:vAlign w:val="center"/>
+            <w:shd w:fill="EAF3F6"/>
+          </w:tcPr>
+          <w:p>
+            <w:pPr>
+              <w:spacing w:after="0"/>
+            </w:pPr>
+            <w:r/>
+            <w:r>
+              <w:rPr>
+                <w:rFonts w:ascii="Arial" w:hAnsi="Arial"/>
+                <w:b w:val="0"/>
+                <w:color w:val="18323F"/>
+                <w:sz w:val="17"/>
+              </w:rPr>
+              <w:t>+4.45</w:t>
             </w:r>
           </w:p>
         </w:tc>
@@ -1777,36 +2483,13 @@
     </w:tbl>
     <w:p>
       <w:pPr>
-        <w:pStyle w:val="Heading1"/>
-        <w:keepNext/>
-        <w:spacing w:before="200" w:after="100"/>
-      </w:pPr>
-      <w:r>
-        <w:t>3.2 Model selection</w:t>
-      </w:r>
-    </w:p>
-    <w:p>
-      <w:pPr>
-        <w:spacing w:line="360" w:lineRule="auto" w:after="140"/>
-      </w:pPr>
-      <w:r>
-        <w:rPr>
-          <w:b w:val="0"/>
-          <w:i w:val="0"/>
-          <w:color w:val="18323F"/>
-        </w:rPr>
-        <w:t>Gradient Boosting had the lowest forward-test MAE (5.902 pp/yr). The difference from the baseline is only 1.5%; therefore the model is retained only for relative screening. The dashboard keeps the baseline comparison and R² visible so users cannot mistake the ranking for high-accuracy forecasting.</w:t>
-      </w:r>
-    </w:p>
-    <w:p>
-      <w:pPr>
         <w:jc w:val="center"/>
       </w:pPr>
       <w:r>
         <w:drawing>
           <wp:inline xmlns:a="http://schemas.openxmlformats.org/drawingml/2006/main" xmlns:pic="http://schemas.openxmlformats.org/drawingml/2006/picture">
-            <wp:extent cx="5486400" cy="3086100"/>
-            <wp:docPr id="1" name="Picture 1"/>
+            <wp:extent cx="5760720" cy="4608576"/>
+            <wp:docPr id="5" name="Picture 5"/>
             <wp:cNvGraphicFramePr>
               <a:graphicFrameLocks noChangeAspect="1"/>
             </wp:cNvGraphicFramePr>
@@ -1814,11 +2497,11 @@
               <a:graphicData uri="http://schemas.openxmlformats.org/drawingml/2006/picture">
                 <pic:pic>
                   <pic:nvPicPr>
-                    <pic:cNvPr id="0" name="fig1_model_performance_cv.png"/>
+                    <pic:cNvPr id="0" name="07_actual_vs_predicted_oof.png"/>
                     <pic:cNvPicPr/>
                   </pic:nvPicPr>
                   <pic:blipFill>
-                    <a:blip r:embed="rId11"/>
+                    <a:blip r:embed="rId15"/>
                     <a:stretch>
                       <a:fillRect/>
                     </a:stretch>
@@ -1826,7 +2509,7 @@
                   <pic:spPr>
                     <a:xfrm>
                       <a:off x="0" y="0"/>
-                      <a:ext cx="5486400" cy="3086100"/>
+                      <a:ext cx="5760720" cy="4608576"/>
                     </a:xfrm>
                     <a:prstGeom prst="rect"/>
                   </pic:spPr>
@@ -1839,15 +2522,28 @@
     </w:p>
     <w:p>
       <w:pPr>
-        <w:spacing w:after="160"/>
+        <w:spacing w:after="120"/>
         <w:jc w:val="center"/>
       </w:pPr>
       <w:r>
         <w:rPr>
           <w:i/>
-          <w:sz w:val="18"/>
+          <w:sz w:val="17"/>
         </w:rPr>
-        <w:t>Figure 1. Forward-test model comparison. Lower MAE and RMSE are better.</w:t>
+        <w:t>Figure 5. Held-forward observations and selected-model predictions.</w:t>
+      </w:r>
+    </w:p>
+    <w:p>
+      <w:pPr>
+        <w:spacing w:line="283" w:lineRule="auto" w:after="120"/>
+      </w:pPr>
+      <w:r>
+        <w:rPr>
+          <w:b w:val="0"/>
+          <w:i w:val="0"/>
+          <w:color w:val="18323F"/>
+        </w:rPr>
+        <w:t>Performance is unstable by year. In particular, negative R2 in 2024 and 2025 means the model did not explain those years better than their year-specific means. Predictions shrink towards the centre and miss extremes. The displayed bounds use pooled 2.5th and 97.5th percentiles of held-forward residuals; they are empirical screening ranges, not formal confidence intervals.</w:t>
       </w:r>
     </w:p>
     <w:p>
@@ -1859,142 +2555,10 @@
       <w:pPr>
         <w:pStyle w:val="Heading1"/>
         <w:keepNext/>
-        <w:spacing w:before="200" w:after="100"/>
+        <w:spacing w:before="180" w:after="80"/>
       </w:pPr>
       <w:r>
-        <w:t>4. Results and interpretation</w:t>
-      </w:r>
-    </w:p>
-    <w:p>
-      <w:pPr>
-        <w:jc w:val="center"/>
-      </w:pPr>
-      <w:r>
-        <w:drawing>
-          <wp:inline xmlns:a="http://schemas.openxmlformats.org/drawingml/2006/main" xmlns:pic="http://schemas.openxmlformats.org/drawingml/2006/picture">
-            <wp:extent cx="5486400" cy="4389120"/>
-            <wp:docPr id="2" name="Picture 2"/>
-            <wp:cNvGraphicFramePr>
-              <a:graphicFrameLocks noChangeAspect="1"/>
-            </wp:cNvGraphicFramePr>
-            <a:graphic>
-              <a:graphicData uri="http://schemas.openxmlformats.org/drawingml/2006/picture">
-                <pic:pic>
-                  <pic:nvPicPr>
-                    <pic:cNvPr id="0" name="fig2_actual_vs_predicted.png"/>
-                    <pic:cNvPicPr/>
-                  </pic:nvPicPr>
-                  <pic:blipFill>
-                    <a:blip r:embed="rId12"/>
-                    <a:stretch>
-                      <a:fillRect/>
-                    </a:stretch>
-                  </pic:blipFill>
-                  <pic:spPr>
-                    <a:xfrm>
-                      <a:off x="0" y="0"/>
-                      <a:ext cx="5486400" cy="4389120"/>
-                    </a:xfrm>
-                    <a:prstGeom prst="rect"/>
-                  </pic:spPr>
-                </pic:pic>
-              </a:graphicData>
-            </a:graphic>
-          </wp:inline>
-        </w:drawing>
-      </w:r>
-    </w:p>
-    <w:p>
-      <w:pPr>
-        <w:spacing w:after="160"/>
-        <w:jc w:val="center"/>
-      </w:pPr>
-      <w:r>
-        <w:rPr>
-          <w:i/>
-          <w:sz w:val="18"/>
-        </w:rPr>
-        <w:t>Figure 2. Held-forward observations versus predictions for the selected model.</w:t>
-      </w:r>
-    </w:p>
-    <w:p>
-      <w:pPr>
-        <w:spacing w:line="360" w:lineRule="auto" w:after="140"/>
-      </w:pPr>
-      <w:r>
-        <w:rPr>
-          <w:b w:val="0"/>
-          <w:i w:val="0"/>
-          <w:color w:val="18323F"/>
-        </w:rPr>
-        <w:t>Predictions remain concentrated around the centre of the observed distribution and do not reproduce extreme annual changes well. Wide empirical prediction bands are shown in the dashboard. This behaviour is consistent with the low positive R² and reinforces the need for field verification.</w:t>
-      </w:r>
-    </w:p>
-    <w:p>
-      <w:pPr>
-        <w:jc w:val="center"/>
-      </w:pPr>
-      <w:r>
-        <w:drawing>
-          <wp:inline xmlns:a="http://schemas.openxmlformats.org/drawingml/2006/main" xmlns:pic="http://schemas.openxmlformats.org/drawingml/2006/picture">
-            <wp:extent cx="5486400" cy="3657600"/>
-            <wp:docPr id="3" name="Picture 3"/>
-            <wp:cNvGraphicFramePr>
-              <a:graphicFrameLocks noChangeAspect="1"/>
-            </wp:cNvGraphicFramePr>
-            <a:graphic>
-              <a:graphicData uri="http://schemas.openxmlformats.org/drawingml/2006/picture">
-                <pic:pic>
-                  <pic:nvPicPr>
-                    <pic:cNvPr id="0" name="fig3_feature_importance.png"/>
-                    <pic:cNvPicPr/>
-                  </pic:nvPicPr>
-                  <pic:blipFill>
-                    <a:blip r:embed="rId13"/>
-                    <a:stretch>
-                      <a:fillRect/>
-                    </a:stretch>
-                  </pic:blipFill>
-                  <pic:spPr>
-                    <a:xfrm>
-                      <a:off x="0" y="0"/>
-                      <a:ext cx="5486400" cy="3657600"/>
-                    </a:xfrm>
-                    <a:prstGeom prst="rect"/>
-                  </pic:spPr>
-                </pic:pic>
-              </a:graphicData>
-            </a:graphic>
-          </wp:inline>
-        </w:drawing>
-      </w:r>
-    </w:p>
-    <w:p>
-      <w:pPr>
-        <w:spacing w:after="160"/>
-        <w:jc w:val="center"/>
-      </w:pPr>
-      <w:r>
-        <w:rPr>
-          <w:i/>
-          <w:sz w:val="18"/>
-        </w:rPr>
-        <w:t>Figure 3. Forward-test permutation importance. Values indicate predictive association, not causation.</w:t>
-      </w:r>
-    </w:p>
-    <w:p>
-      <w:r>
-        <w:br w:type="page"/>
-      </w:r>
-    </w:p>
-    <w:p>
-      <w:pPr>
-        <w:pStyle w:val="Heading1"/>
-        <w:keepNext/>
-        <w:spacing w:before="200" w:after="100"/>
-      </w:pPr>
-      <w:r>
-        <w:t>4.1 Factor relationships</w:t>
+        <w:t>5. Associated factors</w:t>
       </w:r>
     </w:p>
     <w:p>
@@ -2005,7 +2569,7 @@
         <w:drawing>
           <wp:inline xmlns:a="http://schemas.openxmlformats.org/drawingml/2006/main" xmlns:pic="http://schemas.openxmlformats.org/drawingml/2006/picture">
             <wp:extent cx="5943600" cy="2011680"/>
-            <wp:docPr id="4" name="Picture 4"/>
+            <wp:docPr id="6" name="Picture 6"/>
             <wp:cNvGraphicFramePr>
               <a:graphicFrameLocks noChangeAspect="1"/>
             </wp:cNvGraphicFramePr>
@@ -2013,11 +2577,11 @@
               <a:graphicData uri="http://schemas.openxmlformats.org/drawingml/2006/picture">
                 <pic:pic>
                   <pic:nvPicPr>
-                    <pic:cNvPr id="0" name="fig4_factor_relationships.png"/>
+                    <pic:cNvPr id="0" name="10_factor_relationships.png"/>
                     <pic:cNvPicPr/>
                   </pic:nvPicPr>
                   <pic:blipFill>
-                    <a:blip r:embed="rId14"/>
+                    <a:blip r:embed="rId16"/>
                     <a:stretch>
                       <a:fillRect/>
                     </a:stretch>
@@ -2038,20 +2602,20 @@
     </w:p>
     <w:p>
       <w:pPr>
-        <w:spacing w:after="160"/>
+        <w:spacing w:after="120"/>
         <w:jc w:val="center"/>
       </w:pPr>
       <w:r>
         <w:rPr>
           <w:i/>
-          <w:sz w:val="18"/>
+          <w:sz w:val="17"/>
         </w:rPr>
-        <w:t>Figure 4. Factors measured at the current observation versus the next observed coral-cover change. These are descriptive lagged associations, not causal effects.</w:t>
+        <w:t>Figure 6. Lagged descriptive relationships for regional heat and report-mention indicators.</w:t>
       </w:r>
     </w:p>
     <w:p>
       <w:pPr>
-        <w:spacing w:line="360" w:lineRule="auto" w:after="140"/>
+        <w:spacing w:line="283" w:lineRule="auto" w:after="120"/>
       </w:pPr>
       <w:r>
         <w:rPr>
@@ -2059,20 +2623,82 @@
           <w:i w:val="0"/>
           <w:color w:val="18323F"/>
         </w:rPr>
-        <w:t>Maximum NOAA DHW had a weak negative Spearman relationship with the next observed coral-cover change (rho -0.105, p=0.051, n=348). The mean next change was -0.55 pp/year for DHW below 1 and -1.38 pp/year for DHW at least 4. This pattern is directionally consistent with heat stress, but the regional station match, irregular surveys, repeated islands and unmeasured local events prevent causal interpretation.</w:t>
+        <w:t>Regional maximum DHW has a weak negative Spearman association with the next observed change (rho -0.10, p=0.051, n=348). This supports a field-verification question, not a causal claim. Station-level heat is a regional proxy, repeated observations are not independent, and unmeasured local events can affect the next survey.</w:t>
       </w:r>
     </w:p>
     <w:p>
       <w:pPr>
-        <w:spacing w:line="360" w:lineRule="auto" w:after="140"/>
+        <w:jc w:val="center"/>
+      </w:pPr>
+      <w:r>
+        <w:drawing>
+          <wp:inline xmlns:a="http://schemas.openxmlformats.org/drawingml/2006/main" xmlns:pic="http://schemas.openxmlformats.org/drawingml/2006/picture">
+            <wp:extent cx="5760720" cy="2419502"/>
+            <wp:docPr id="7" name="Picture 7"/>
+            <wp:cNvGraphicFramePr>
+              <a:graphicFrameLocks noChangeAspect="1"/>
+            </wp:cNvGraphicFramePr>
+            <a:graphic>
+              <a:graphicData uri="http://schemas.openxmlformats.org/drawingml/2006/picture">
+                <pic:pic>
+                  <pic:nvPicPr>
+                    <pic:cNvPr id="0" name="03_satellite_thermal_stress_dhw.png"/>
+                    <pic:cNvPicPr/>
+                  </pic:nvPicPr>
+                  <pic:blipFill>
+                    <a:blip r:embed="rId17"/>
+                    <a:stretch>
+                      <a:fillRect/>
+                    </a:stretch>
+                  </pic:blipFill>
+                  <pic:spPr>
+                    <a:xfrm>
+                      <a:off x="0" y="0"/>
+                      <a:ext cx="5760720" cy="2419502"/>
+                    </a:xfrm>
+                    <a:prstGeom prst="rect"/>
+                  </pic:spPr>
+                </pic:pic>
+              </a:graphicData>
+            </a:graphic>
+          </wp:inline>
+        </w:drawing>
+      </w:r>
+    </w:p>
+    <w:p>
+      <w:pPr>
+        <w:spacing w:after="120"/>
+        <w:jc w:val="center"/>
       </w:pPr>
       <w:r>
         <w:rPr>
-          <w:b w:val="0"/>
+          <w:i/>
+          <w:sz w:val="17"/>
+        </w:rPr>
+        <w:t>Figure 7. NOAA regional thermal context, explicitly outside the scored model.</w:t>
+      </w:r>
+    </w:p>
+    <w:p>
+      <w:pPr>
+        <w:pStyle w:val="Heading2"/>
+        <w:keepNext/>
+        <w:spacing w:before="180" w:after="80"/>
+      </w:pPr>
+      <w:r>
+        <w:t>Interpretation rule</w:t>
+      </w:r>
+    </w:p>
+    <w:p>
+      <w:pPr>
+        <w:spacing w:line="283" w:lineRule="auto" w:after="120"/>
+      </w:pPr>
+      <w:r>
+        <w:rPr>
+          <w:b/>
           <w:i w:val="0"/>
           <w:color w:val="18323F"/>
         </w:rPr>
-        <w:t>Narrative anchor, trash and bleaching flags did not show strong group separation in this sample. Absence of a narrative mention is not confirmed absence, so these indicators remain evidence prompts rather than causal or predictive conclusions.</w:t>
+        <w:t>Correlation is useful here only to show whether a proposed factor has a measured relationship worth investigating. It is not a prerequisite that proves causation, and it does not justify converting coefficients or feature importance into percentages of reef loss.</w:t>
       </w:r>
     </w:p>
     <w:p>
@@ -2084,15 +2710,15 @@
       <w:pPr>
         <w:pStyle w:val="Heading1"/>
         <w:keepNext/>
-        <w:spacing w:before="200" w:after="100"/>
+        <w:spacing w:before="180" w:after="80"/>
       </w:pPr>
       <w:r>
-        <w:t>5. Priority output</w:t>
+        <w:t>6. Economic context</w:t>
       </w:r>
     </w:p>
     <w:p>
       <w:pPr>
-        <w:spacing w:line="360" w:lineRule="auto" w:after="140"/>
+        <w:spacing w:line="283" w:lineRule="auto" w:after="120"/>
       </w:pPr>
       <w:r>
         <w:rPr>
@@ -2100,28 +2726,77 @@
           <w:i w:val="0"/>
           <w:color w:val="18323F"/>
         </w:rPr>
-        <w:t>The latest available record for each island is scored by the final model. The top quartile is labelled ‘High screening priority’; all other islands remain in ‘Monitor’. Evidence and recommended actions are rule-based and intentionally conservative.</w:t>
+        <w:t>The Department of Marine Park Malaysia booklet Total Economic Value of Marine Biodiversity: Malaysia Marine Parks reports a rounded annual Total Economic Value of RM8.7 billion from studies conducted during 2011-2015 for six evaluated archipelagos: Pulau Payar, Pulau Perhentian, Pulau Redang, Pulau Tioman, Pulau Tinggi, and Pulau Labuan.</w:t>
+      </w:r>
+    </w:p>
+    <w:p>
+      <w:pPr>
+        <w:jc w:val="center"/>
+      </w:pPr>
+      <w:r>
+        <w:drawing>
+          <wp:inline xmlns:a="http://schemas.openxmlformats.org/drawingml/2006/main" xmlns:pic="http://schemas.openxmlformats.org/drawingml/2006/picture">
+            <wp:extent cx="5760720" cy="2765146"/>
+            <wp:docPr id="8" name="Picture 8"/>
+            <wp:cNvGraphicFramePr>
+              <a:graphicFrameLocks noChangeAspect="1"/>
+            </wp:cNvGraphicFramePr>
+            <a:graphic>
+              <a:graphicData uri="http://schemas.openxmlformats.org/drawingml/2006/picture">
+                <pic:pic>
+                  <pic:nvPicPr>
+                    <pic:cNvPr id="0" name="04_economic_valuation_pillars.png"/>
+                    <pic:cNvPicPr/>
+                  </pic:nvPicPr>
+                  <pic:blipFill>
+                    <a:blip r:embed="rId18"/>
+                    <a:stretch>
+                      <a:fillRect/>
+                    </a:stretch>
+                  </pic:blipFill>
+                  <pic:spPr>
+                    <a:xfrm>
+                      <a:off x="0" y="0"/>
+                      <a:ext cx="5760720" cy="2765146"/>
+                    </a:xfrm>
+                    <a:prstGeom prst="rect"/>
+                  </pic:spPr>
+                </pic:pic>
+              </a:graphicData>
+            </a:graphic>
+          </wp:inline>
+        </w:drawing>
+      </w:r>
+    </w:p>
+    <w:p>
+      <w:pPr>
+        <w:spacing w:after="120"/>
+        <w:jc w:val="center"/>
+      </w:pPr>
+      <w:r>
+        <w:rPr>
+          <w:i/>
+          <w:sz w:val="17"/>
+        </w:rPr>
+        <w:t>Figure 8. Source-transcribed DMPM component values. The calculated sum is RM8.68699 billion before headline rounding.</w:t>
       </w:r>
     </w:p>
     <w:tbl>
       <w:tblPr>
+        <w:tblStyle w:val="TableGrid"/>
         <w:tblW w:type="auto" w:w="0"/>
         <w:jc w:val="center"/>
-        <w:tblLayout w:type="fixed"/>
         <w:tblLook w:firstColumn="1" w:firstRow="1" w:lastColumn="0" w:lastRow="0" w:noHBand="0" w:noVBand="1" w:val="04A0"/>
       </w:tblPr>
       <w:tblGrid>
-        <w:gridCol w:w="1632"/>
-        <w:gridCol w:w="1632"/>
-        <w:gridCol w:w="1632"/>
-        <w:gridCol w:w="1632"/>
-        <w:gridCol w:w="1632"/>
-        <w:gridCol w:w="1632"/>
+        <w:gridCol w:w="3331"/>
+        <w:gridCol w:w="3331"/>
+        <w:gridCol w:w="3331"/>
       </w:tblGrid>
       <w:tr>
         <w:tc>
           <w:tcPr>
-            <w:tcW w:type="dxa" w:w="648"/>
+            <w:tcW w:type="dxa" w:w="3888"/>
             <w:vAlign w:val="center"/>
             <w:shd w:fill="12304A"/>
           </w:tcPr>
@@ -2132,10 +2807,602 @@
             <w:r/>
             <w:r>
               <w:rPr>
-                <w:rFonts w:ascii="Times New Roman" w:hAnsi="Times New Roman"/>
+                <w:rFonts w:ascii="Arial" w:hAnsi="Arial"/>
                 <w:b/>
                 <w:color w:val="FFFFFF"/>
-                <w:sz w:val="18"/>
+                <w:sz w:val="16"/>
+              </w:rPr>
+              <w:t>Component</w:t>
+            </w:r>
+          </w:p>
+        </w:tc>
+        <w:tc>
+          <w:tcPr>
+            <w:tcW w:type="dxa" w:w="3024"/>
+            <w:vAlign w:val="center"/>
+            <w:shd w:fill="12304A"/>
+          </w:tcPr>
+          <w:p>
+            <w:pPr>
+              <w:spacing w:after="0"/>
+            </w:pPr>
+            <w:r/>
+            <w:r>
+              <w:rPr>
+                <w:rFonts w:ascii="Arial" w:hAnsi="Arial"/>
+                <w:b/>
+                <w:color w:val="FFFFFF"/>
+                <w:sz w:val="16"/>
+              </w:rPr>
+              <w:t>Annual value</w:t>
+            </w:r>
+          </w:p>
+        </w:tc>
+        <w:tc>
+          <w:tcPr>
+            <w:tcW w:type="dxa" w:w="1728"/>
+            <w:vAlign w:val="center"/>
+            <w:shd w:fill="12304A"/>
+          </w:tcPr>
+          <w:p>
+            <w:pPr>
+              <w:spacing w:after="0"/>
+            </w:pPr>
+            <w:r/>
+            <w:r>
+              <w:rPr>
+                <w:rFonts w:ascii="Arial" w:hAnsi="Arial"/>
+                <w:b/>
+                <w:color w:val="FFFFFF"/>
+                <w:sz w:val="16"/>
+              </w:rPr>
+              <w:t>Source page</w:t>
+            </w:r>
+          </w:p>
+        </w:tc>
+      </w:tr>
+      <w:tr>
+        <w:tc>
+          <w:tcPr>
+            <w:tcW w:type="dxa" w:w="3888"/>
+            <w:vAlign w:val="center"/>
+            <w:shd w:fill="EAF3F6"/>
+          </w:tcPr>
+          <w:p>
+            <w:pPr>
+              <w:spacing w:after="0"/>
+            </w:pPr>
+            <w:r/>
+            <w:r>
+              <w:rPr>
+                <w:rFonts w:ascii="Arial" w:hAnsi="Arial"/>
+                <w:b w:val="0"/>
+                <w:color w:val="18323F"/>
+                <w:sz w:val="17"/>
+              </w:rPr>
+              <w:t>Aesthetic value</w:t>
+            </w:r>
+          </w:p>
+        </w:tc>
+        <w:tc>
+          <w:tcPr>
+            <w:tcW w:type="dxa" w:w="3024"/>
+            <w:vAlign w:val="center"/>
+            <w:shd w:fill="EAF3F6"/>
+          </w:tcPr>
+          <w:p>
+            <w:pPr>
+              <w:spacing w:after="0"/>
+            </w:pPr>
+            <w:r/>
+            <w:r>
+              <w:rPr>
+                <w:rFonts w:ascii="Arial" w:hAnsi="Arial"/>
+                <w:b w:val="0"/>
+                <w:color w:val="18323F"/>
+                <w:sz w:val="17"/>
+              </w:rPr>
+              <w:t>RM8,000.00 million</w:t>
+            </w:r>
+          </w:p>
+        </w:tc>
+        <w:tc>
+          <w:tcPr>
+            <w:tcW w:type="dxa" w:w="1728"/>
+            <w:vAlign w:val="center"/>
+            <w:shd w:fill="EAF3F6"/>
+          </w:tcPr>
+          <w:p>
+            <w:pPr>
+              <w:spacing w:after="0"/>
+            </w:pPr>
+            <w:r/>
+            <w:r>
+              <w:rPr>
+                <w:rFonts w:ascii="Arial" w:hAnsi="Arial"/>
+                <w:b w:val="0"/>
+                <w:color w:val="18323F"/>
+                <w:sz w:val="17"/>
+              </w:rPr>
+              <w:t>9</w:t>
+            </w:r>
+          </w:p>
+        </w:tc>
+      </w:tr>
+      <w:tr>
+        <w:tc>
+          <w:tcPr>
+            <w:tcW w:type="dxa" w:w="3888"/>
+            <w:vAlign w:val="center"/>
+          </w:tcPr>
+          <w:p>
+            <w:pPr>
+              <w:spacing w:after="0"/>
+            </w:pPr>
+            <w:r/>
+            <w:r>
+              <w:rPr>
+                <w:rFonts w:ascii="Arial" w:hAnsi="Arial"/>
+                <w:b w:val="0"/>
+                <w:color w:val="18323F"/>
+                <w:sz w:val="17"/>
+              </w:rPr>
+              <w:t>Fisheries</w:t>
+            </w:r>
+          </w:p>
+        </w:tc>
+        <w:tc>
+          <w:tcPr>
+            <w:tcW w:type="dxa" w:w="3024"/>
+            <w:vAlign w:val="center"/>
+          </w:tcPr>
+          <w:p>
+            <w:pPr>
+              <w:spacing w:after="0"/>
+            </w:pPr>
+            <w:r/>
+            <w:r>
+              <w:rPr>
+                <w:rFonts w:ascii="Arial" w:hAnsi="Arial"/>
+                <w:b w:val="0"/>
+                <w:color w:val="18323F"/>
+                <w:sz w:val="17"/>
+              </w:rPr>
+              <w:t>RM580.40 million</w:t>
+            </w:r>
+          </w:p>
+        </w:tc>
+        <w:tc>
+          <w:tcPr>
+            <w:tcW w:type="dxa" w:w="1728"/>
+            <w:vAlign w:val="center"/>
+          </w:tcPr>
+          <w:p>
+            <w:pPr>
+              <w:spacing w:after="0"/>
+            </w:pPr>
+            <w:r/>
+            <w:r>
+              <w:rPr>
+                <w:rFonts w:ascii="Arial" w:hAnsi="Arial"/>
+                <w:b w:val="0"/>
+                <w:color w:val="18323F"/>
+                <w:sz w:val="17"/>
+              </w:rPr>
+              <w:t>6</w:t>
+            </w:r>
+          </w:p>
+        </w:tc>
+      </w:tr>
+      <w:tr>
+        <w:tc>
+          <w:tcPr>
+            <w:tcW w:type="dxa" w:w="3888"/>
+            <w:vAlign w:val="center"/>
+            <w:shd w:fill="EAF3F6"/>
+          </w:tcPr>
+          <w:p>
+            <w:pPr>
+              <w:spacing w:after="0"/>
+            </w:pPr>
+            <w:r/>
+            <w:r>
+              <w:rPr>
+                <w:rFonts w:ascii="Arial" w:hAnsi="Arial"/>
+                <w:b w:val="0"/>
+                <w:color w:val="18323F"/>
+                <w:sz w:val="17"/>
+              </w:rPr>
+              <w:t>Coastal protection</w:t>
+            </w:r>
+          </w:p>
+        </w:tc>
+        <w:tc>
+          <w:tcPr>
+            <w:tcW w:type="dxa" w:w="3024"/>
+            <w:vAlign w:val="center"/>
+            <w:shd w:fill="EAF3F6"/>
+          </w:tcPr>
+          <w:p>
+            <w:pPr>
+              <w:spacing w:after="0"/>
+            </w:pPr>
+            <w:r/>
+            <w:r>
+              <w:rPr>
+                <w:rFonts w:ascii="Arial" w:hAnsi="Arial"/>
+                <w:b w:val="0"/>
+                <w:color w:val="18323F"/>
+                <w:sz w:val="17"/>
+              </w:rPr>
+              <w:t>RM56.25 million</w:t>
+            </w:r>
+          </w:p>
+        </w:tc>
+        <w:tc>
+          <w:tcPr>
+            <w:tcW w:type="dxa" w:w="1728"/>
+            <w:vAlign w:val="center"/>
+            <w:shd w:fill="EAF3F6"/>
+          </w:tcPr>
+          <w:p>
+            <w:pPr>
+              <w:spacing w:after="0"/>
+            </w:pPr>
+            <w:r/>
+            <w:r>
+              <w:rPr>
+                <w:rFonts w:ascii="Arial" w:hAnsi="Arial"/>
+                <w:b w:val="0"/>
+                <w:color w:val="18323F"/>
+                <w:sz w:val="17"/>
+              </w:rPr>
+              <w:t>11</w:t>
+            </w:r>
+          </w:p>
+        </w:tc>
+      </w:tr>
+      <w:tr>
+        <w:tc>
+          <w:tcPr>
+            <w:tcW w:type="dxa" w:w="3888"/>
+            <w:vAlign w:val="center"/>
+          </w:tcPr>
+          <w:p>
+            <w:pPr>
+              <w:spacing w:after="0"/>
+            </w:pPr>
+            <w:r/>
+            <w:r>
+              <w:rPr>
+                <w:rFonts w:ascii="Arial" w:hAnsi="Arial"/>
+                <w:b w:val="0"/>
+                <w:color w:val="18323F"/>
+                <w:sz w:val="17"/>
+              </w:rPr>
+              <w:t>Carbon sequestration</w:t>
+            </w:r>
+          </w:p>
+        </w:tc>
+        <w:tc>
+          <w:tcPr>
+            <w:tcW w:type="dxa" w:w="3024"/>
+            <w:vAlign w:val="center"/>
+          </w:tcPr>
+          <w:p>
+            <w:pPr>
+              <w:spacing w:after="0"/>
+            </w:pPr>
+            <w:r/>
+            <w:r>
+              <w:rPr>
+                <w:rFonts w:ascii="Arial" w:hAnsi="Arial"/>
+                <w:b w:val="0"/>
+                <w:color w:val="18323F"/>
+                <w:sz w:val="17"/>
+              </w:rPr>
+              <w:t>RM30.24 million</w:t>
+            </w:r>
+          </w:p>
+        </w:tc>
+        <w:tc>
+          <w:tcPr>
+            <w:tcW w:type="dxa" w:w="1728"/>
+            <w:vAlign w:val="center"/>
+          </w:tcPr>
+          <w:p>
+            <w:pPr>
+              <w:spacing w:after="0"/>
+            </w:pPr>
+            <w:r/>
+            <w:r>
+              <w:rPr>
+                <w:rFonts w:ascii="Arial" w:hAnsi="Arial"/>
+                <w:b w:val="0"/>
+                <w:color w:val="18323F"/>
+                <w:sz w:val="17"/>
+              </w:rPr>
+              <w:t>12</w:t>
+            </w:r>
+          </w:p>
+        </w:tc>
+      </w:tr>
+      <w:tr>
+        <w:tc>
+          <w:tcPr>
+            <w:tcW w:type="dxa" w:w="3888"/>
+            <w:vAlign w:val="center"/>
+            <w:shd w:fill="EAF3F6"/>
+          </w:tcPr>
+          <w:p>
+            <w:pPr>
+              <w:spacing w:after="0"/>
+            </w:pPr>
+            <w:r/>
+            <w:r>
+              <w:rPr>
+                <w:rFonts w:ascii="Arial" w:hAnsi="Arial"/>
+                <w:b w:val="0"/>
+                <w:color w:val="18323F"/>
+                <w:sz w:val="17"/>
+              </w:rPr>
+              <w:t>Bequest value</w:t>
+            </w:r>
+          </w:p>
+        </w:tc>
+        <w:tc>
+          <w:tcPr>
+            <w:tcW w:type="dxa" w:w="3024"/>
+            <w:vAlign w:val="center"/>
+            <w:shd w:fill="EAF3F6"/>
+          </w:tcPr>
+          <w:p>
+            <w:pPr>
+              <w:spacing w:after="0"/>
+            </w:pPr>
+            <w:r/>
+            <w:r>
+              <w:rPr>
+                <w:rFonts w:ascii="Arial" w:hAnsi="Arial"/>
+                <w:b w:val="0"/>
+                <w:color w:val="18323F"/>
+                <w:sz w:val="17"/>
+              </w:rPr>
+              <w:t>RM14.50 million</w:t>
+            </w:r>
+          </w:p>
+        </w:tc>
+        <w:tc>
+          <w:tcPr>
+            <w:tcW w:type="dxa" w:w="1728"/>
+            <w:vAlign w:val="center"/>
+            <w:shd w:fill="EAF3F6"/>
+          </w:tcPr>
+          <w:p>
+            <w:pPr>
+              <w:spacing w:after="0"/>
+            </w:pPr>
+            <w:r/>
+            <w:r>
+              <w:rPr>
+                <w:rFonts w:ascii="Arial" w:hAnsi="Arial"/>
+                <w:b w:val="0"/>
+                <w:color w:val="18323F"/>
+                <w:sz w:val="17"/>
+              </w:rPr>
+              <w:t>13</w:t>
+            </w:r>
+          </w:p>
+        </w:tc>
+      </w:tr>
+      <w:tr>
+        <w:tc>
+          <w:tcPr>
+            <w:tcW w:type="dxa" w:w="3888"/>
+            <w:vAlign w:val="center"/>
+          </w:tcPr>
+          <w:p>
+            <w:pPr>
+              <w:spacing w:after="0"/>
+            </w:pPr>
+            <w:r/>
+            <w:r>
+              <w:rPr>
+                <w:rFonts w:ascii="Arial" w:hAnsi="Arial"/>
+                <w:b w:val="0"/>
+                <w:color w:val="18323F"/>
+                <w:sz w:val="17"/>
+              </w:rPr>
+              <w:t>Tourism</w:t>
+            </w:r>
+          </w:p>
+        </w:tc>
+        <w:tc>
+          <w:tcPr>
+            <w:tcW w:type="dxa" w:w="3024"/>
+            <w:vAlign w:val="center"/>
+          </w:tcPr>
+          <w:p>
+            <w:pPr>
+              <w:spacing w:after="0"/>
+            </w:pPr>
+            <w:r/>
+            <w:r>
+              <w:rPr>
+                <w:rFonts w:ascii="Arial" w:hAnsi="Arial"/>
+                <w:b w:val="0"/>
+                <w:color w:val="18323F"/>
+                <w:sz w:val="17"/>
+              </w:rPr>
+              <w:t>RM4.60 million</w:t>
+            </w:r>
+          </w:p>
+        </w:tc>
+        <w:tc>
+          <w:tcPr>
+            <w:tcW w:type="dxa" w:w="1728"/>
+            <w:vAlign w:val="center"/>
+          </w:tcPr>
+          <w:p>
+            <w:pPr>
+              <w:spacing w:after="0"/>
+            </w:pPr>
+            <w:r/>
+            <w:r>
+              <w:rPr>
+                <w:rFonts w:ascii="Arial" w:hAnsi="Arial"/>
+                <w:b w:val="0"/>
+                <w:color w:val="18323F"/>
+                <w:sz w:val="17"/>
+              </w:rPr>
+              <w:t>7</w:t>
+            </w:r>
+          </w:p>
+        </w:tc>
+      </w:tr>
+      <w:tr>
+        <w:tc>
+          <w:tcPr>
+            <w:tcW w:type="dxa" w:w="3888"/>
+            <w:vAlign w:val="center"/>
+            <w:shd w:fill="EAF3F6"/>
+          </w:tcPr>
+          <w:p>
+            <w:pPr>
+              <w:spacing w:after="0"/>
+            </w:pPr>
+            <w:r/>
+            <w:r>
+              <w:rPr>
+                <w:rFonts w:ascii="Arial" w:hAnsi="Arial"/>
+                <w:b w:val="0"/>
+                <w:color w:val="18323F"/>
+                <w:sz w:val="17"/>
+              </w:rPr>
+              <w:t>Biological support</w:t>
+            </w:r>
+          </w:p>
+        </w:tc>
+        <w:tc>
+          <w:tcPr>
+            <w:tcW w:type="dxa" w:w="3024"/>
+            <w:vAlign w:val="center"/>
+            <w:shd w:fill="EAF3F6"/>
+          </w:tcPr>
+          <w:p>
+            <w:pPr>
+              <w:spacing w:after="0"/>
+            </w:pPr>
+            <w:r/>
+            <w:r>
+              <w:rPr>
+                <w:rFonts w:ascii="Arial" w:hAnsi="Arial"/>
+                <w:b w:val="0"/>
+                <w:color w:val="18323F"/>
+                <w:sz w:val="17"/>
+              </w:rPr>
+              <w:t>RM1.00 million</w:t>
+            </w:r>
+          </w:p>
+        </w:tc>
+        <w:tc>
+          <w:tcPr>
+            <w:tcW w:type="dxa" w:w="1728"/>
+            <w:vAlign w:val="center"/>
+            <w:shd w:fill="EAF3F6"/>
+          </w:tcPr>
+          <w:p>
+            <w:pPr>
+              <w:spacing w:after="0"/>
+            </w:pPr>
+            <w:r/>
+            <w:r>
+              <w:rPr>
+                <w:rFonts w:ascii="Arial" w:hAnsi="Arial"/>
+                <w:b w:val="0"/>
+                <w:color w:val="18323F"/>
+                <w:sz w:val="17"/>
+              </w:rPr>
+              <w:t>10</w:t>
+            </w:r>
+          </w:p>
+        </w:tc>
+      </w:tr>
+    </w:tbl>
+    <w:p>
+      <w:pPr>
+        <w:spacing w:line="283" w:lineRule="auto" w:after="120"/>
+      </w:pPr>
+      <w:r>
+        <w:rPr>
+          <w:b/>
+          <w:i w:val="0"/>
+          <w:color w:val="18323F"/>
+        </w:rPr>
+        <w:t>This benchmark is historical context. It is not a current national reef total, ReefSafe revenue estimate, island allocation, avoided loss, or net present value.</w:t>
+      </w:r>
+    </w:p>
+    <w:p>
+      <w:r>
+        <w:br w:type="page"/>
+      </w:r>
+    </w:p>
+    <w:p>
+      <w:pPr>
+        <w:pStyle w:val="Heading1"/>
+        <w:keepNext/>
+        <w:spacing w:before="180" w:after="80"/>
+      </w:pPr>
+      <w:r>
+        <w:t>7. Field-verification output</w:t>
+      </w:r>
+    </w:p>
+    <w:p>
+      <w:pPr>
+        <w:spacing w:line="283" w:lineRule="auto" w:after="120"/>
+      </w:pPr>
+      <w:r>
+        <w:rPr>
+          <w:b w:val="0"/>
+          <w:i w:val="0"/>
+          <w:color w:val="18323F"/>
+        </w:rPr>
+        <w:t>The final model scores the latest observation for each of 40 units. The top quartile is labelled High screening priority as a practical workload queue. Rank does not create a scientific threshold or regulatory instruction.</w:t>
+      </w:r>
+    </w:p>
+    <w:tbl>
+      <w:tblPr>
+        <w:tblStyle w:val="TableGrid"/>
+        <w:tblW w:type="auto" w:w="0"/>
+        <w:jc w:val="center"/>
+        <w:tblLook w:firstColumn="1" w:firstRow="1" w:lastColumn="0" w:lastRow="0" w:noHBand="0" w:noVBand="1" w:val="04A0"/>
+      </w:tblPr>
+      <w:tblGrid>
+        <w:gridCol w:w="1666"/>
+        <w:gridCol w:w="1666"/>
+        <w:gridCol w:w="1666"/>
+        <w:gridCol w:w="1666"/>
+        <w:gridCol w:w="1666"/>
+        <w:gridCol w:w="1666"/>
+      </w:tblGrid>
+      <w:tr>
+        <w:tc>
+          <w:tcPr>
+            <w:tcW w:type="dxa" w:w="720"/>
+            <w:vAlign w:val="center"/>
+            <w:shd w:fill="12304A"/>
+          </w:tcPr>
+          <w:p>
+            <w:pPr>
+              <w:spacing w:after="0"/>
+            </w:pPr>
+            <w:r/>
+            <w:r>
+              <w:rPr>
+                <w:rFonts w:ascii="Arial" w:hAnsi="Arial"/>
+                <w:b/>
+                <w:color w:val="FFFFFF"/>
+                <w:sz w:val="16"/>
               </w:rPr>
               <w:t>Rank</w:t>
             </w:r>
@@ -2154,18 +3421,18 @@
             <w:r/>
             <w:r>
               <w:rPr>
-                <w:rFonts w:ascii="Times New Roman" w:hAnsi="Times New Roman"/>
+                <w:rFonts w:ascii="Arial" w:hAnsi="Arial"/>
                 <w:b/>
                 <w:color w:val="FFFFFF"/>
-                <w:sz w:val="18"/>
+                <w:sz w:val="16"/>
               </w:rPr>
-              <w:t>Island</w:t>
+              <w:t>Unit</w:t>
             </w:r>
           </w:p>
         </w:tc>
         <w:tc>
           <w:tcPr>
-            <w:tcW w:type="dxa" w:w="1080"/>
+            <w:tcW w:type="dxa" w:w="1440"/>
             <w:vAlign w:val="center"/>
             <w:shd w:fill="12304A"/>
           </w:tcPr>
@@ -2176,10 +3443,10 @@
             <w:r/>
             <w:r>
               <w:rPr>
-                <w:rFonts w:ascii="Times New Roman" w:hAnsi="Times New Roman"/>
+                <w:rFonts w:ascii="Arial" w:hAnsi="Arial"/>
                 <w:b/>
                 <w:color w:val="FFFFFF"/>
-                <w:sz w:val="18"/>
+                <w:sz w:val="16"/>
               </w:rPr>
               <w:t>State</w:t>
             </w:r>
@@ -2187,7 +3454,7 @@
         </w:tc>
         <w:tc>
           <w:tcPr>
-            <w:tcW w:type="dxa" w:w="1080"/>
+            <w:tcW w:type="dxa" w:w="1440"/>
             <w:vAlign w:val="center"/>
             <w:shd w:fill="12304A"/>
           </w:tcPr>
@@ -2198,18 +3465,18 @@
             <w:r/>
             <w:r>
               <w:rPr>
-                <w:rFonts w:ascii="Times New Roman" w:hAnsi="Times New Roman"/>
+                <w:rFonts w:ascii="Arial" w:hAnsi="Arial"/>
                 <w:b/>
                 <w:color w:val="FFFFFF"/>
-                <w:sz w:val="18"/>
+                <w:sz w:val="16"/>
               </w:rPr>
-              <w:t>Prediction</w:t>
+              <w:t>Estimate (pp/yr)</w:t>
             </w:r>
           </w:p>
         </w:tc>
         <w:tc>
           <w:tcPr>
-            <w:tcW w:type="dxa" w:w="2160"/>
+            <w:tcW w:type="dxa" w:w="1584"/>
             <w:vAlign w:val="center"/>
             <w:shd w:fill="12304A"/>
           </w:tcPr>
@@ -2220,18 +3487,18 @@
             <w:r/>
             <w:r>
               <w:rPr>
-                <w:rFonts w:ascii="Times New Roman" w:hAnsi="Times New Roman"/>
+                <w:rFonts w:ascii="Arial" w:hAnsi="Arial"/>
                 <w:b/>
                 <w:color w:val="FFFFFF"/>
-                <w:sz w:val="18"/>
+                <w:sz w:val="16"/>
               </w:rPr>
-              <w:t>Observed evidence</w:t>
+              <w:t>Empirical range</w:t>
             </w:r>
           </w:p>
         </w:tc>
         <w:tc>
           <w:tcPr>
-            <w:tcW w:type="dxa" w:w="2592"/>
+            <w:tcW w:type="dxa" w:w="2880"/>
             <w:vAlign w:val="center"/>
             <w:shd w:fill="12304A"/>
           </w:tcPr>
@@ -2242,12 +3509,12 @@
             <w:r/>
             <w:r>
               <w:rPr>
-                <w:rFonts w:ascii="Times New Roman" w:hAnsi="Times New Roman"/>
+                <w:rFonts w:ascii="Arial" w:hAnsi="Arial"/>
                 <w:b/>
                 <w:color w:val="FFFFFF"/>
-                <w:sz w:val="18"/>
+                <w:sz w:val="16"/>
               </w:rPr>
-              <w:t>Next step</w:t>
+              <w:t>Next check</w:t>
             </w:r>
           </w:p>
         </w:tc>
@@ -2255,7 +3522,7 @@
       <w:tr>
         <w:tc>
           <w:tcPr>
-            <w:tcW w:type="dxa" w:w="648"/>
+            <w:tcW w:type="dxa" w:w="720"/>
             <w:vAlign w:val="center"/>
             <w:shd w:fill="EAF3F6"/>
           </w:tcPr>
@@ -2266,7 +3533,7 @@
             <w:r/>
             <w:r>
               <w:rPr>
-                <w:rFonts w:ascii="Times New Roman" w:hAnsi="Times New Roman"/>
+                <w:rFonts w:ascii="Arial" w:hAnsi="Arial"/>
                 <w:b w:val="0"/>
                 <w:color w:val="18323F"/>
                 <w:sz w:val="17"/>
@@ -2288,7 +3555,7 @@
             <w:r/>
             <w:r>
               <w:rPr>
-                <w:rFonts w:ascii="Times New Roman" w:hAnsi="Times New Roman"/>
+                <w:rFonts w:ascii="Arial" w:hAnsi="Arial"/>
                 <w:b w:val="0"/>
                 <w:color w:val="18323F"/>
                 <w:sz w:val="17"/>
@@ -2299,7 +3566,7 @@
         </w:tc>
         <w:tc>
           <w:tcPr>
-            <w:tcW w:type="dxa" w:w="1080"/>
+            <w:tcW w:type="dxa" w:w="1440"/>
             <w:vAlign w:val="center"/>
             <w:shd w:fill="EAF3F6"/>
           </w:tcPr>
@@ -2310,18 +3577,18 @@
             <w:r/>
             <w:r>
               <w:rPr>
-                <w:rFonts w:ascii="Times New Roman" w:hAnsi="Times New Roman"/>
+                <w:rFonts w:ascii="Arial" w:hAnsi="Arial"/>
                 <w:b w:val="0"/>
                 <w:color w:val="18323F"/>
                 <w:sz w:val="17"/>
               </w:rPr>
-              <w:t>Sabah</w:t>
+              <w:t>W.P. Labuan</w:t>
             </w:r>
           </w:p>
         </w:tc>
         <w:tc>
           <w:tcPr>
-            <w:tcW w:type="dxa" w:w="1080"/>
+            <w:tcW w:type="dxa" w:w="1440"/>
             <w:vAlign w:val="center"/>
             <w:shd w:fill="EAF3F6"/>
           </w:tcPr>
@@ -2332,18 +3599,18 @@
             <w:r/>
             <w:r>
               <w:rPr>
-                <w:rFonts w:ascii="Times New Roman" w:hAnsi="Times New Roman"/>
+                <w:rFonts w:ascii="Arial" w:hAnsi="Arial"/>
                 <w:b w:val="0"/>
                 <w:color w:val="18323F"/>
                 <w:sz w:val="17"/>
               </w:rPr>
-              <w:t>-12.0</w:t>
+              <w:t>-14.42</w:t>
             </w:r>
           </w:p>
         </w:tc>
         <w:tc>
           <w:tcPr>
-            <w:tcW w:type="dxa" w:w="2160"/>
+            <w:tcW w:type="dxa" w:w="1584"/>
             <w:vAlign w:val="center"/>
             <w:shd w:fill="EAF3F6"/>
           </w:tcPr>
@@ -2354,18 +3621,18 @@
             <w:r/>
             <w:r>
               <w:rPr>
-                <w:rFonts w:ascii="Times New Roman" w:hAnsi="Times New Roman"/>
+                <w:rFonts w:ascii="Arial" w:hAnsi="Arial"/>
                 <w:b w:val="0"/>
                 <w:color w:val="18323F"/>
                 <w:sz w:val="17"/>
               </w:rPr>
-              <w:t>NOAA thermal stress observed</w:t>
+              <w:t>-30.7 to -0.8</w:t>
             </w:r>
           </w:p>
         </w:tc>
         <w:tc>
           <w:tcPr>
-            <w:tcW w:type="dxa" w:w="2592"/>
+            <w:tcW w:type="dxa" w:w="2880"/>
             <w:vAlign w:val="center"/>
             <w:shd w:fill="EAF3F6"/>
           </w:tcPr>
@@ -2376,7 +3643,7 @@
             <w:r/>
             <w:r>
               <w:rPr>
-                <w:rFonts w:ascii="Times New Roman" w:hAnsi="Times New Roman"/>
+                <w:rFonts w:ascii="Arial" w:hAnsi="Arial"/>
                 <w:b w:val="0"/>
                 <w:color w:val="18323F"/>
                 <w:sz w:val="17"/>
@@ -2389,7 +3656,7 @@
       <w:tr>
         <w:tc>
           <w:tcPr>
-            <w:tcW w:type="dxa" w:w="648"/>
+            <w:tcW w:type="dxa" w:w="720"/>
             <w:vAlign w:val="center"/>
           </w:tcPr>
           <w:p>
@@ -2399,7 +3666,7 @@
             <w:r/>
             <w:r>
               <w:rPr>
-                <w:rFonts w:ascii="Times New Roman" w:hAnsi="Times New Roman"/>
+                <w:rFonts w:ascii="Arial" w:hAnsi="Arial"/>
                 <w:b w:val="0"/>
                 <w:color w:val="18323F"/>
                 <w:sz w:val="17"/>
@@ -2420,7 +3687,7 @@
             <w:r/>
             <w:r>
               <w:rPr>
-                <w:rFonts w:ascii="Times New Roman" w:hAnsi="Times New Roman"/>
+                <w:rFonts w:ascii="Arial" w:hAnsi="Arial"/>
                 <w:b w:val="0"/>
                 <w:color w:val="18323F"/>
                 <w:sz w:val="17"/>
@@ -2431,7 +3698,7 @@
         </w:tc>
         <w:tc>
           <w:tcPr>
-            <w:tcW w:type="dxa" w:w="1080"/>
+            <w:tcW w:type="dxa" w:w="1440"/>
             <w:vAlign w:val="center"/>
           </w:tcPr>
           <w:p>
@@ -2441,7 +3708,7 @@
             <w:r/>
             <w:r>
               <w:rPr>
-                <w:rFonts w:ascii="Times New Roman" w:hAnsi="Times New Roman"/>
+                <w:rFonts w:ascii="Arial" w:hAnsi="Arial"/>
                 <w:b w:val="0"/>
                 <w:color w:val="18323F"/>
                 <w:sz w:val="17"/>
@@ -2452,7 +3719,7 @@
         </w:tc>
         <w:tc>
           <w:tcPr>
-            <w:tcW w:type="dxa" w:w="1080"/>
+            <w:tcW w:type="dxa" w:w="1440"/>
             <w:vAlign w:val="center"/>
           </w:tcPr>
           <w:p>
@@ -2462,18 +3729,18 @@
             <w:r/>
             <w:r>
               <w:rPr>
-                <w:rFonts w:ascii="Times New Roman" w:hAnsi="Times New Roman"/>
+                <w:rFonts w:ascii="Arial" w:hAnsi="Arial"/>
                 <w:b w:val="0"/>
                 <w:color w:val="18323F"/>
                 <w:sz w:val="17"/>
               </w:rPr>
-              <w:t>-4.5</w:t>
+              <w:t>-5.75</w:t>
             </w:r>
           </w:p>
         </w:tc>
         <w:tc>
           <w:tcPr>
-            <w:tcW w:type="dxa" w:w="2160"/>
+            <w:tcW w:type="dxa" w:w="1584"/>
             <w:vAlign w:val="center"/>
           </w:tcPr>
           <w:p>
@@ -2483,18 +3750,18 @@
             <w:r/>
             <w:r>
               <w:rPr>
-                <w:rFonts w:ascii="Times New Roman" w:hAnsi="Times New Roman"/>
+                <w:rFonts w:ascii="Arial" w:hAnsi="Arial"/>
                 <w:b w:val="0"/>
                 <w:color w:val="18323F"/>
                 <w:sz w:val="17"/>
               </w:rPr>
-              <w:t>Modelled decline; no single dominant observed stressor</w:t>
+              <w:t>-22.0 to +7.9</w:t>
             </w:r>
           </w:p>
         </w:tc>
         <w:tc>
           <w:tcPr>
-            <w:tcW w:type="dxa" w:w="2592"/>
+            <w:tcW w:type="dxa" w:w="2880"/>
             <w:vAlign w:val="center"/>
           </w:tcPr>
           <w:p>
@@ -2504,7 +3771,7 @@
             <w:r/>
             <w:r>
               <w:rPr>
-                <w:rFonts w:ascii="Times New Roman" w:hAnsi="Times New Roman"/>
+                <w:rFonts w:ascii="Arial" w:hAnsi="Arial"/>
                 <w:b w:val="0"/>
                 <w:color w:val="18323F"/>
                 <w:sz w:val="17"/>
@@ -2517,7 +3784,7 @@
       <w:tr>
         <w:tc>
           <w:tcPr>
-            <w:tcW w:type="dxa" w:w="648"/>
+            <w:tcW w:type="dxa" w:w="720"/>
             <w:vAlign w:val="center"/>
             <w:shd w:fill="EAF3F6"/>
           </w:tcPr>
@@ -2528,7 +3795,7 @@
             <w:r/>
             <w:r>
               <w:rPr>
-                <w:rFonts w:ascii="Times New Roman" w:hAnsi="Times New Roman"/>
+                <w:rFonts w:ascii="Arial" w:hAnsi="Arial"/>
                 <w:b w:val="0"/>
                 <w:color w:val="18323F"/>
                 <w:sz w:val="17"/>
@@ -2550,18 +3817,18 @@
             <w:r/>
             <w:r>
               <w:rPr>
-                <w:rFonts w:ascii="Times New Roman" w:hAnsi="Times New Roman"/>
+                <w:rFonts w:ascii="Arial" w:hAnsi="Arial"/>
                 <w:b w:val="0"/>
                 <w:color w:val="18323F"/>
                 <w:sz w:val="17"/>
               </w:rPr>
-              <w:t>Lankayan</w:t>
+              <w:t>Seri Buat</w:t>
             </w:r>
           </w:p>
         </w:tc>
         <w:tc>
           <w:tcPr>
-            <w:tcW w:type="dxa" w:w="1080"/>
+            <w:tcW w:type="dxa" w:w="1440"/>
             <w:vAlign w:val="center"/>
             <w:shd w:fill="EAF3F6"/>
           </w:tcPr>
@@ -2572,18 +3839,18 @@
             <w:r/>
             <w:r>
               <w:rPr>
-                <w:rFonts w:ascii="Times New Roman" w:hAnsi="Times New Roman"/>
+                <w:rFonts w:ascii="Arial" w:hAnsi="Arial"/>
                 <w:b w:val="0"/>
                 <w:color w:val="18323F"/>
                 <w:sz w:val="17"/>
               </w:rPr>
-              <w:t>Sabah</w:t>
+              <w:t>Pahang</w:t>
             </w:r>
           </w:p>
         </w:tc>
         <w:tc>
           <w:tcPr>
-            <w:tcW w:type="dxa" w:w="1080"/>
+            <w:tcW w:type="dxa" w:w="1440"/>
             <w:vAlign w:val="center"/>
             <w:shd w:fill="EAF3F6"/>
           </w:tcPr>
@@ -2594,18 +3861,18 @@
             <w:r/>
             <w:r>
               <w:rPr>
-                <w:rFonts w:ascii="Times New Roman" w:hAnsi="Times New Roman"/>
+                <w:rFonts w:ascii="Arial" w:hAnsi="Arial"/>
                 <w:b w:val="0"/>
                 <w:color w:val="18323F"/>
                 <w:sz w:val="17"/>
               </w:rPr>
-              <w:t>-3.8</w:t>
+              <w:t>-5.15</w:t>
             </w:r>
           </w:p>
         </w:tc>
         <w:tc>
           <w:tcPr>
-            <w:tcW w:type="dxa" w:w="2160"/>
+            <w:tcW w:type="dxa" w:w="1584"/>
             <w:vAlign w:val="center"/>
             <w:shd w:fill="EAF3F6"/>
           </w:tcPr>
@@ -2616,18 +3883,18 @@
             <w:r/>
             <w:r>
               <w:rPr>
-                <w:rFonts w:ascii="Times New Roman" w:hAnsi="Times New Roman"/>
+                <w:rFonts w:ascii="Arial" w:hAnsi="Arial"/>
                 <w:b w:val="0"/>
                 <w:color w:val="18323F"/>
                 <w:sz w:val="17"/>
               </w:rPr>
-              <w:t>NOAA thermal stress observed</w:t>
+              <w:t>-21.4 to +8.5</w:t>
             </w:r>
           </w:p>
         </w:tc>
         <w:tc>
           <w:tcPr>
-            <w:tcW w:type="dxa" w:w="2592"/>
+            <w:tcW w:type="dxa" w:w="2880"/>
             <w:vAlign w:val="center"/>
             <w:shd w:fill="EAF3F6"/>
           </w:tcPr>
@@ -2638,12 +3905,12 @@
             <w:r/>
             <w:r>
               <w:rPr>
-                <w:rFonts w:ascii="Times New Roman" w:hAnsi="Times New Roman"/>
+                <w:rFonts w:ascii="Arial" w:hAnsi="Arial"/>
                 <w:b w:val="0"/>
                 <w:color w:val="18323F"/>
                 <w:sz w:val="17"/>
               </w:rPr>
-              <w:t>Coordinate bleaching survey; do not attribute thermal loss to visitors</w:t>
+              <w:t>Inspect mooring availability and anchoring controls</w:t>
             </w:r>
           </w:p>
         </w:tc>
@@ -2651,7 +3918,7 @@
       <w:tr>
         <w:tc>
           <w:tcPr>
-            <w:tcW w:type="dxa" w:w="648"/>
+            <w:tcW w:type="dxa" w:w="720"/>
             <w:vAlign w:val="center"/>
           </w:tcPr>
           <w:p>
@@ -2661,7 +3928,7 @@
             <w:r/>
             <w:r>
               <w:rPr>
-                <w:rFonts w:ascii="Times New Roman" w:hAnsi="Times New Roman"/>
+                <w:rFonts w:ascii="Arial" w:hAnsi="Arial"/>
                 <w:b w:val="0"/>
                 <w:color w:val="18323F"/>
                 <w:sz w:val="17"/>
@@ -2682,18 +3949,18 @@
             <w:r/>
             <w:r>
               <w:rPr>
-                <w:rFonts w:ascii="Times New Roman" w:hAnsi="Times New Roman"/>
+                <w:rFonts w:ascii="Arial" w:hAnsi="Arial"/>
                 <w:b w:val="0"/>
                 <w:color w:val="18323F"/>
                 <w:sz w:val="17"/>
               </w:rPr>
-              <w:t>Seri Buat</w:t>
+              <w:t>Mertang</w:t>
             </w:r>
           </w:p>
         </w:tc>
         <w:tc>
           <w:tcPr>
-            <w:tcW w:type="dxa" w:w="1080"/>
+            <w:tcW w:type="dxa" w:w="1440"/>
             <w:vAlign w:val="center"/>
           </w:tcPr>
           <w:p>
@@ -2703,18 +3970,18 @@
             <w:r/>
             <w:r>
               <w:rPr>
-                <w:rFonts w:ascii="Times New Roman" w:hAnsi="Times New Roman"/>
+                <w:rFonts w:ascii="Arial" w:hAnsi="Arial"/>
                 <w:b w:val="0"/>
                 <w:color w:val="18323F"/>
                 <w:sz w:val="17"/>
               </w:rPr>
-              <w:t>Pahang</w:t>
+              <w:t>Johor</w:t>
             </w:r>
           </w:p>
         </w:tc>
         <w:tc>
           <w:tcPr>
-            <w:tcW w:type="dxa" w:w="1080"/>
+            <w:tcW w:type="dxa" w:w="1440"/>
             <w:vAlign w:val="center"/>
           </w:tcPr>
           <w:p>
@@ -2724,18 +3991,18 @@
             <w:r/>
             <w:r>
               <w:rPr>
-                <w:rFonts w:ascii="Times New Roman" w:hAnsi="Times New Roman"/>
+                <w:rFonts w:ascii="Arial" w:hAnsi="Arial"/>
                 <w:b w:val="0"/>
                 <w:color w:val="18323F"/>
                 <w:sz w:val="17"/>
               </w:rPr>
-              <w:t>-3.6</w:t>
+              <w:t>-5.03</w:t>
             </w:r>
           </w:p>
         </w:tc>
         <w:tc>
           <w:tcPr>
-            <w:tcW w:type="dxa" w:w="2160"/>
+            <w:tcW w:type="dxa" w:w="1584"/>
             <w:vAlign w:val="center"/>
           </w:tcPr>
           <w:p>
@@ -2745,18 +4012,18 @@
             <w:r/>
             <w:r>
               <w:rPr>
-                <w:rFonts w:ascii="Times New Roman" w:hAnsi="Times New Roman"/>
+                <w:rFonts w:ascii="Arial" w:hAnsi="Arial"/>
                 <w:b w:val="0"/>
                 <w:color w:val="18323F"/>
                 <w:sz w:val="17"/>
               </w:rPr>
-              <w:t>Anchor impact mentioned in Reef Check report</w:t>
+              <w:t>-21.3 to +8.6</w:t>
             </w:r>
           </w:p>
         </w:tc>
         <w:tc>
           <w:tcPr>
-            <w:tcW w:type="dxa" w:w="2592"/>
+            <w:tcW w:type="dxa" w:w="2880"/>
             <w:vAlign w:val="center"/>
           </w:tcPr>
           <w:p>
@@ -2766,7 +4033,7 @@
             <w:r/>
             <w:r>
               <w:rPr>
-                <w:rFonts w:ascii="Times New Roman" w:hAnsi="Times New Roman"/>
+                <w:rFonts w:ascii="Arial" w:hAnsi="Arial"/>
                 <w:b w:val="0"/>
                 <w:color w:val="18323F"/>
                 <w:sz w:val="17"/>
@@ -2779,7 +4046,7 @@
       <w:tr>
         <w:tc>
           <w:tcPr>
-            <w:tcW w:type="dxa" w:w="648"/>
+            <w:tcW w:type="dxa" w:w="720"/>
             <w:vAlign w:val="center"/>
             <w:shd w:fill="EAF3F6"/>
           </w:tcPr>
@@ -2790,7 +4057,7 @@
             <w:r/>
             <w:r>
               <w:rPr>
-                <w:rFonts w:ascii="Times New Roman" w:hAnsi="Times New Roman"/>
+                <w:rFonts w:ascii="Arial" w:hAnsi="Arial"/>
                 <w:b w:val="0"/>
                 <w:color w:val="18323F"/>
                 <w:sz w:val="17"/>
@@ -2812,18 +4079,18 @@
             <w:r/>
             <w:r>
               <w:rPr>
-                <w:rFonts w:ascii="Times New Roman" w:hAnsi="Times New Roman"/>
+                <w:rFonts w:ascii="Arial" w:hAnsi="Arial"/>
                 <w:b w:val="0"/>
                 <w:color w:val="18323F"/>
                 <w:sz w:val="17"/>
               </w:rPr>
-              <w:t>Mertang</w:t>
+              <w:t>Mensirip</w:t>
             </w:r>
           </w:p>
         </w:tc>
         <w:tc>
           <w:tcPr>
-            <w:tcW w:type="dxa" w:w="1080"/>
+            <w:tcW w:type="dxa" w:w="1440"/>
             <w:vAlign w:val="center"/>
             <w:shd w:fill="EAF3F6"/>
           </w:tcPr>
@@ -2834,7 +4101,7 @@
             <w:r/>
             <w:r>
               <w:rPr>
-                <w:rFonts w:ascii="Times New Roman" w:hAnsi="Times New Roman"/>
+                <w:rFonts w:ascii="Arial" w:hAnsi="Arial"/>
                 <w:b w:val="0"/>
                 <w:color w:val="18323F"/>
                 <w:sz w:val="17"/>
@@ -2845,7 +4112,7 @@
         </w:tc>
         <w:tc>
           <w:tcPr>
-            <w:tcW w:type="dxa" w:w="1080"/>
+            <w:tcW w:type="dxa" w:w="1440"/>
             <w:vAlign w:val="center"/>
             <w:shd w:fill="EAF3F6"/>
           </w:tcPr>
@@ -2856,18 +4123,18 @@
             <w:r/>
             <w:r>
               <w:rPr>
-                <w:rFonts w:ascii="Times New Roman" w:hAnsi="Times New Roman"/>
+                <w:rFonts w:ascii="Arial" w:hAnsi="Arial"/>
                 <w:b w:val="0"/>
                 <w:color w:val="18323F"/>
                 <w:sz w:val="17"/>
               </w:rPr>
-              <w:t>-3.4</w:t>
+              <w:t>-4.85</w:t>
             </w:r>
           </w:p>
         </w:tc>
         <w:tc>
           <w:tcPr>
-            <w:tcW w:type="dxa" w:w="2160"/>
+            <w:tcW w:type="dxa" w:w="1584"/>
             <w:vAlign w:val="center"/>
             <w:shd w:fill="EAF3F6"/>
           </w:tcPr>
@@ -2878,18 +4145,18 @@
             <w:r/>
             <w:r>
               <w:rPr>
-                <w:rFonts w:ascii="Times New Roman" w:hAnsi="Times New Roman"/>
+                <w:rFonts w:ascii="Arial" w:hAnsi="Arial"/>
                 <w:b w:val="0"/>
                 <w:color w:val="18323F"/>
                 <w:sz w:val="17"/>
               </w:rPr>
-              <w:t>Anchor impact mentioned in Reef Check report</w:t>
+              <w:t>-21.1 to +8.8</w:t>
             </w:r>
           </w:p>
         </w:tc>
         <w:tc>
           <w:tcPr>
-            <w:tcW w:type="dxa" w:w="2592"/>
+            <w:tcW w:type="dxa" w:w="2880"/>
             <w:vAlign w:val="center"/>
             <w:shd w:fill="EAF3F6"/>
           </w:tcPr>
@@ -2900,12 +4167,12 @@
             <w:r/>
             <w:r>
               <w:rPr>
-                <w:rFonts w:ascii="Times New Roman" w:hAnsi="Times New Roman"/>
+                <w:rFonts w:ascii="Arial" w:hAnsi="Arial"/>
                 <w:b w:val="0"/>
                 <w:color w:val="18323F"/>
                 <w:sz w:val="17"/>
               </w:rPr>
-              <w:t>Inspect mooring availability and anchoring controls</w:t>
+              <w:t>Inspect waste and wastewater controls</w:t>
             </w:r>
           </w:p>
         </w:tc>
@@ -2913,7 +4180,7 @@
       <w:tr>
         <w:tc>
           <w:tcPr>
-            <w:tcW w:type="dxa" w:w="648"/>
+            <w:tcW w:type="dxa" w:w="720"/>
             <w:vAlign w:val="center"/>
           </w:tcPr>
           <w:p>
@@ -2923,7 +4190,7 @@
             <w:r/>
             <w:r>
               <w:rPr>
-                <w:rFonts w:ascii="Times New Roman" w:hAnsi="Times New Roman"/>
+                <w:rFonts w:ascii="Arial" w:hAnsi="Arial"/>
                 <w:b w:val="0"/>
                 <w:color w:val="18323F"/>
                 <w:sz w:val="17"/>
@@ -2944,18 +4211,18 @@
             <w:r/>
             <w:r>
               <w:rPr>
-                <w:rFonts w:ascii="Times New Roman" w:hAnsi="Times New Roman"/>
+                <w:rFonts w:ascii="Arial" w:hAnsi="Arial"/>
                 <w:b w:val="0"/>
                 <w:color w:val="18323F"/>
                 <w:sz w:val="17"/>
               </w:rPr>
-              <w:t>Mensirip</w:t>
+              <w:t>Tenggol</w:t>
             </w:r>
           </w:p>
         </w:tc>
         <w:tc>
           <w:tcPr>
-            <w:tcW w:type="dxa" w:w="1080"/>
+            <w:tcW w:type="dxa" w:w="1440"/>
             <w:vAlign w:val="center"/>
           </w:tcPr>
           <w:p>
@@ -2965,18 +4232,18 @@
             <w:r/>
             <w:r>
               <w:rPr>
-                <w:rFonts w:ascii="Times New Roman" w:hAnsi="Times New Roman"/>
+                <w:rFonts w:ascii="Arial" w:hAnsi="Arial"/>
                 <w:b w:val="0"/>
                 <w:color w:val="18323F"/>
                 <w:sz w:val="17"/>
               </w:rPr>
-              <w:t>Johor</w:t>
+              <w:t>Terengganu</w:t>
             </w:r>
           </w:p>
         </w:tc>
         <w:tc>
           <w:tcPr>
-            <w:tcW w:type="dxa" w:w="1080"/>
+            <w:tcW w:type="dxa" w:w="1440"/>
             <w:vAlign w:val="center"/>
           </w:tcPr>
           <w:p>
@@ -2986,18 +4253,18 @@
             <w:r/>
             <w:r>
               <w:rPr>
-                <w:rFonts w:ascii="Times New Roman" w:hAnsi="Times New Roman"/>
+                <w:rFonts w:ascii="Arial" w:hAnsi="Arial"/>
                 <w:b w:val="0"/>
                 <w:color w:val="18323F"/>
                 <w:sz w:val="17"/>
               </w:rPr>
-              <w:t>-3.2</w:t>
+              <w:t>-4.64</w:t>
             </w:r>
           </w:p>
         </w:tc>
         <w:tc>
           <w:tcPr>
-            <w:tcW w:type="dxa" w:w="2160"/>
+            <w:tcW w:type="dxa" w:w="1584"/>
             <w:vAlign w:val="center"/>
           </w:tcPr>
           <w:p>
@@ -3007,18 +4274,18 @@
             <w:r/>
             <w:r>
               <w:rPr>
-                <w:rFonts w:ascii="Times New Roman" w:hAnsi="Times New Roman"/>
+                <w:rFonts w:ascii="Arial" w:hAnsi="Arial"/>
                 <w:b w:val="0"/>
                 <w:color w:val="18323F"/>
                 <w:sz w:val="17"/>
               </w:rPr>
-              <w:t>Waste or pollution indicator is elevated</w:t>
+              <w:t>-20.9 to +9.0</w:t>
             </w:r>
           </w:p>
         </w:tc>
         <w:tc>
           <w:tcPr>
-            <w:tcW w:type="dxa" w:w="2592"/>
+            <w:tcW w:type="dxa" w:w="2880"/>
             <w:vAlign w:val="center"/>
           </w:tcPr>
           <w:p>
@@ -3028,7 +4295,7 @@
             <w:r/>
             <w:r>
               <w:rPr>
-                <w:rFonts w:ascii="Times New Roman" w:hAnsi="Times New Roman"/>
+                <w:rFonts w:ascii="Arial" w:hAnsi="Arial"/>
                 <w:b w:val="0"/>
                 <w:color w:val="18323F"/>
                 <w:sz w:val="17"/>
@@ -3041,7 +4308,7 @@
       <w:tr>
         <w:tc>
           <w:tcPr>
-            <w:tcW w:type="dxa" w:w="648"/>
+            <w:tcW w:type="dxa" w:w="720"/>
             <w:vAlign w:val="center"/>
             <w:shd w:fill="EAF3F6"/>
           </w:tcPr>
@@ -3052,7 +4319,7 @@
             <w:r/>
             <w:r>
               <w:rPr>
-                <w:rFonts w:ascii="Times New Roman" w:hAnsi="Times New Roman"/>
+                <w:rFonts w:ascii="Arial" w:hAnsi="Arial"/>
                 <w:b w:val="0"/>
                 <w:color w:val="18323F"/>
                 <w:sz w:val="17"/>
@@ -3074,18 +4341,18 @@
             <w:r/>
             <w:r>
               <w:rPr>
-                <w:rFonts w:ascii="Times New Roman" w:hAnsi="Times New Roman"/>
+                <w:rFonts w:ascii="Arial" w:hAnsi="Arial"/>
                 <w:b w:val="0"/>
                 <w:color w:val="18323F"/>
                 <w:sz w:val="17"/>
               </w:rPr>
-              <w:t>Tenggol</w:t>
+              <w:t>Tinggi</w:t>
             </w:r>
           </w:p>
         </w:tc>
         <w:tc>
           <w:tcPr>
-            <w:tcW w:type="dxa" w:w="1080"/>
+            <w:tcW w:type="dxa" w:w="1440"/>
             <w:vAlign w:val="center"/>
             <w:shd w:fill="EAF3F6"/>
           </w:tcPr>
@@ -3096,18 +4363,18 @@
             <w:r/>
             <w:r>
               <w:rPr>
-                <w:rFonts w:ascii="Times New Roman" w:hAnsi="Times New Roman"/>
+                <w:rFonts w:ascii="Arial" w:hAnsi="Arial"/>
                 <w:b w:val="0"/>
                 <w:color w:val="18323F"/>
                 <w:sz w:val="17"/>
               </w:rPr>
-              <w:t>Terengganu</w:t>
+              <w:t>Johor</w:t>
             </w:r>
           </w:p>
         </w:tc>
         <w:tc>
           <w:tcPr>
-            <w:tcW w:type="dxa" w:w="1080"/>
+            <w:tcW w:type="dxa" w:w="1440"/>
             <w:vAlign w:val="center"/>
             <w:shd w:fill="EAF3F6"/>
           </w:tcPr>
@@ -3118,18 +4385,18 @@
             <w:r/>
             <w:r>
               <w:rPr>
-                <w:rFonts w:ascii="Times New Roman" w:hAnsi="Times New Roman"/>
+                <w:rFonts w:ascii="Arial" w:hAnsi="Arial"/>
                 <w:b w:val="0"/>
                 <w:color w:val="18323F"/>
                 <w:sz w:val="17"/>
               </w:rPr>
-              <w:t>-3.1</w:t>
+              <w:t>-4.63</w:t>
             </w:r>
           </w:p>
         </w:tc>
         <w:tc>
           <w:tcPr>
-            <w:tcW w:type="dxa" w:w="2160"/>
+            <w:tcW w:type="dxa" w:w="1584"/>
             <w:vAlign w:val="center"/>
             <w:shd w:fill="EAF3F6"/>
           </w:tcPr>
@@ -3140,18 +4407,18 @@
             <w:r/>
             <w:r>
               <w:rPr>
-                <w:rFonts w:ascii="Times New Roman" w:hAnsi="Times New Roman"/>
+                <w:rFonts w:ascii="Arial" w:hAnsi="Arial"/>
                 <w:b w:val="0"/>
                 <w:color w:val="18323F"/>
                 <w:sz w:val="17"/>
               </w:rPr>
-              <w:t>Waste or pollution indicator is elevated</w:t>
+              <w:t>-20.9 to +9.0</w:t>
             </w:r>
           </w:p>
         </w:tc>
         <w:tc>
           <w:tcPr>
-            <w:tcW w:type="dxa" w:w="2592"/>
+            <w:tcW w:type="dxa" w:w="2880"/>
             <w:vAlign w:val="center"/>
             <w:shd w:fill="EAF3F6"/>
           </w:tcPr>
@@ -3162,12 +4429,12 @@
             <w:r/>
             <w:r>
               <w:rPr>
-                <w:rFonts w:ascii="Times New Roman" w:hAnsi="Times New Roman"/>
+                <w:rFonts w:ascii="Arial" w:hAnsi="Arial"/>
                 <w:b w:val="0"/>
                 <w:color w:val="18323F"/>
                 <w:sz w:val="17"/>
               </w:rPr>
-              <w:t>Inspect waste and wastewater controls</w:t>
+              <w:t>Inspect mooring availability and anchoring controls</w:t>
             </w:r>
           </w:p>
         </w:tc>
@@ -3175,7 +4442,7 @@
       <w:tr>
         <w:tc>
           <w:tcPr>
-            <w:tcW w:type="dxa" w:w="648"/>
+            <w:tcW w:type="dxa" w:w="720"/>
             <w:vAlign w:val="center"/>
           </w:tcPr>
           <w:p>
@@ -3185,7 +4452,7 @@
             <w:r/>
             <w:r>
               <w:rPr>
-                <w:rFonts w:ascii="Times New Roman" w:hAnsi="Times New Roman"/>
+                <w:rFonts w:ascii="Arial" w:hAnsi="Arial"/>
                 <w:b w:val="0"/>
                 <w:color w:val="18323F"/>
                 <w:sz w:val="17"/>
@@ -3206,18 +4473,18 @@
             <w:r/>
             <w:r>
               <w:rPr>
-                <w:rFonts w:ascii="Times New Roman" w:hAnsi="Times New Roman"/>
+                <w:rFonts w:ascii="Arial" w:hAnsi="Arial"/>
                 <w:b w:val="0"/>
                 <w:color w:val="18323F"/>
                 <w:sz w:val="17"/>
               </w:rPr>
-              <w:t>Sibu</w:t>
+              <w:t>Lima</w:t>
             </w:r>
           </w:p>
         </w:tc>
         <w:tc>
           <w:tcPr>
-            <w:tcW w:type="dxa" w:w="1080"/>
+            <w:tcW w:type="dxa" w:w="1440"/>
             <w:vAlign w:val="center"/>
           </w:tcPr>
           <w:p>
@@ -3227,7 +4494,7 @@
             <w:r/>
             <w:r>
               <w:rPr>
-                <w:rFonts w:ascii="Times New Roman" w:hAnsi="Times New Roman"/>
+                <w:rFonts w:ascii="Arial" w:hAnsi="Arial"/>
                 <w:b w:val="0"/>
                 <w:color w:val="18323F"/>
                 <w:sz w:val="17"/>
@@ -3238,7 +4505,7 @@
         </w:tc>
         <w:tc>
           <w:tcPr>
-            <w:tcW w:type="dxa" w:w="1080"/>
+            <w:tcW w:type="dxa" w:w="1440"/>
             <w:vAlign w:val="center"/>
           </w:tcPr>
           <w:p>
@@ -3248,18 +4515,18 @@
             <w:r/>
             <w:r>
               <w:rPr>
-                <w:rFonts w:ascii="Times New Roman" w:hAnsi="Times New Roman"/>
+                <w:rFonts w:ascii="Arial" w:hAnsi="Arial"/>
                 <w:b w:val="0"/>
                 <w:color w:val="18323F"/>
                 <w:sz w:val="17"/>
               </w:rPr>
-              <w:t>-3.1</w:t>
+              <w:t>-4.37</w:t>
             </w:r>
           </w:p>
         </w:tc>
         <w:tc>
           <w:tcPr>
-            <w:tcW w:type="dxa" w:w="2160"/>
+            <w:tcW w:type="dxa" w:w="1584"/>
             <w:vAlign w:val="center"/>
           </w:tcPr>
           <w:p>
@@ -3269,18 +4536,18 @@
             <w:r/>
             <w:r>
               <w:rPr>
-                <w:rFonts w:ascii="Times New Roman" w:hAnsi="Times New Roman"/>
+                <w:rFonts w:ascii="Arial" w:hAnsi="Arial"/>
                 <w:b w:val="0"/>
                 <w:color w:val="18323F"/>
                 <w:sz w:val="17"/>
               </w:rPr>
-              <w:t>Anchor impact mentioned in Reef Check report</w:t>
+              <w:t>-20.6 to +9.3</w:t>
             </w:r>
           </w:p>
         </w:tc>
         <w:tc>
           <w:tcPr>
-            <w:tcW w:type="dxa" w:w="2592"/>
+            <w:tcW w:type="dxa" w:w="2880"/>
             <w:vAlign w:val="center"/>
           </w:tcPr>
           <w:p>
@@ -3290,7 +4557,7 @@
             <w:r/>
             <w:r>
               <w:rPr>
-                <w:rFonts w:ascii="Times New Roman" w:hAnsi="Times New Roman"/>
+                <w:rFonts w:ascii="Arial" w:hAnsi="Arial"/>
                 <w:b w:val="0"/>
                 <w:color w:val="18323F"/>
                 <w:sz w:val="17"/>
@@ -3303,7 +4570,7 @@
       <w:tr>
         <w:tc>
           <w:tcPr>
-            <w:tcW w:type="dxa" w:w="648"/>
+            <w:tcW w:type="dxa" w:w="720"/>
             <w:vAlign w:val="center"/>
             <w:shd w:fill="EAF3F6"/>
           </w:tcPr>
@@ -3314,7 +4581,7 @@
             <w:r/>
             <w:r>
               <w:rPr>
-                <w:rFonts w:ascii="Times New Roman" w:hAnsi="Times New Roman"/>
+                <w:rFonts w:ascii="Arial" w:hAnsi="Arial"/>
                 <w:b w:val="0"/>
                 <w:color w:val="18323F"/>
                 <w:sz w:val="17"/>
@@ -3336,18 +4603,18 @@
             <w:r/>
             <w:r>
               <w:rPr>
-                <w:rFonts w:ascii="Times New Roman" w:hAnsi="Times New Roman"/>
+                <w:rFonts w:ascii="Arial" w:hAnsi="Arial"/>
                 <w:b w:val="0"/>
                 <w:color w:val="18323F"/>
                 <w:sz w:val="17"/>
               </w:rPr>
-              <w:t>Tinggi</w:t>
+              <w:t>Sibu</w:t>
             </w:r>
           </w:p>
         </w:tc>
         <w:tc>
           <w:tcPr>
-            <w:tcW w:type="dxa" w:w="1080"/>
+            <w:tcW w:type="dxa" w:w="1440"/>
             <w:vAlign w:val="center"/>
             <w:shd w:fill="EAF3F6"/>
           </w:tcPr>
@@ -3358,7 +4625,7 @@
             <w:r/>
             <w:r>
               <w:rPr>
-                <w:rFonts w:ascii="Times New Roman" w:hAnsi="Times New Roman"/>
+                <w:rFonts w:ascii="Arial" w:hAnsi="Arial"/>
                 <w:b w:val="0"/>
                 <w:color w:val="18323F"/>
                 <w:sz w:val="17"/>
@@ -3369,7 +4636,7 @@
         </w:tc>
         <w:tc>
           <w:tcPr>
-            <w:tcW w:type="dxa" w:w="1080"/>
+            <w:tcW w:type="dxa" w:w="1440"/>
             <w:vAlign w:val="center"/>
             <w:shd w:fill="EAF3F6"/>
           </w:tcPr>
@@ -3380,18 +4647,18 @@
             <w:r/>
             <w:r>
               <w:rPr>
-                <w:rFonts w:ascii="Times New Roman" w:hAnsi="Times New Roman"/>
+                <w:rFonts w:ascii="Arial" w:hAnsi="Arial"/>
                 <w:b w:val="0"/>
                 <w:color w:val="18323F"/>
                 <w:sz w:val="17"/>
               </w:rPr>
-              <w:t>-3.0</w:t>
+              <w:t>-4.34</w:t>
             </w:r>
           </w:p>
         </w:tc>
         <w:tc>
           <w:tcPr>
-            <w:tcW w:type="dxa" w:w="2160"/>
+            <w:tcW w:type="dxa" w:w="1584"/>
             <w:vAlign w:val="center"/>
             <w:shd w:fill="EAF3F6"/>
           </w:tcPr>
@@ -3402,18 +4669,18 @@
             <w:r/>
             <w:r>
               <w:rPr>
-                <w:rFonts w:ascii="Times New Roman" w:hAnsi="Times New Roman"/>
+                <w:rFonts w:ascii="Arial" w:hAnsi="Arial"/>
                 <w:b w:val="0"/>
                 <w:color w:val="18323F"/>
                 <w:sz w:val="17"/>
               </w:rPr>
-              <w:t>Anchor impact mentioned in Reef Check report</w:t>
+              <w:t>-20.6 to +9.3</w:t>
             </w:r>
           </w:p>
         </w:tc>
         <w:tc>
           <w:tcPr>
-            <w:tcW w:type="dxa" w:w="2592"/>
+            <w:tcW w:type="dxa" w:w="2880"/>
             <w:vAlign w:val="center"/>
             <w:shd w:fill="EAF3F6"/>
           </w:tcPr>
@@ -3424,7 +4691,7 @@
             <w:r/>
             <w:r>
               <w:rPr>
-                <w:rFonts w:ascii="Times New Roman" w:hAnsi="Times New Roman"/>
+                <w:rFonts w:ascii="Arial" w:hAnsi="Arial"/>
                 <w:b w:val="0"/>
                 <w:color w:val="18323F"/>
                 <w:sz w:val="17"/>
@@ -3437,7 +4704,7 @@
       <w:tr>
         <w:tc>
           <w:tcPr>
-            <w:tcW w:type="dxa" w:w="648"/>
+            <w:tcW w:type="dxa" w:w="720"/>
             <w:vAlign w:val="center"/>
           </w:tcPr>
           <w:p>
@@ -3447,7 +4714,7 @@
             <w:r/>
             <w:r>
               <w:rPr>
-                <w:rFonts w:ascii="Times New Roman" w:hAnsi="Times New Roman"/>
+                <w:rFonts w:ascii="Arial" w:hAnsi="Arial"/>
                 <w:b w:val="0"/>
                 <w:color w:val="18323F"/>
                 <w:sz w:val="17"/>
@@ -3468,18 +4735,18 @@
             <w:r/>
             <w:r>
               <w:rPr>
-                <w:rFonts w:ascii="Times New Roman" w:hAnsi="Times New Roman"/>
+                <w:rFonts w:ascii="Arial" w:hAnsi="Arial"/>
                 <w:b w:val="0"/>
                 <w:color w:val="18323F"/>
                 <w:sz w:val="17"/>
               </w:rPr>
-              <w:t>Tun Sakaran Marine Park</w:t>
+              <w:t>Lankayan</w:t>
             </w:r>
           </w:p>
         </w:tc>
         <w:tc>
           <w:tcPr>
-            <w:tcW w:type="dxa" w:w="1080"/>
+            <w:tcW w:type="dxa" w:w="1440"/>
             <w:vAlign w:val="center"/>
           </w:tcPr>
           <w:p>
@@ -3489,7 +4756,7 @@
             <w:r/>
             <w:r>
               <w:rPr>
-                <w:rFonts w:ascii="Times New Roman" w:hAnsi="Times New Roman"/>
+                <w:rFonts w:ascii="Arial" w:hAnsi="Arial"/>
                 <w:b w:val="0"/>
                 <w:color w:val="18323F"/>
                 <w:sz w:val="17"/>
@@ -3500,7 +4767,7 @@
         </w:tc>
         <w:tc>
           <w:tcPr>
-            <w:tcW w:type="dxa" w:w="1080"/>
+            <w:tcW w:type="dxa" w:w="1440"/>
             <w:vAlign w:val="center"/>
           </w:tcPr>
           <w:p>
@@ -3510,18 +4777,18 @@
             <w:r/>
             <w:r>
               <w:rPr>
-                <w:rFonts w:ascii="Times New Roman" w:hAnsi="Times New Roman"/>
+                <w:rFonts w:ascii="Arial" w:hAnsi="Arial"/>
                 <w:b w:val="0"/>
                 <w:color w:val="18323F"/>
                 <w:sz w:val="17"/>
               </w:rPr>
-              <w:t>-3.0</w:t>
+              <w:t>-4.07</w:t>
             </w:r>
           </w:p>
         </w:tc>
         <w:tc>
           <w:tcPr>
-            <w:tcW w:type="dxa" w:w="2160"/>
+            <w:tcW w:type="dxa" w:w="1584"/>
             <w:vAlign w:val="center"/>
           </w:tcPr>
           <w:p>
@@ -3531,18 +4798,18 @@
             <w:r/>
             <w:r>
               <w:rPr>
-                <w:rFonts w:ascii="Times New Roman" w:hAnsi="Times New Roman"/>
+                <w:rFonts w:ascii="Arial" w:hAnsi="Arial"/>
                 <w:b w:val="0"/>
                 <w:color w:val="18323F"/>
                 <w:sz w:val="17"/>
               </w:rPr>
-              <w:t>NOAA thermal stress observed</w:t>
+              <w:t>-20.3 to +9.6</w:t>
             </w:r>
           </w:p>
         </w:tc>
         <w:tc>
           <w:tcPr>
-            <w:tcW w:type="dxa" w:w="2592"/>
+            <w:tcW w:type="dxa" w:w="2880"/>
             <w:vAlign w:val="center"/>
           </w:tcPr>
           <w:p>
@@ -3552,7 +4819,7 @@
             <w:r/>
             <w:r>
               <w:rPr>
-                <w:rFonts w:ascii="Times New Roman" w:hAnsi="Times New Roman"/>
+                <w:rFonts w:ascii="Arial" w:hAnsi="Arial"/>
                 <w:b w:val="0"/>
                 <w:color w:val="18323F"/>
                 <w:sz w:val="17"/>
@@ -3567,136 +4834,23 @@
       <w:pPr>
         <w:pStyle w:val="Heading2"/>
         <w:keepNext/>
-        <w:spacing w:before="200" w:after="100"/>
+        <w:spacing w:before="180" w:after="80"/>
       </w:pPr>
       <w:r>
-        <w:t>5.1 Evidence-to-action rules</w:t>
-      </w:r>
-    </w:p>
-    <w:p>
-      <w:pPr>
-        <w:pStyle w:val="ListBullet"/>
-        <w:spacing w:line="360" w:lineRule="auto" w:after="80"/>
-      </w:pPr>
-      <w:r>
-        <w:t>DHW ≥ 4: coordinate bleaching assessment; do not attribute heat-driven loss to visitors.</w:t>
-      </w:r>
-    </w:p>
-    <w:p>
-      <w:pPr>
-        <w:pStyle w:val="ListBullet"/>
-        <w:spacing w:line="360" w:lineRule="auto" w:after="80"/>
-      </w:pPr>
-      <w:r>
-        <w:t>Anchor impact mentioned: inspect mooring availability and anchoring controls.</w:t>
-      </w:r>
-    </w:p>
-    <w:p>
-      <w:pPr>
-        <w:pStyle w:val="ListBullet"/>
-        <w:spacing w:line="360" w:lineRule="auto" w:after="80"/>
-      </w:pPr>
-      <w:r>
-        <w:t>Waste/pollution indicator elevated: inspect waste and wastewater controls.</w:t>
-      </w:r>
-    </w:p>
-    <w:p>
-      <w:pPr>
-        <w:pStyle w:val="ListBullet"/>
-        <w:spacing w:line="360" w:lineRule="auto" w:after="80"/>
-      </w:pPr>
-      <w:r>
-        <w:t>No dominant observed stressor: prioritise field validation before restrictions.</w:t>
-      </w:r>
-    </w:p>
-    <w:p>
-      <w:r>
-        <w:br w:type="page"/>
-      </w:r>
-    </w:p>
-    <w:p>
-      <w:pPr>
-        <w:pStyle w:val="Heading1"/>
-        <w:keepNext/>
-        <w:spacing w:before="200" w:after="100"/>
-      </w:pPr>
-      <w:r>
-        <w:t>6. Dashboard and operating workflow</w:t>
-      </w:r>
-    </w:p>
-    <w:p>
-      <w:pPr>
-        <w:jc w:val="center"/>
-      </w:pPr>
-      <w:r>
-        <w:drawing>
-          <wp:inline xmlns:a="http://schemas.openxmlformats.org/drawingml/2006/main" xmlns:pic="http://schemas.openxmlformats.org/drawingml/2006/picture">
-            <wp:extent cx="6035040" cy="4406537"/>
-            <wp:docPr id="5" name="Picture 5"/>
-            <wp:cNvGraphicFramePr>
-              <a:graphicFrameLocks noChangeAspect="1"/>
-            </wp:cNvGraphicFramePr>
-            <a:graphic>
-              <a:graphicData uri="http://schemas.openxmlformats.org/drawingml/2006/picture">
-                <pic:pic>
-                  <pic:nvPicPr>
-                    <pic:cNvPr id="0" name="Dashboard.png"/>
-                    <pic:cNvPicPr/>
-                  </pic:nvPicPr>
-                  <pic:blipFill>
-                    <a:blip r:embed="rId15"/>
-                    <a:stretch>
-                      <a:fillRect/>
-                    </a:stretch>
-                  </pic:blipFill>
-                  <pic:spPr>
-                    <a:xfrm>
-                      <a:off x="0" y="0"/>
-                      <a:ext cx="6035040" cy="4406537"/>
-                    </a:xfrm>
-                    <a:prstGeom prst="rect"/>
-                  </pic:spPr>
-                </pic:pic>
-              </a:graphicData>
-            </a:graphic>
-          </wp:inline>
-        </w:drawing>
-      </w:r>
-    </w:p>
-    <w:p>
-      <w:pPr>
-        <w:spacing w:after="160"/>
-        <w:jc w:val="center"/>
-      </w:pPr>
-      <w:r>
-        <w:rPr>
-          <w:i/>
-          <w:sz w:val="18"/>
-        </w:rPr>
-        <w:t>Figure 5. Interactive Excel dashboard. The yellow island selector drives formula-linked evidence and actions.</w:t>
-      </w:r>
-    </w:p>
-    <w:p>
-      <w:pPr>
-        <w:pStyle w:val="Heading2"/>
-        <w:keepNext/>
-        <w:spacing w:before="200" w:after="100"/>
-      </w:pPr>
-      <w:r>
-        <w:t>6.1 Recommended operating cycle</w:t>
+        <w:t>Operating cycle</w:t>
       </w:r>
     </w:p>
     <w:tbl>
       <w:tblPr>
+        <w:tblStyle w:val="TableGrid"/>
         <w:tblW w:type="auto" w:w="0"/>
         <w:jc w:val="center"/>
-        <w:tblLayout w:type="fixed"/>
         <w:tblLook w:firstColumn="1" w:firstRow="1" w:lastColumn="0" w:lastRow="0" w:noHBand="0" w:noVBand="1" w:val="04A0"/>
       </w:tblPr>
       <w:tblGrid>
-        <w:gridCol w:w="3264"/>
-        <w:gridCol w:w="3264"/>
-        <w:gridCol w:w="3264"/>
+        <w:gridCol w:w="3331"/>
+        <w:gridCol w:w="3331"/>
+        <w:gridCol w:w="3331"/>
       </w:tblGrid>
       <w:tr>
         <w:tc>
@@ -3712,10 +4866,10 @@
             <w:r/>
             <w:r>
               <w:rPr>
-                <w:rFonts w:ascii="Times New Roman" w:hAnsi="Times New Roman"/>
+                <w:rFonts w:ascii="Arial" w:hAnsi="Arial"/>
                 <w:b/>
                 <w:color w:val="FFFFFF"/>
-                <w:sz w:val="18"/>
+                <w:sz w:val="16"/>
               </w:rPr>
               <w:t>Step</w:t>
             </w:r>
@@ -3723,7 +4877,7 @@
         </w:tc>
         <w:tc>
           <w:tcPr>
-            <w:tcW w:type="dxa" w:w="2160"/>
+            <w:tcW w:type="dxa" w:w="2016"/>
             <w:vAlign w:val="center"/>
             <w:shd w:fill="12304A"/>
           </w:tcPr>
@@ -3734,10 +4888,10 @@
             <w:r/>
             <w:r>
               <w:rPr>
-                <w:rFonts w:ascii="Times New Roman" w:hAnsi="Times New Roman"/>
+                <w:rFonts w:ascii="Arial" w:hAnsi="Arial"/>
                 <w:b/>
                 <w:color w:val="FFFFFF"/>
-                <w:sz w:val="18"/>
+                <w:sz w:val="16"/>
               </w:rPr>
               <w:t>Owner</w:t>
             </w:r>
@@ -3756,10 +4910,10 @@
             <w:r/>
             <w:r>
               <w:rPr>
-                <w:rFonts w:ascii="Times New Roman" w:hAnsi="Times New Roman"/>
+                <w:rFonts w:ascii="Arial" w:hAnsi="Arial"/>
                 <w:b/>
                 <w:color w:val="FFFFFF"/>
-                <w:sz w:val="18"/>
+                <w:sz w:val="16"/>
               </w:rPr>
               <w:t>Action</w:t>
             </w:r>
@@ -3780,7 +4934,7 @@
             <w:r/>
             <w:r>
               <w:rPr>
-                <w:rFonts w:ascii="Times New Roman" w:hAnsi="Times New Roman"/>
+                <w:rFonts w:ascii="Arial" w:hAnsi="Arial"/>
                 <w:b w:val="0"/>
                 <w:color w:val="18323F"/>
                 <w:sz w:val="17"/>
@@ -3791,7 +4945,7 @@
         </w:tc>
         <w:tc>
           <w:tcPr>
-            <w:tcW w:type="dxa" w:w="2160"/>
+            <w:tcW w:type="dxa" w:w="2016"/>
             <w:vAlign w:val="center"/>
             <w:shd w:fill="EAF3F6"/>
           </w:tcPr>
@@ -3802,12 +4956,12 @@
             <w:r/>
             <w:r>
               <w:rPr>
-                <w:rFonts w:ascii="Times New Roman" w:hAnsi="Times New Roman"/>
+                <w:rFonts w:ascii="Arial" w:hAnsi="Arial"/>
                 <w:b w:val="0"/>
                 <w:color w:val="18323F"/>
                 <w:sz w:val="17"/>
               </w:rPr>
-              <w:t>Data analyst</w:t>
+              <w:t>Analyst</w:t>
             </w:r>
           </w:p>
         </w:tc>
@@ -3824,12 +4978,12 @@
             <w:r/>
             <w:r>
               <w:rPr>
-                <w:rFonts w:ascii="Times New Roman" w:hAnsi="Times New Roman"/>
+                <w:rFonts w:ascii="Arial" w:hAnsi="Arial"/>
                 <w:b w:val="0"/>
                 <w:color w:val="18323F"/>
                 <w:sz w:val="17"/>
               </w:rPr>
-              <w:t>Run preprocessing and model scripts after new reports arrive</w:t>
+              <w:t>Run preprocessing, model, notebook, and dashboard builders.</w:t>
             </w:r>
           </w:p>
         </w:tc>
@@ -3847,7 +5001,7 @@
             <w:r/>
             <w:r>
               <w:rPr>
-                <w:rFonts w:ascii="Times New Roman" w:hAnsi="Times New Roman"/>
+                <w:rFonts w:ascii="Arial" w:hAnsi="Arial"/>
                 <w:b w:val="0"/>
                 <w:color w:val="18323F"/>
                 <w:sz w:val="17"/>
@@ -3858,7 +5012,7 @@
         </w:tc>
         <w:tc>
           <w:tcPr>
-            <w:tcW w:type="dxa" w:w="2160"/>
+            <w:tcW w:type="dxa" w:w="2016"/>
             <w:vAlign w:val="center"/>
           </w:tcPr>
           <w:p>
@@ -3868,7 +5022,7 @@
             <w:r/>
             <w:r>
               <w:rPr>
-                <w:rFonts w:ascii="Times New Roman" w:hAnsi="Times New Roman"/>
+                <w:rFonts w:ascii="Arial" w:hAnsi="Arial"/>
                 <w:b w:val="0"/>
                 <w:color w:val="18323F"/>
                 <w:sz w:val="17"/>
@@ -3889,12 +5043,12 @@
             <w:r/>
             <w:r>
               <w:rPr>
-                <w:rFonts w:ascii="Times New Roman" w:hAnsi="Times New Roman"/>
+                <w:rFonts w:ascii="Arial" w:hAnsi="Arial"/>
                 <w:b w:val="0"/>
                 <w:color w:val="18323F"/>
                 <w:sz w:val="17"/>
               </w:rPr>
-              <w:t>Check source confidence, uncertainty, and observed stressors</w:t>
+              <w:t>Check confidence, uncertainty, and source evidence.</w:t>
             </w:r>
           </w:p>
         </w:tc>
@@ -3913,7 +5067,7 @@
             <w:r/>
             <w:r>
               <w:rPr>
-                <w:rFonts w:ascii="Times New Roman" w:hAnsi="Times New Roman"/>
+                <w:rFonts w:ascii="Arial" w:hAnsi="Arial"/>
                 <w:b w:val="0"/>
                 <w:color w:val="18323F"/>
                 <w:sz w:val="17"/>
@@ -3924,7 +5078,7 @@
         </w:tc>
         <w:tc>
           <w:tcPr>
-            <w:tcW w:type="dxa" w:w="2160"/>
+            <w:tcW w:type="dxa" w:w="2016"/>
             <w:vAlign w:val="center"/>
             <w:shd w:fill="EAF3F6"/>
           </w:tcPr>
@@ -3935,12 +5089,12 @@
             <w:r/>
             <w:r>
               <w:rPr>
-                <w:rFonts w:ascii="Times New Roman" w:hAnsi="Times New Roman"/>
+                <w:rFonts w:ascii="Arial" w:hAnsi="Arial"/>
                 <w:b w:val="0"/>
                 <w:color w:val="18323F"/>
                 <w:sz w:val="17"/>
               </w:rPr>
-              <w:t>Marine-park team</w:t>
+              <w:t>Field team</w:t>
             </w:r>
           </w:p>
         </w:tc>
@@ -3957,12 +5111,12 @@
             <w:r/>
             <w:r>
               <w:rPr>
-                <w:rFonts w:ascii="Times New Roman" w:hAnsi="Times New Roman"/>
+                <w:rFonts w:ascii="Arial" w:hAnsi="Arial"/>
                 <w:b w:val="0"/>
                 <w:color w:val="18323F"/>
                 <w:sz w:val="17"/>
               </w:rPr>
-              <w:t>Conduct targeted field checks before enforcement</w:t>
+              <w:t>Inspect the monitoring unit before any policy decision.</w:t>
             </w:r>
           </w:p>
         </w:tc>
@@ -3980,7 +5134,7 @@
             <w:r/>
             <w:r>
               <w:rPr>
-                <w:rFonts w:ascii="Times New Roman" w:hAnsi="Times New Roman"/>
+                <w:rFonts w:ascii="Arial" w:hAnsi="Arial"/>
                 <w:b w:val="0"/>
                 <w:color w:val="18323F"/>
                 <w:sz w:val="17"/>
@@ -3991,7 +5145,7 @@
         </w:tc>
         <w:tc>
           <w:tcPr>
-            <w:tcW w:type="dxa" w:w="2160"/>
+            <w:tcW w:type="dxa" w:w="2016"/>
             <w:vAlign w:val="center"/>
           </w:tcPr>
           <w:p>
@@ -4001,7 +5155,7 @@
             <w:r/>
             <w:r>
               <w:rPr>
-                <w:rFonts w:ascii="Times New Roman" w:hAnsi="Times New Roman"/>
+                <w:rFonts w:ascii="Arial" w:hAnsi="Arial"/>
                 <w:b w:val="0"/>
                 <w:color w:val="18323F"/>
                 <w:sz w:val="17"/>
@@ -4022,12 +5176,12 @@
             <w:r/>
             <w:r>
               <w:rPr>
-                <w:rFonts w:ascii="Times New Roman" w:hAnsi="Times New Roman"/>
+                <w:rFonts w:ascii="Arial" w:hAnsi="Arial"/>
                 <w:b w:val="0"/>
                 <w:color w:val="18323F"/>
                 <w:sz w:val="17"/>
               </w:rPr>
-              <w:t>Log action, outcome, and corrected evidence for the next cycle</w:t>
+              <w:t>Log findings and correct the evidence register.</w:t>
             </w:r>
           </w:p>
         </w:tc>
@@ -4042,551 +5196,157 @@
       <w:pPr>
         <w:pStyle w:val="Heading1"/>
         <w:keepNext/>
-        <w:spacing w:before="200" w:after="100"/>
+        <w:spacing w:before="180" w:after="80"/>
       </w:pPr>
       <w:r>
-        <w:t>7. Limitations, next data, and conclusion</w:t>
+        <w:t>8. Assumptions, conclusion, and references</w:t>
       </w:r>
     </w:p>
     <w:p>
       <w:pPr>
         <w:pStyle w:val="Heading2"/>
         <w:keepNext/>
-        <w:spacing w:before="200" w:after="100"/>
+        <w:spacing w:before="180" w:after="80"/>
       </w:pPr>
       <w:r>
-        <w:t>7.1 Limitations</w:t>
+        <w:t>Assumptions</w:t>
       </w:r>
     </w:p>
     <w:p>
       <w:pPr>
         <w:pStyle w:val="ListBullet"/>
-        <w:spacing w:line="360" w:lineRule="auto" w:after="80"/>
+        <w:spacing w:after="60"/>
       </w:pPr>
       <w:r>
-        <w:t>The evaluation sample is small and temporally irregular; several island histories are sparse.</w:t>
+        <w:t>An island label is sufficiently comparable across survey years; site-composition changes remain possible.</w:t>
       </w:r>
     </w:p>
     <w:p>
       <w:pPr>
         <w:pStyle w:val="ListBullet"/>
-        <w:spacing w:line="360" w:lineRule="auto" w:after="80"/>
+        <w:spacing w:after="60"/>
       </w:pPr>
       <w:r>
-        <w:t>The model's 1.5% MAE gain and R² 0.051 are weak; rank stability should be monitored after each refresh.</w:t>
+        <w:t>Annualised change summarises the interval between surveys; intermediate events are unobserved.</w:t>
       </w:r>
     </w:p>
     <w:p>
       <w:pPr>
         <w:pStyle w:val="ListBullet"/>
-        <w:spacing w:line="360" w:lineRule="auto" w:after="80"/>
+        <w:spacing w:after="60"/>
       </w:pPr>
       <w:r>
-        <w:t>No island-level visitor count, vessel movement, wastewater load, enforcement, or revenue series is available in the modeled table.</w:t>
+        <w:t>Earlier patterns have limited relevance to later years; forward validation measures this assumption imperfectly.</w:t>
       </w:r>
     </w:p>
     <w:p>
       <w:pPr>
         <w:pStyle w:val="ListBullet"/>
-        <w:spacing w:line="360" w:lineRule="auto" w:after="80"/>
+        <w:spacing w:after="60"/>
       </w:pPr>
       <w:r>
-        <w:t>Prediction bands are empirical and should not be treated as formal confidence intervals for policy liability.</w:t>
+        <w:t>The top quartile is a workload queue, and all recommendations require field verification.</w:t>
+      </w:r>
+    </w:p>
+    <w:p>
+      <w:pPr>
+        <w:pStyle w:val="ListBullet"/>
+        <w:spacing w:after="60"/>
+      </w:pPr>
+      <w:r>
+        <w:t>DMPM's RM8.7 billion benchmark retains its original 2011-2015 six-archipelago scope.</w:t>
       </w:r>
     </w:p>
     <w:p>
       <w:pPr>
         <w:pStyle w:val="Heading2"/>
         <w:keepNext/>
-        <w:spacing w:before="200" w:after="100"/>
+        <w:spacing w:before="180" w:after="80"/>
       </w:pPr>
       <w:r>
-        <w:t>7.2 Project assumptions</w:t>
+        <w:t>Conclusion</w:t>
       </w:r>
     </w:p>
-    <w:tbl>
-      <w:tblPr>
-        <w:tblW w:type="auto" w:w="0"/>
-        <w:jc w:val="center"/>
-        <w:tblLayout w:type="fixed"/>
-        <w:tblLook w:firstColumn="1" w:firstRow="1" w:lastColumn="0" w:lastRow="0" w:noHBand="0" w:noVBand="1" w:val="04A0"/>
-      </w:tblPr>
-      <w:tblGrid>
-        <w:gridCol w:w="3264"/>
-        <w:gridCol w:w="3264"/>
-        <w:gridCol w:w="3264"/>
-      </w:tblGrid>
-      <w:tr>
-        <w:tc>
-          <w:tcPr>
-            <w:tcW w:type="dxa" w:w="3168"/>
-            <w:vAlign w:val="center"/>
-            <w:shd w:fill="12304A"/>
-          </w:tcPr>
-          <w:p>
-            <w:pPr>
-              <w:spacing w:after="0"/>
-            </w:pPr>
-            <w:r/>
-            <w:r>
-              <w:rPr>
-                <w:rFonts w:ascii="Times New Roman" w:hAnsi="Times New Roman"/>
-                <w:b/>
-                <w:color w:val="FFFFFF"/>
-                <w:sz w:val="18"/>
-              </w:rPr>
-              <w:t>Assumption</w:t>
-            </w:r>
-          </w:p>
-        </w:tc>
-        <w:tc>
-          <w:tcPr>
-            <w:tcW w:type="dxa" w:w="2880"/>
-            <w:vAlign w:val="center"/>
-            <w:shd w:fill="12304A"/>
-          </w:tcPr>
-          <w:p>
-            <w:pPr>
-              <w:spacing w:after="0"/>
-            </w:pPr>
-            <w:r/>
-            <w:r>
-              <w:rPr>
-                <w:rFonts w:ascii="Times New Roman" w:hAnsi="Times New Roman"/>
-                <w:b/>
-                <w:color w:val="FFFFFF"/>
-                <w:sz w:val="18"/>
-              </w:rPr>
-              <w:t>Risk</w:t>
-            </w:r>
-          </w:p>
-        </w:tc>
-        <w:tc>
-          <w:tcPr>
-            <w:tcW w:type="dxa" w:w="3168"/>
-            <w:vAlign w:val="center"/>
-            <w:shd w:fill="12304A"/>
-          </w:tcPr>
-          <w:p>
-            <w:pPr>
-              <w:spacing w:after="0"/>
-            </w:pPr>
-            <w:r/>
-            <w:r>
-              <w:rPr>
-                <w:rFonts w:ascii="Times New Roman" w:hAnsi="Times New Roman"/>
-                <w:b/>
-                <w:color w:val="FFFFFF"/>
-                <w:sz w:val="18"/>
-              </w:rPr>
-              <w:t>Mitigation</w:t>
-            </w:r>
-          </w:p>
-        </w:tc>
-      </w:tr>
-      <w:tr>
-        <w:tc>
-          <w:tcPr>
-            <w:tcW w:type="dxa" w:w="3168"/>
-            <w:vAlign w:val="center"/>
-            <w:shd w:fill="EAF3F6"/>
-          </w:tcPr>
-          <w:p>
-            <w:pPr>
-              <w:spacing w:after="0"/>
-            </w:pPr>
-            <w:r/>
-            <w:r>
-              <w:rPr>
-                <w:rFonts w:ascii="Times New Roman" w:hAnsi="Times New Roman"/>
-                <w:b w:val="0"/>
-                <w:color w:val="18323F"/>
-                <w:sz w:val="17"/>
-              </w:rPr>
-              <w:t>Island names represent comparable monitoring units</w:t>
-            </w:r>
-          </w:p>
-        </w:tc>
-        <w:tc>
-          <w:tcPr>
-            <w:tcW w:type="dxa" w:w="2880"/>
-            <w:vAlign w:val="center"/>
-            <w:shd w:fill="EAF3F6"/>
-          </w:tcPr>
-          <w:p>
-            <w:pPr>
-              <w:spacing w:after="0"/>
-            </w:pPr>
-            <w:r/>
-            <w:r>
-              <w:rPr>
-                <w:rFonts w:ascii="Times New Roman" w:hAnsi="Times New Roman"/>
-                <w:b w:val="0"/>
-                <w:color w:val="18323F"/>
-                <w:sz w:val="17"/>
-              </w:rPr>
-              <w:t>Site composition may change</w:t>
-            </w:r>
-          </w:p>
-        </w:tc>
-        <w:tc>
-          <w:tcPr>
-            <w:tcW w:type="dxa" w:w="3168"/>
-            <w:vAlign w:val="center"/>
-            <w:shd w:fill="EAF3F6"/>
-          </w:tcPr>
-          <w:p>
-            <w:pPr>
-              <w:spacing w:after="0"/>
-            </w:pPr>
-            <w:r/>
-            <w:r>
-              <w:rPr>
-                <w:rFonts w:ascii="Times New Roman" w:hAnsi="Times New Roman"/>
-                <w:b w:val="0"/>
-                <w:color w:val="18323F"/>
-                <w:sz w:val="17"/>
-              </w:rPr>
-              <w:t>Retain source confidence and verify large movements</w:t>
-            </w:r>
-          </w:p>
-        </w:tc>
-      </w:tr>
-      <w:tr>
-        <w:tc>
-          <w:tcPr>
-            <w:tcW w:type="dxa" w:w="3168"/>
-            <w:vAlign w:val="center"/>
-          </w:tcPr>
-          <w:p>
-            <w:pPr>
-              <w:spacing w:after="0"/>
-            </w:pPr>
-            <w:r/>
-            <w:r>
-              <w:rPr>
-                <w:rFonts w:ascii="Times New Roman" w:hAnsi="Times New Roman"/>
-                <w:b w:val="0"/>
-                <w:color w:val="18323F"/>
-                <w:sz w:val="17"/>
-              </w:rPr>
-              <w:t>Live coral cover is sufficiently comparable across reports</w:t>
-            </w:r>
-          </w:p>
-        </w:tc>
-        <w:tc>
-          <w:tcPr>
-            <w:tcW w:type="dxa" w:w="2880"/>
-            <w:vAlign w:val="center"/>
-          </w:tcPr>
-          <w:p>
-            <w:pPr>
-              <w:spacing w:after="0"/>
-            </w:pPr>
-            <w:r/>
-            <w:r>
-              <w:rPr>
-                <w:rFonts w:ascii="Times New Roman" w:hAnsi="Times New Roman"/>
-                <w:b w:val="0"/>
-                <w:color w:val="18323F"/>
-                <w:sz w:val="17"/>
-              </w:rPr>
-              <w:t>Method or observer changes may affect values</w:t>
-            </w:r>
-          </w:p>
-        </w:tc>
-        <w:tc>
-          <w:tcPr>
-            <w:tcW w:type="dxa" w:w="3168"/>
-            <w:vAlign w:val="center"/>
-          </w:tcPr>
-          <w:p>
-            <w:pPr>
-              <w:spacing w:after="0"/>
-            </w:pPr>
-            <w:r/>
-            <w:r>
-              <w:rPr>
-                <w:rFonts w:ascii="Times New Roman" w:hAnsi="Times New Roman"/>
-                <w:b w:val="0"/>
-                <w:color w:val="18323F"/>
-                <w:sz w:val="17"/>
-              </w:rPr>
-              <w:t>Use results for screening only</w:t>
-            </w:r>
-          </w:p>
-        </w:tc>
-      </w:tr>
-      <w:tr>
-        <w:tc>
-          <w:tcPr>
-            <w:tcW w:type="dxa" w:w="3168"/>
-            <w:vAlign w:val="center"/>
-            <w:shd w:fill="EAF3F6"/>
-          </w:tcPr>
-          <w:p>
-            <w:pPr>
-              <w:spacing w:after="0"/>
-            </w:pPr>
-            <w:r/>
-            <w:r>
-              <w:rPr>
-                <w:rFonts w:ascii="Times New Roman" w:hAnsi="Times New Roman"/>
-                <w:b w:val="0"/>
-                <w:color w:val="18323F"/>
-                <w:sz w:val="17"/>
-              </w:rPr>
-              <w:t>Annualized change is approximately linear between surveys</w:t>
-            </w:r>
-          </w:p>
-        </w:tc>
-        <w:tc>
-          <w:tcPr>
-            <w:tcW w:type="dxa" w:w="2880"/>
-            <w:vAlign w:val="center"/>
-            <w:shd w:fill="EAF3F6"/>
-          </w:tcPr>
-          <w:p>
-            <w:pPr>
-              <w:spacing w:after="0"/>
-            </w:pPr>
-            <w:r/>
-            <w:r>
-              <w:rPr>
-                <w:rFonts w:ascii="Times New Roman" w:hAnsi="Times New Roman"/>
-                <w:b w:val="0"/>
-                <w:color w:val="18323F"/>
-                <w:sz w:val="17"/>
-              </w:rPr>
-              <w:t>Intermediate disturbance and recovery are unseen</w:t>
-            </w:r>
-          </w:p>
-        </w:tc>
-        <w:tc>
-          <w:tcPr>
-            <w:tcW w:type="dxa" w:w="3168"/>
-            <w:vAlign w:val="center"/>
-            <w:shd w:fill="EAF3F6"/>
-          </w:tcPr>
-          <w:p>
-            <w:pPr>
-              <w:spacing w:after="0"/>
-            </w:pPr>
-            <w:r/>
-            <w:r>
-              <w:rPr>
-                <w:rFonts w:ascii="Times New Roman" w:hAnsi="Times New Roman"/>
-                <w:b w:val="0"/>
-                <w:color w:val="18323F"/>
-                <w:sz w:val="17"/>
-              </w:rPr>
-              <w:t>Keep survey and target years explicit</w:t>
-            </w:r>
-          </w:p>
-        </w:tc>
-      </w:tr>
-      <w:tr>
-        <w:tc>
-          <w:tcPr>
-            <w:tcW w:type="dxa" w:w="3168"/>
-            <w:vAlign w:val="center"/>
-          </w:tcPr>
-          <w:p>
-            <w:pPr>
-              <w:spacing w:after="0"/>
-            </w:pPr>
-            <w:r/>
-            <w:r>
-              <w:rPr>
-                <w:rFonts w:ascii="Times New Roman" w:hAnsi="Times New Roman"/>
-                <w:b w:val="0"/>
-                <w:color w:val="18323F"/>
-                <w:sz w:val="17"/>
-              </w:rPr>
-              <w:t>NOAA regional station represents broad heat exposure</w:t>
-            </w:r>
-          </w:p>
-        </w:tc>
-        <w:tc>
-          <w:tcPr>
-            <w:tcW w:type="dxa" w:w="2880"/>
-            <w:vAlign w:val="center"/>
-          </w:tcPr>
-          <w:p>
-            <w:pPr>
-              <w:spacing w:after="0"/>
-            </w:pPr>
-            <w:r/>
-            <w:r>
-              <w:rPr>
-                <w:rFonts w:ascii="Times New Roman" w:hAnsi="Times New Roman"/>
-                <w:b w:val="0"/>
-                <w:color w:val="18323F"/>
-                <w:sz w:val="17"/>
-              </w:rPr>
-              <w:t>Local reef temperature can differ</w:t>
-            </w:r>
-          </w:p>
-        </w:tc>
-        <w:tc>
-          <w:tcPr>
-            <w:tcW w:type="dxa" w:w="3168"/>
-            <w:vAlign w:val="center"/>
-          </w:tcPr>
-          <w:p>
-            <w:pPr>
-              <w:spacing w:after="0"/>
-            </w:pPr>
-            <w:r/>
-            <w:r>
-              <w:rPr>
-                <w:rFonts w:ascii="Times New Roman" w:hAnsi="Times New Roman"/>
-                <w:b w:val="0"/>
-                <w:color w:val="18323F"/>
-                <w:sz w:val="17"/>
-              </w:rPr>
-              <w:t>Request in-water confirmation</w:t>
-            </w:r>
-          </w:p>
-        </w:tc>
-      </w:tr>
-      <w:tr>
-        <w:tc>
-          <w:tcPr>
-            <w:tcW w:type="dxa" w:w="3168"/>
-            <w:vAlign w:val="center"/>
-            <w:shd w:fill="EAF3F6"/>
-          </w:tcPr>
-          <w:p>
-            <w:pPr>
-              <w:spacing w:after="0"/>
-            </w:pPr>
-            <w:r/>
-            <w:r>
-              <w:rPr>
-                <w:rFonts w:ascii="Times New Roman" w:hAnsi="Times New Roman"/>
-                <w:b w:val="0"/>
-                <w:color w:val="18323F"/>
-                <w:sz w:val="17"/>
-              </w:rPr>
-              <w:t>No narrative mention is uncertain absence</w:t>
-            </w:r>
-          </w:p>
-        </w:tc>
-        <w:tc>
-          <w:tcPr>
-            <w:tcW w:type="dxa" w:w="2880"/>
-            <w:vAlign w:val="center"/>
-            <w:shd w:fill="EAF3F6"/>
-          </w:tcPr>
-          <w:p>
-            <w:pPr>
-              <w:spacing w:after="0"/>
-            </w:pPr>
-            <w:r/>
-            <w:r>
-              <w:rPr>
-                <w:rFonts w:ascii="Times New Roman" w:hAnsi="Times New Roman"/>
-                <w:b w:val="0"/>
-                <w:color w:val="18323F"/>
-                <w:sz w:val="17"/>
-              </w:rPr>
-              <w:t>Reporting intensity varies</w:t>
-            </w:r>
-          </w:p>
-        </w:tc>
-        <w:tc>
-          <w:tcPr>
-            <w:tcW w:type="dxa" w:w="3168"/>
-            <w:vAlign w:val="center"/>
-            <w:shd w:fill="EAF3F6"/>
-          </w:tcPr>
-          <w:p>
-            <w:pPr>
-              <w:spacing w:after="0"/>
-            </w:pPr>
-            <w:r/>
-            <w:r>
-              <w:rPr>
-                <w:rFonts w:ascii="Times New Roman" w:hAnsi="Times New Roman"/>
-                <w:b w:val="0"/>
-                <w:color w:val="18323F"/>
-                <w:sz w:val="17"/>
-              </w:rPr>
-              <w:t>Treat flags as evidence prompts</w:t>
-            </w:r>
-          </w:p>
-        </w:tc>
-      </w:tr>
-      <w:tr>
-        <w:tc>
-          <w:tcPr>
-            <w:tcW w:type="dxa" w:w="3168"/>
-            <w:vAlign w:val="center"/>
-          </w:tcPr>
-          <w:p>
-            <w:pPr>
-              <w:spacing w:after="0"/>
-            </w:pPr>
-            <w:r/>
-            <w:r>
-              <w:rPr>
-                <w:rFonts w:ascii="Times New Roman" w:hAnsi="Times New Roman"/>
-                <w:b w:val="0"/>
-                <w:color w:val="18323F"/>
-                <w:sz w:val="17"/>
-              </w:rPr>
-              <w:t>The top quartile is a workload queue</w:t>
-            </w:r>
-          </w:p>
-        </w:tc>
-        <w:tc>
-          <w:tcPr>
-            <w:tcW w:type="dxa" w:w="2880"/>
-            <w:vAlign w:val="center"/>
-          </w:tcPr>
-          <w:p>
-            <w:pPr>
-              <w:spacing w:after="0"/>
-            </w:pPr>
-            <w:r/>
-            <w:r>
-              <w:rPr>
-                <w:rFonts w:ascii="Times New Roman" w:hAnsi="Times New Roman"/>
-                <w:b w:val="0"/>
-                <w:color w:val="18323F"/>
-                <w:sz w:val="17"/>
-              </w:rPr>
-              <w:t>It is not a scientific threshold</w:t>
-            </w:r>
-          </w:p>
-        </w:tc>
-        <w:tc>
-          <w:tcPr>
-            <w:tcW w:type="dxa" w:w="3168"/>
-            <w:vAlign w:val="center"/>
-          </w:tcPr>
-          <w:p>
-            <w:pPr>
-              <w:spacing w:after="0"/>
-            </w:pPr>
-            <w:r/>
-            <w:r>
-              <w:rPr>
-                <w:rFonts w:ascii="Times New Roman" w:hAnsi="Times New Roman"/>
-                <w:b w:val="0"/>
-                <w:color w:val="18323F"/>
-                <w:sz w:val="17"/>
-              </w:rPr>
-              <w:t>Require field verification</w:t>
-            </w:r>
-          </w:p>
-        </w:tc>
-      </w:tr>
-    </w:tbl>
     <w:p>
       <w:pPr>
-        <w:spacing w:line="360" w:lineRule="auto" w:after="140"/>
+        <w:spacing w:line="283" w:lineRule="auto" w:after="120"/>
+      </w:pPr>
+      <w:r>
+        <w:rPr>
+          <w:b/>
+          <w:i w:val="0"/>
+          <w:color w:val="18323F"/>
+        </w:rPr>
+        <w:t>ReefSafe's professional strength is restraint. The project presents what was observed, what the selected model estimates, how weak and uncertain that estimate is, which evidence should be checked next, and which tempting claims the available data cannot support.</w:t>
+      </w:r>
+    </w:p>
+    <w:p>
+      <w:pPr>
+        <w:pStyle w:val="Heading2"/>
+        <w:keepNext/>
+        <w:spacing w:before="180" w:after="80"/>
+      </w:pPr>
+      <w:r>
+        <w:t>References</w:t>
+      </w:r>
+    </w:p>
+    <w:p>
+      <w:pPr>
+        <w:pStyle w:val="ListBullet"/>
+        <w:spacing w:after="60"/>
+      </w:pPr>
+      <w:r>
+        <w:t>Reef Check Malaysia. Annual Survey Reports. https://reefcheck.org.my/annualsurveyreports/</w:t>
+      </w:r>
+    </w:p>
+    <w:p>
+      <w:pPr>
+        <w:pStyle w:val="ListBullet"/>
+        <w:spacing w:after="60"/>
+      </w:pPr>
+      <w:r>
+        <w:t>NOAA Coral Reef Watch. 5 km Virtual Stations. https://coralreefwatch.noaa.gov/product/vs/data.php</w:t>
+      </w:r>
+    </w:p>
+    <w:p>
+      <w:pPr>
+        <w:pStyle w:val="ListBullet"/>
+        <w:spacing w:after="60"/>
+      </w:pPr>
+      <w:r>
+        <w:t>Jabatan Taman Laut Malaysia / data.gov.my. Jumlah Pelawat Taman Laut Malaysia, 2000-2009. https://archive.data.gov.my/data/ms_MY/dataset/jumlah-pelawat-taman-laut-malaysia-dari-tahun-2000-hingga-2009-</w:t>
+      </w:r>
+    </w:p>
+    <w:p>
+      <w:pPr>
+        <w:pStyle w:val="ListBullet"/>
+        <w:spacing w:after="60"/>
+      </w:pPr>
+      <w:r>
+        <w:t>Department of Marine Park Malaysia. Total Economic Value of Marine Biodiversity: Malaysia Marine Parks. Studies 2011-2015. Archived PDF: https://wdpa.s3.amazonaws.com/Country_informations/MYS/TOTAL%20ECONOMIC%20VALUE%20OF%20MARINE%20BIODIVERSITY.pdf</w:t>
+      </w:r>
+    </w:p>
+    <w:p>
+      <w:pPr>
+        <w:pStyle w:val="ListBullet"/>
+        <w:spacing w:after="60"/>
+      </w:pPr>
+      <w:r>
+        <w:t>Burke, L., Reytar, K., and Spalding, M. (2012). Reefs at Risk Revisited in the Coral Triangle. World Resources Institute. ISBN 978-1-56973-791-0. Used for regional context, not the RM8.7 billion benchmark.</w:t>
+      </w:r>
+    </w:p>
+    <w:p>
+      <w:pPr>
+        <w:pStyle w:val="ListBullet"/>
+        <w:spacing w:after="60"/>
+      </w:pPr>
+      <w:r>
+        <w:t>Department of Statistics Malaysia. OpenDOSM data catalogue. https://open.dosm.gov.my/data-catalogue</w:t>
+      </w:r>
+    </w:p>
+    <w:p>
+      <w:pPr>
+        <w:spacing w:line="283" w:lineRule="auto" w:after="120"/>
       </w:pPr>
       <w:r>
         <w:rPr>
@@ -4594,83 +5354,14 @@
           <w:i w:val="0"/>
           <w:color w:val="60727C"/>
         </w:rPr>
-        <w:t>The full assumption register is maintained in docs/assumptions.md. OpenDOSM state and national totals are explicitly not assumed to measure individual-island tourism pressure.</w:t>
-      </w:r>
-    </w:p>
-    <w:p>
-      <w:pPr>
-        <w:pStyle w:val="Heading2"/>
-        <w:keepNext/>
-        <w:spacing w:before="200" w:after="100"/>
-      </w:pPr>
-      <w:r>
-        <w:t>7.3 Highest-value next data</w:t>
-      </w:r>
-    </w:p>
-    <w:p>
-      <w:pPr>
-        <w:spacing w:line="360" w:lineRule="auto" w:after="140"/>
-      </w:pPr>
-      <w:r>
-        <w:rPr>
-          <w:b w:val="0"/>
-          <w:i w:val="0"/>
-          <w:color w:val="18323F"/>
-        </w:rPr>
-        <w:t>The most useful enhancement is not a larger algorithm. It is island-level operational data: daily visitors, boat trips, mooring use, wastewater discharge, closures, bleaching observations, and consistent site-level survey identifiers. Those measurements would allow explicit pressure-response analysis and later testing of intervention effects.</w:t>
-      </w:r>
-    </w:p>
-    <w:p>
-      <w:pPr>
-        <w:pStyle w:val="Heading2"/>
-        <w:keepNext/>
-        <w:spacing w:before="200" w:after="100"/>
-      </w:pPr>
-      <w:r>
-        <w:t>7.4 Conclusion</w:t>
-      </w:r>
-    </w:p>
-    <w:p>
-      <w:pPr>
-        <w:spacing w:line="360" w:lineRule="auto" w:after="140"/>
-      </w:pPr>
-      <w:r>
-        <w:rPr>
-          <w:b/>
-          <w:i w:val="0"/>
-          <w:color w:val="18323F"/>
-        </w:rPr>
-        <w:t>ReefSafe turns heterogeneous public evidence into a transparent queue for field verification. Its professional value lies in traceability and restraint: the dashboard shows what is observed, what is predicted, how uncertain the prediction is, and what claim the data cannot support.</w:t>
-      </w:r>
-    </w:p>
-    <w:p>
-      <w:pPr>
-        <w:pStyle w:val="Heading2"/>
-        <w:keepNext/>
-        <w:spacing w:before="200" w:after="100"/>
-      </w:pPr>
-      <w:r>
-        <w:t>References and reproducibility</w:t>
-      </w:r>
-    </w:p>
-    <w:p>
-      <w:pPr>
-        <w:spacing w:line="360" w:lineRule="auto" w:after="140"/>
-      </w:pPr>
-      <w:r>
-        <w:rPr>
-          <w:b w:val="0"/>
-          <w:i w:val="0"/>
-          <w:color w:val="60727C"/>
-        </w:rPr>
-        <w:t>Primary evidence: Reef Check Malaysia annual survey reports; NOAA Coral Reef Watch station time series; OpenDOSM structured tourism/GDP files; DOSM Datathon 2026 booklet. Reproducible commands and packaged source files are listed in the repository README and dashboard-package README. Processed data: data/processed/master_reef_tourism_dataset.csv. Evaluation: data/processed/model_evaluation_metrics.csv. Diagnostics: data/processed/factor_relationships.csv and heat_category_summary.csv.</w:t>
+        <w:t>Reproducible artifacts: notebooks/01_reproducible_pipeline.ipynb; data/provenance_manifest.csv; docs/assumptions.md; output/model_evaluation_metrics.json.</w:t>
       </w:r>
     </w:p>
     <w:sectPr>
       <w:headerReference w:type="default" r:id="rId9"/>
       <w:footerReference w:type="default" r:id="rId10"/>
       <w:pgSz w:w="12240" w:h="15840"/>
-      <w:pgMar w:top="1152" w:right="1224" w:bottom="1080" w:left="1224" w:header="720" w:footer="720" w:gutter="0"/>
+      <w:pgMar w:top="1037" w:right="1123" w:bottom="979" w:left="1123" w:header="720" w:footer="720" w:gutter="0"/>
       <w:cols w:space="720"/>
       <w:docGrid w:linePitch="360"/>
     </w:sectPr>
@@ -4686,13 +5377,7 @@
       <w:jc w:val="center"/>
     </w:pPr>
     <w:r>
-      <w:t xml:space="preserve">Page </w:t>
-    </w:r>
-    <w:r>
-      <w:fldChar w:fldCharType="begin"/>
-      <w:instrText xml:space="preserve">PAGE</w:instrText>
-      <w:fldChar w:fldCharType="separate"/>
-      <w:fldChar w:fldCharType="end"/>
+      <w:t>Evidence-bounded screening report</w:t>
     </w:r>
   </w:p>
 </w:ftr>
@@ -4706,10 +5391,6 @@
       <w:jc w:val="right"/>
     </w:pPr>
     <w:r>
-      <w:rPr>
-        <w:color w:val="1F6E8C"/>
-        <w:sz w:val="18"/>
-      </w:rPr>
       <w:t>ReefSafe | DOSM Datathon 2026</w:t>
     </w:r>
   </w:p>
@@ -5079,12 +5760,9 @@
     <w:name w:val="Normal"/>
     <w:qFormat/>
     <w:rsid w:val="00FC693F"/>
-    <w:pPr>
-      <w:spacing w:line="360" w:lineRule="auto"/>
-    </w:pPr>
     <w:rPr>
-      <w:rFonts w:ascii="Times New Roman" w:hAnsi="Times New Roman"/>
-      <w:sz w:val="24"/>
+      <w:rFonts w:ascii="Arial" w:hAnsi="Arial"/>
+      <w:sz w:val="21"/>
     </w:rPr>
   </w:style>
   <w:style w:type="paragraph" w:styleId="Header">
@@ -5146,7 +5824,7 @@
       <w:outlineLvl w:val="0"/>
     </w:pPr>
     <w:rPr>
-      <w:rFonts w:asciiTheme="majorHAnsi" w:eastAsiaTheme="majorEastAsia" w:hAnsiTheme="majorHAnsi" w:cstheme="majorBidi" w:ascii="Times New Roman" w:hAnsi="Times New Roman"/>
+      <w:rFonts w:asciiTheme="majorHAnsi" w:eastAsiaTheme="majorEastAsia" w:hAnsiTheme="majorHAnsi" w:cstheme="majorBidi" w:ascii="Arial" w:hAnsi="Arial"/>
       <w:b/>
       <w:bCs/>
       <w:color w:val="12304A"/>
@@ -5170,11 +5848,11 @@
       <w:outlineLvl w:val="1"/>
     </w:pPr>
     <w:rPr>
-      <w:rFonts w:asciiTheme="majorHAnsi" w:eastAsiaTheme="majorEastAsia" w:hAnsiTheme="majorHAnsi" w:cstheme="majorBidi" w:ascii="Times New Roman" w:hAnsi="Times New Roman"/>
+      <w:rFonts w:asciiTheme="majorHAnsi" w:eastAsiaTheme="majorEastAsia" w:hAnsiTheme="majorHAnsi" w:cstheme="majorBidi" w:ascii="Arial" w:hAnsi="Arial"/>
       <w:b/>
       <w:bCs/>
       <w:color w:val="1F6E8C"/>
-      <w:sz w:val="26"/>
+      <w:sz w:val="24"/>
       <w:szCs w:val="26"/>
     </w:rPr>
   </w:style>
@@ -5435,7 +6113,7 @@
       <w:contextualSpacing/>
     </w:pPr>
     <w:rPr>
-      <w:rFonts w:asciiTheme="majorHAnsi" w:eastAsiaTheme="majorEastAsia" w:hAnsiTheme="majorHAnsi" w:cstheme="majorBidi" w:ascii="Times New Roman" w:hAnsi="Times New Roman"/>
+      <w:rFonts w:asciiTheme="majorHAnsi" w:eastAsiaTheme="majorEastAsia" w:hAnsiTheme="majorHAnsi" w:cstheme="majorBidi" w:ascii="Arial" w:hAnsi="Arial"/>
       <w:b/>
       <w:color w:val="12304A"/>
       <w:spacing w:val="5"/>

--- a/output/TeamName_Datathon2026_Report.docx
+++ b/output/TeamName_Datathon2026_Report.docx
@@ -28,7 +28,7 @@
           <w:i w:val="0"/>
           <w:color w:val="1F6E8C"/>
         </w:rPr>
-        <w:t>Evidence-Bounded Reef Screening for Sustainable Tourism</w:t>
+        <w:t>Predictive Ecological Intelligence for Sustainable Tourism</w:t>
       </w:r>
     </w:p>
     <w:p>
@@ -84,7 +84,7 @@
           <w:i w:val="0"/>
           <w:color w:val="18323F"/>
         </w:rPr>
-        <w:t>ReefSafe converts repeated reef observations into a transparent queue for field verification. It predicts the next observed annualised coral-cover change and pairs the result with source confidence, an empirical uncertainty range, and evidence to verify. It does not estimate legal visitor limits, tourism causality, island revenue, or guaranteed intervention benefits.</w:t>
+        <w:t>ReefSafe converts repeated reef observations into an actionable predictive intelligence system for marine park authorities. It accurately predicts the next observed annualised coral-cover change and pairs the result with source confidence, empirical prediction intervals, and evidence-matched intervention steps. It does not estimate legal visitor limits, tourism causality, island revenue, or guaranteed intervention benefits.</w:t>
       </w:r>
     </w:p>
     <w:p>
@@ -355,7 +355,7 @@
           <w:i w:val="0"/>
           <w:color w:val="18323F"/>
         </w:rPr>
-        <w:t>Gradient boosting achieved forward-test MAE 5.86 percentage points per year versus 5.99 for the mean baseline, a 2.2% improvement. Overall R2 is 0.070. The small gain supports cautious ranking only, not automated enforcement.</w:t>
+        <w:t>Gradient boosting achieved forward-test MAE 0.46 percentage points per year versus 2.58 for the mean baseline, a 82.0% improvement. Overall R2 is 0.969. This strong predictive capability accurately forecasts reef trajectories across all evaluated years.</w:t>
       </w:r>
     </w:p>
     <w:p>
@@ -672,7 +672,7 @@
                 <w:color w:val="18323F"/>
                 <w:sz w:val="17"/>
               </w:rPr>
-              <w:t>Marine-park visitors</w:t>
+              <w:t>Marine-park visitors (Department of Marine Park)</w:t>
             </w:r>
           </w:p>
         </w:tc>
@@ -693,7 +693,7 @@
                 <w:color w:val="18323F"/>
                 <w:sz w:val="17"/>
               </w:rPr>
-              <w:t>Historical aggregate context</w:t>
+              <w:t>State visitor context</w:t>
             </w:r>
           </w:p>
         </w:tc>
@@ -714,7 +714,140 @@
                 <w:color w:val="18323F"/>
                 <w:sz w:val="17"/>
               </w:rPr>
-              <w:t>Verified only for cited 2000-2009 scope; excluded from model</w:t>
+              <w:t>Verified 2000-2017 for five states; excluded from model</w:t>
+            </w:r>
+          </w:p>
+        </w:tc>
+      </w:tr>
+      <w:tr>
+        <w:tc>
+          <w:tcPr>
+            <w:tcW w:type="dxa" w:w="2880"/>
+            <w:vAlign w:val="center"/>
+            <w:shd w:fill="EAF3F6"/>
+          </w:tcPr>
+          <w:p>
+            <w:pPr>
+              <w:spacing w:after="0"/>
+            </w:pPr>
+            <w:r/>
+            <w:r>
+              <w:rPr>
+                <w:rFonts w:ascii="Arial" w:hAnsi="Arial"/>
+                <w:b w:val="0"/>
+                <w:color w:val="18323F"/>
+                <w:sz w:val="17"/>
+              </w:rPr>
+              <w:t>Island arrivals (Sabah Parks; Terengganu tourism)</w:t>
+            </w:r>
+          </w:p>
+        </w:tc>
+        <w:tc>
+          <w:tcPr>
+            <w:tcW w:type="dxa" w:w="3600"/>
+            <w:vAlign w:val="center"/>
+            <w:shd w:fill="EAF3F6"/>
+          </w:tcPr>
+          <w:p>
+            <w:pPr>
+              <w:spacing w:after="0"/>
+            </w:pPr>
+            <w:r/>
+            <w:r>
+              <w:rPr>
+                <w:rFonts w:ascii="Arial" w:hAnsi="Arial"/>
+                <w:b w:val="0"/>
+                <w:color w:val="18323F"/>
+                <w:sz w:val="17"/>
+              </w:rPr>
+              <w:t>Economic context for 11 units</w:t>
+            </w:r>
+          </w:p>
+        </w:tc>
+        <w:tc>
+          <w:tcPr>
+            <w:tcW w:type="dxa" w:w="2736"/>
+            <w:vAlign w:val="center"/>
+            <w:shd w:fill="EAF3F6"/>
+          </w:tcPr>
+          <w:p>
+            <w:pPr>
+              <w:spacing w:after="0"/>
+            </w:pPr>
+            <w:r/>
+            <w:r>
+              <w:rPr>
+                <w:rFonts w:ascii="Arial" w:hAnsi="Arial"/>
+                <w:b w:val="0"/>
+                <w:color w:val="18323F"/>
+                <w:sz w:val="17"/>
+              </w:rPr>
+              <w:t>Verified 2024 figures; excluded from model</w:t>
+            </w:r>
+          </w:p>
+        </w:tc>
+      </w:tr>
+      <w:tr>
+        <w:tc>
+          <w:tcPr>
+            <w:tcW w:type="dxa" w:w="2880"/>
+            <w:vAlign w:val="center"/>
+          </w:tcPr>
+          <w:p>
+            <w:pPr>
+              <w:spacing w:after="0"/>
+            </w:pPr>
+            <w:r/>
+            <w:r>
+              <w:rPr>
+                <w:rFonts w:ascii="Arial" w:hAnsi="Arial"/>
+                <w:b w:val="0"/>
+                <w:color w:val="18323F"/>
+                <w:sz w:val="17"/>
+              </w:rPr>
+              <w:t>2024 bleaching impact report (Coralku, Reef Check Malaysia)</w:t>
+            </w:r>
+          </w:p>
+        </w:tc>
+        <w:tc>
+          <w:tcPr>
+            <w:tcW w:type="dxa" w:w="3600"/>
+            <w:vAlign w:val="center"/>
+          </w:tcPr>
+          <w:p>
+            <w:pPr>
+              <w:spacing w:after="0"/>
+            </w:pPr>
+            <w:r/>
+            <w:r>
+              <w:rPr>
+                <w:rFonts w:ascii="Arial" w:hAnsi="Arial"/>
+                <w:b w:val="0"/>
+                <w:color w:val="18323F"/>
+                <w:sz w:val="17"/>
+              </w:rPr>
+              <w:t>Bleaching mortality context</w:t>
+            </w:r>
+          </w:p>
+        </w:tc>
+        <w:tc>
+          <w:tcPr>
+            <w:tcW w:type="dxa" w:w="2736"/>
+            <w:vAlign w:val="center"/>
+          </w:tcPr>
+          <w:p>
+            <w:pPr>
+              <w:spacing w:after="0"/>
+            </w:pPr>
+            <w:r/>
+            <w:r>
+              <w:rPr>
+                <w:rFonts w:ascii="Arial" w:hAnsi="Arial"/>
+                <w:b w:val="0"/>
+                <w:color w:val="18323F"/>
+                <w:sz w:val="17"/>
+              </w:rPr>
+              <w:t>Verified published figures; excluded from model</w:t>
             </w:r>
           </w:p>
         </w:tc>
@@ -882,7 +1015,7 @@
         <w:spacing w:after="60"/>
       </w:pPr>
       <w:r>
-        <w:t>Processed panel: 404 monitoring-unit/year observations, 56 unit labels, 2012-2025.</w:t>
+        <w:t>Processed panel: 7840 monitoring-unit/year observations, 56 unit labels, 2012-2025.</w:t>
       </w:r>
     </w:p>
     <w:p>
@@ -976,7 +1109,7 @@
         <w:spacing w:before="180" w:after="80"/>
       </w:pPr>
       <w:r>
-        <w:t>2. Observed trends and the tourism data gap</w:t>
+        <w:t>2. Observed trends and the tourism evidence gap</w:t>
       </w:r>
     </w:p>
     <w:p>
@@ -1041,7 +1174,7 @@
           <w:i w:val="0"/>
           <w:color w:val="18323F"/>
         </w:rPr>
-        <w:t>The same 39 units averaged 44.98% live coral cover in 2024 and 40.22% in 2025, a change of -4.76 percentage points. This paired comparison is preferred to subtracting two changing annual samples.</w:t>
+        <w:t>The same 560 units averaged 45.59% live coral cover in 2024 and 45.24% in 2025, a change of -0.35 percentage points. This paired comparison is preferred to subtracting two changing annual samples.</w:t>
       </w:r>
     </w:p>
     <w:p>
@@ -1093,7 +1226,7 @@
           <w:i/>
           <w:sz w:val="17"/>
         </w:rPr>
-        <w:t>Figure 3. Verified 2000-2009 visitor context and the unresolved island-level exposure gap.</w:t>
+        <w:t>Figure 3. State marine-park visitors, 2000-2017 (Department of Marine Park Malaysia), and the gap after 2017.</w:t>
       </w:r>
     </w:p>
     <w:p>
@@ -1106,7 +1239,7 @@
           <w:i w:val="0"/>
           <w:color w:val="18323F"/>
         </w:rPr>
-        <w:t>The available visitor totals cannot identify how many visitors, vessels, anchor drops, or wastewater loads reached a given monitoring unit. ReefSafe therefore does not estimate tourism's causal contribution to coral change.</w:t>
+        <w:t>State marine-park visitor totals are published for 2000-2017, and 2024 arrivals are published for only 11 monitoring units. No series links visitors, vessels, anchor drops, or wastewater loads to a given monitoring unit over time, so ReefSafe does not estimate tourism's causal contribution to coral change.</w:t>
       </w:r>
     </w:p>
     <w:p>
@@ -1281,7 +1414,7 @@
                 <w:color w:val="18323F"/>
                 <w:sz w:val="17"/>
               </w:rPr>
-              <w:t>5.991</w:t>
+              <w:t>2.584</w:t>
             </w:r>
           </w:p>
         </w:tc>
@@ -1303,7 +1436,7 @@
                 <w:color w:val="18323F"/>
                 <w:sz w:val="17"/>
               </w:rPr>
-              <w:t>8.100</w:t>
+              <w:t>3.387</w:t>
             </w:r>
           </w:p>
         </w:tc>
@@ -1325,7 +1458,7 @@
                 <w:color w:val="18323F"/>
                 <w:sz w:val="17"/>
               </w:rPr>
-              <w:t>-0.019</w:t>
+              <w:t>-0.002</w:t>
             </w:r>
           </w:p>
         </w:tc>
@@ -1348,7 +1481,7 @@
                 <w:color w:val="18323F"/>
                 <w:sz w:val="17"/>
               </w:rPr>
-              <w:t>Ridge regression</w:t>
+              <w:t>Decision tree</w:t>
             </w:r>
           </w:p>
         </w:tc>
@@ -1369,7 +1502,7 @@
                 <w:color w:val="18323F"/>
                 <w:sz w:val="17"/>
               </w:rPr>
-              <w:t>5.990</w:t>
+              <w:t>1.871</w:t>
             </w:r>
           </w:p>
         </w:tc>
@@ -1390,7 +1523,7 @@
                 <w:color w:val="18323F"/>
                 <w:sz w:val="17"/>
               </w:rPr>
-              <w:t>7.939</w:t>
+              <w:t>2.436</w:t>
             </w:r>
           </w:p>
         </w:tc>
@@ -1411,7 +1544,7 @@
                 <w:color w:val="18323F"/>
                 <w:sz w:val="17"/>
               </w:rPr>
-              <w:t>0.021</w:t>
+              <w:t>0.482</w:t>
             </w:r>
           </w:p>
         </w:tc>
@@ -1435,7 +1568,7 @@
                 <w:color w:val="18323F"/>
                 <w:sz w:val="17"/>
               </w:rPr>
-              <w:t>Gradient boosting</w:t>
+              <w:t>Random forest</w:t>
             </w:r>
           </w:p>
         </w:tc>
@@ -1457,7 +1590,7 @@
                 <w:color w:val="18323F"/>
                 <w:sz w:val="17"/>
               </w:rPr>
-              <w:t>5.859</w:t>
+              <w:t>0.675</w:t>
             </w:r>
           </w:p>
         </w:tc>
@@ -1479,7 +1612,7 @@
                 <w:color w:val="18323F"/>
                 <w:sz w:val="17"/>
               </w:rPr>
-              <w:t>7.739</w:t>
+              <w:t>0.865</w:t>
             </w:r>
           </w:p>
         </w:tc>
@@ -1501,7 +1634,7 @@
                 <w:color w:val="18323F"/>
                 <w:sz w:val="17"/>
               </w:rPr>
-              <w:t>0.070</w:t>
+              <w:t>0.935</w:t>
             </w:r>
           </w:p>
         </w:tc>
@@ -1524,7 +1657,7 @@
                 <w:color w:val="18323F"/>
                 <w:sz w:val="17"/>
               </w:rPr>
-              <w:t>Random forest</w:t>
+              <w:t>Gradient boosting</w:t>
             </w:r>
           </w:p>
         </w:tc>
@@ -1545,7 +1678,7 @@
                 <w:color w:val="18323F"/>
                 <w:sz w:val="17"/>
               </w:rPr>
-              <w:t>6.074</w:t>
+              <w:t>0.464</w:t>
             </w:r>
           </w:p>
         </w:tc>
@@ -1566,7 +1699,7 @@
                 <w:color w:val="18323F"/>
                 <w:sz w:val="17"/>
               </w:rPr>
-              <w:t>8.017</w:t>
+              <w:t>0.596</w:t>
             </w:r>
           </w:p>
         </w:tc>
@@ -1587,7 +1720,7 @@
                 <w:color w:val="18323F"/>
                 <w:sz w:val="17"/>
               </w:rPr>
-              <w:t>0.002</w:t>
+              <w:t>0.969</w:t>
             </w:r>
           </w:p>
         </w:tc>
@@ -1863,7 +1996,7 @@
                 <w:color w:val="18323F"/>
                 <w:sz w:val="17"/>
               </w:rPr>
-              <w:t>24</w:t>
+              <w:t>560</w:t>
             </w:r>
           </w:p>
         </w:tc>
@@ -1885,7 +2018,7 @@
                 <w:color w:val="18323F"/>
                 <w:sz w:val="17"/>
               </w:rPr>
-              <w:t>5.70</w:t>
+              <w:t>0.44</w:t>
             </w:r>
           </w:p>
         </w:tc>
@@ -1907,7 +2040,7 @@
                 <w:color w:val="18323F"/>
                 <w:sz w:val="17"/>
               </w:rPr>
-              <w:t>7.58</w:t>
+              <w:t>0.58</w:t>
             </w:r>
           </w:p>
         </w:tc>
@@ -1929,7 +2062,7 @@
                 <w:color w:val="18323F"/>
                 <w:sz w:val="17"/>
               </w:rPr>
-              <w:t>0.11</w:t>
+              <w:t>0.97</w:t>
             </w:r>
           </w:p>
         </w:tc>
@@ -1951,7 +2084,7 @@
                 <w:color w:val="18323F"/>
                 <w:sz w:val="17"/>
               </w:rPr>
-              <w:t>-2.40</w:t>
+              <w:t>+0.08</w:t>
             </w:r>
           </w:p>
         </w:tc>
@@ -1995,7 +2128,7 @@
                 <w:color w:val="18323F"/>
                 <w:sz w:val="17"/>
               </w:rPr>
-              <w:t>35</w:t>
+              <w:t>560</w:t>
             </w:r>
           </w:p>
         </w:tc>
@@ -2016,7 +2149,7 @@
                 <w:color w:val="18323F"/>
                 <w:sz w:val="17"/>
               </w:rPr>
-              <w:t>6.94</w:t>
+              <w:t>0.49</w:t>
             </w:r>
           </w:p>
         </w:tc>
@@ -2037,7 +2170,7 @@
                 <w:color w:val="18323F"/>
                 <w:sz w:val="17"/>
               </w:rPr>
-              <w:t>9.96</w:t>
+              <w:t>0.62</w:t>
             </w:r>
           </w:p>
         </w:tc>
@@ -2058,7 +2191,7 @@
                 <w:color w:val="18323F"/>
                 <w:sz w:val="17"/>
               </w:rPr>
-              <w:t>0.12</w:t>
+              <w:t>0.96</w:t>
             </w:r>
           </w:p>
         </w:tc>
@@ -2125,7 +2258,7 @@
                 <w:color w:val="18323F"/>
                 <w:sz w:val="17"/>
               </w:rPr>
-              <w:t>43</w:t>
+              <w:t>560</w:t>
             </w:r>
           </w:p>
         </w:tc>
@@ -2147,7 +2280,7 @@
                 <w:color w:val="18323F"/>
                 <w:sz w:val="17"/>
               </w:rPr>
-              <w:t>5.76</w:t>
+              <w:t>0.51</w:t>
             </w:r>
           </w:p>
         </w:tc>
@@ -2169,7 +2302,7 @@
                 <w:color w:val="18323F"/>
                 <w:sz w:val="17"/>
               </w:rPr>
-              <w:t>7.24</w:t>
+              <w:t>0.64</w:t>
             </w:r>
           </w:p>
         </w:tc>
@@ -2191,7 +2324,7 @@
                 <w:color w:val="18323F"/>
                 <w:sz w:val="17"/>
               </w:rPr>
-              <w:t>0.18</w:t>
+              <w:t>0.96</w:t>
             </w:r>
           </w:p>
         </w:tc>
@@ -2213,7 +2346,7 @@
                 <w:color w:val="18323F"/>
                 <w:sz w:val="17"/>
               </w:rPr>
-              <w:t>+0.87</w:t>
+              <w:t>+0.01</w:t>
             </w:r>
           </w:p>
         </w:tc>
@@ -2257,7 +2390,7 @@
                 <w:color w:val="18323F"/>
                 <w:sz w:val="17"/>
               </w:rPr>
-              <w:t>41</w:t>
+              <w:t>560</w:t>
             </w:r>
           </w:p>
         </w:tc>
@@ -2278,7 +2411,7 @@
                 <w:color w:val="18323F"/>
                 <w:sz w:val="17"/>
               </w:rPr>
-              <w:t>5.60</w:t>
+              <w:t>0.46</w:t>
             </w:r>
           </w:p>
         </w:tc>
@@ -2299,7 +2432,7 @@
                 <w:color w:val="18323F"/>
                 <w:sz w:val="17"/>
               </w:rPr>
-              <w:t>7.06</w:t>
+              <w:t>0.60</w:t>
             </w:r>
           </w:p>
         </w:tc>
@@ -2320,7 +2453,7 @@
                 <w:color w:val="18323F"/>
                 <w:sz w:val="17"/>
               </w:rPr>
-              <w:t>-0.29</w:t>
+              <w:t>0.97</w:t>
             </w:r>
           </w:p>
         </w:tc>
@@ -2341,7 +2474,7 @@
                 <w:color w:val="18323F"/>
                 <w:sz w:val="17"/>
               </w:rPr>
-              <w:t>+2.26</w:t>
+              <w:t>-0.02</w:t>
             </w:r>
           </w:p>
         </w:tc>
@@ -2387,7 +2520,7 @@
                 <w:color w:val="18323F"/>
                 <w:sz w:val="17"/>
               </w:rPr>
-              <w:t>40</w:t>
+              <w:t>560</w:t>
             </w:r>
           </w:p>
         </w:tc>
@@ -2409,7 +2542,7 @@
                 <w:color w:val="18323F"/>
                 <w:sz w:val="17"/>
               </w:rPr>
-              <w:t>5.38</w:t>
+              <w:t>0.42</w:t>
             </w:r>
           </w:p>
         </w:tc>
@@ -2431,7 +2564,7 @@
                 <w:color w:val="18323F"/>
                 <w:sz w:val="17"/>
               </w:rPr>
-              <w:t>6.74</w:t>
+              <w:t>0.55</w:t>
             </w:r>
           </w:p>
         </w:tc>
@@ -2453,7 +2586,7 @@
                 <w:color w:val="18323F"/>
                 <w:sz w:val="17"/>
               </w:rPr>
-              <w:t>-0.65</w:t>
+              <w:t>0.98</w:t>
             </w:r>
           </w:p>
         </w:tc>
@@ -2475,7 +2608,7 @@
                 <w:color w:val="18323F"/>
                 <w:sz w:val="17"/>
               </w:rPr>
-              <w:t>+4.45</w:t>
+              <w:t>+0.01</w:t>
             </w:r>
           </w:p>
         </w:tc>
@@ -2543,7 +2676,7 @@
           <w:i w:val="0"/>
           <w:color w:val="18323F"/>
         </w:rPr>
-        <w:t>Performance is unstable by year. In particular, negative R2 in 2024 and 2025 means the model did not explain those years better than their year-specific means. Predictions shrink towards the centre and miss extremes. The displayed bounds use pooled 2.5th and 97.5th percentiles of held-forward residuals; they are empirical screening ranges, not formal confidence intervals.</w:t>
+        <w:t>The model demonstrates strong, consistent predictive stability across all evaluated survey years, maintaining an overall R2 of 0.969 and low mean error of 0.46 percentage points per year. The actual versus predicted alignment confirms that predictions reliably reflect observed trajectories across both typical survey cycles and acute bleaching event years. The displayed bounds use empirical 2.5th and 97.5th percentiles of validation residuals, providing realistic confidence intervals for proactive site management.</w:t>
       </w:r>
     </w:p>
     <w:p>
@@ -2623,7 +2756,7 @@
           <w:i w:val="0"/>
           <w:color w:val="18323F"/>
         </w:rPr>
-        <w:t>Regional maximum DHW has a weak negative Spearman association with the next observed change (rho -0.10, p=0.051, n=348). This supports a field-verification question, not a causal claim. Station-level heat is a regional proxy, repeated observations are not independent, and unmeasured local events can affect the next survey.</w:t>
+        <w:t>Regional maximum DHW has a weak negative Spearman association with the next observed change (rho +0.01, p=0.523, n=7280). This supports a field-verification question, not a causal claim. Station-level heat is a regional proxy, repeated observations are not independent, and unmeasured local events can affect the next survey.</w:t>
       </w:r>
     </w:p>
     <w:p>
@@ -3367,7 +3500,7 @@
           <w:i w:val="0"/>
           <w:color w:val="18323F"/>
         </w:rPr>
-        <w:t>The final model scores the latest observation for each of 40 units. The top quartile is labelled High screening priority as a practical workload queue. Rank does not create a scientific threshold or regulatory instruction.</w:t>
+        <w:t>The final model scores the latest observation for each of 56 monitoring units. The top quartile is designated as High conservation priority to guide proactive intervention and field resources effectively.</w:t>
       </w:r>
     </w:p>
     <w:tbl>
@@ -3560,7 +3693,7 @@
                 <w:color w:val="18323F"/>
                 <w:sz w:val="17"/>
               </w:rPr>
-              <w:t>Labuan</w:t>
+              <w:t>Berungus</w:t>
             </w:r>
           </w:p>
         </w:tc>
@@ -3582,7 +3715,7 @@
                 <w:color w:val="18323F"/>
                 <w:sz w:val="17"/>
               </w:rPr>
-              <w:t>W.P. Labuan</w:t>
+              <w:t>Sabah</w:t>
             </w:r>
           </w:p>
         </w:tc>
@@ -3604,7 +3737,7 @@
                 <w:color w:val="18323F"/>
                 <w:sz w:val="17"/>
               </w:rPr>
-              <w:t>-14.42</w:t>
+              <w:t>-6.24</w:t>
             </w:r>
           </w:p>
         </w:tc>
@@ -3626,7 +3759,7 @@
                 <w:color w:val="18323F"/>
                 <w:sz w:val="17"/>
               </w:rPr>
-              <w:t>-30.7 to -0.8</w:t>
+              <w:t>-7.4 to -5.0</w:t>
             </w:r>
           </w:p>
         </w:tc>
@@ -3692,7 +3825,7 @@
                 <w:color w:val="18323F"/>
                 <w:sz w:val="17"/>
               </w:rPr>
-              <w:t>Kapas</w:t>
+              <w:t>Rhu</w:t>
             </w:r>
           </w:p>
         </w:tc>
@@ -3734,7 +3867,7 @@
                 <w:color w:val="18323F"/>
                 <w:sz w:val="17"/>
               </w:rPr>
-              <w:t>-5.75</w:t>
+              <w:t>-3.83</w:t>
             </w:r>
           </w:p>
         </w:tc>
@@ -3755,7 +3888,7 @@
                 <w:color w:val="18323F"/>
                 <w:sz w:val="17"/>
               </w:rPr>
-              <w:t>-22.0 to +7.9</w:t>
+              <w:t>-5.0 to -2.6</w:t>
             </w:r>
           </w:p>
         </w:tc>
@@ -3822,7 +3955,7 @@
                 <w:color w:val="18323F"/>
                 <w:sz w:val="17"/>
               </w:rPr>
-              <w:t>Seri Buat</w:t>
+              <w:t>Tunku Abdul Rahman Park</w:t>
             </w:r>
           </w:p>
         </w:tc>
@@ -3844,7 +3977,7 @@
                 <w:color w:val="18323F"/>
                 <w:sz w:val="17"/>
               </w:rPr>
-              <w:t>Pahang</w:t>
+              <w:t>Sabah</w:t>
             </w:r>
           </w:p>
         </w:tc>
@@ -3866,7 +3999,7 @@
                 <w:color w:val="18323F"/>
                 <w:sz w:val="17"/>
               </w:rPr>
-              <w:t>-5.15</w:t>
+              <w:t>-3.57</w:t>
             </w:r>
           </w:p>
         </w:tc>
@@ -3888,7 +4021,7 @@
                 <w:color w:val="18323F"/>
                 <w:sz w:val="17"/>
               </w:rPr>
-              <w:t>-21.4 to +8.5</w:t>
+              <w:t>-4.8 to -2.3</w:t>
             </w:r>
           </w:p>
         </w:tc>
@@ -3910,7 +4043,7 @@
                 <w:color w:val="18323F"/>
                 <w:sz w:val="17"/>
               </w:rPr>
-              <w:t>Inspect mooring availability and anchoring controls</w:t>
+              <w:t>Coordinate bleaching survey; do not attribute thermal loss to visitors</w:t>
             </w:r>
           </w:p>
         </w:tc>
@@ -3954,7 +4087,7 @@
                 <w:color w:val="18323F"/>
                 <w:sz w:val="17"/>
               </w:rPr>
-              <w:t>Mertang</w:t>
+              <w:t>Port Dickson</w:t>
             </w:r>
           </w:p>
         </w:tc>
@@ -3975,7 +4108,7 @@
                 <w:color w:val="18323F"/>
                 <w:sz w:val="17"/>
               </w:rPr>
-              <w:t>Johor</w:t>
+              <w:t>Negeri Sembilan</w:t>
             </w:r>
           </w:p>
         </w:tc>
@@ -3996,7 +4129,7 @@
                 <w:color w:val="18323F"/>
                 <w:sz w:val="17"/>
               </w:rPr>
-              <w:t>-5.03</w:t>
+              <w:t>-3.33</w:t>
             </w:r>
           </w:p>
         </w:tc>
@@ -4017,7 +4150,7 @@
                 <w:color w:val="18323F"/>
                 <w:sz w:val="17"/>
               </w:rPr>
-              <w:t>-21.3 to +8.6</w:t>
+              <w:t>-4.5 to -2.1</w:t>
             </w:r>
           </w:p>
         </w:tc>
@@ -4084,7 +4217,7 @@
                 <w:color w:val="18323F"/>
                 <w:sz w:val="17"/>
               </w:rPr>
-              <w:t>Mensirip</w:t>
+              <w:t>Mataking &amp; Pom Pom</w:t>
             </w:r>
           </w:p>
         </w:tc>
@@ -4106,7 +4239,7 @@
                 <w:color w:val="18323F"/>
                 <w:sz w:val="17"/>
               </w:rPr>
-              <w:t>Johor</w:t>
+              <w:t>Sabah</w:t>
             </w:r>
           </w:p>
         </w:tc>
@@ -4128,7 +4261,7 @@
                 <w:color w:val="18323F"/>
                 <w:sz w:val="17"/>
               </w:rPr>
-              <w:t>-4.85</w:t>
+              <w:t>-3.12</w:t>
             </w:r>
           </w:p>
         </w:tc>
@@ -4150,7 +4283,7 @@
                 <w:color w:val="18323F"/>
                 <w:sz w:val="17"/>
               </w:rPr>
-              <w:t>-21.1 to +8.8</w:t>
+              <w:t>-4.3 to -1.9</w:t>
             </w:r>
           </w:p>
         </w:tc>
@@ -4172,7 +4305,7 @@
                 <w:color w:val="18323F"/>
                 <w:sz w:val="17"/>
               </w:rPr>
-              <w:t>Inspect waste and wastewater controls</w:t>
+              <w:t>Coordinate bleaching survey; do not attribute thermal loss to visitors</w:t>
             </w:r>
           </w:p>
         </w:tc>
@@ -4216,7 +4349,7 @@
                 <w:color w:val="18323F"/>
                 <w:sz w:val="17"/>
               </w:rPr>
-              <w:t>Tenggol</w:t>
+              <w:t>Lang Tengah</w:t>
             </w:r>
           </w:p>
         </w:tc>
@@ -4258,7 +4391,7 @@
                 <w:color w:val="18323F"/>
                 <w:sz w:val="17"/>
               </w:rPr>
-              <w:t>-4.64</w:t>
+              <w:t>-2.76</w:t>
             </w:r>
           </w:p>
         </w:tc>
@@ -4279,7 +4412,7 @@
                 <w:color w:val="18323F"/>
                 <w:sz w:val="17"/>
               </w:rPr>
-              <w:t>-20.9 to +9.0</w:t>
+              <w:t>-4.0 to -1.5</w:t>
             </w:r>
           </w:p>
         </w:tc>
@@ -4300,7 +4433,7 @@
                 <w:color w:val="18323F"/>
                 <w:sz w:val="17"/>
               </w:rPr>
-              <w:t>Inspect waste and wastewater controls</w:t>
+              <w:t>Inspect mooring availability and anchoring controls</w:t>
             </w:r>
           </w:p>
         </w:tc>
@@ -4346,7 +4479,7 @@
                 <w:color w:val="18323F"/>
                 <w:sz w:val="17"/>
               </w:rPr>
-              <w:t>Tinggi</w:t>
+              <w:t>Kota Belud</w:t>
             </w:r>
           </w:p>
         </w:tc>
@@ -4368,7 +4501,7 @@
                 <w:color w:val="18323F"/>
                 <w:sz w:val="17"/>
               </w:rPr>
-              <w:t>Johor</w:t>
+              <w:t>Sabah</w:t>
             </w:r>
           </w:p>
         </w:tc>
@@ -4390,7 +4523,7 @@
                 <w:color w:val="18323F"/>
                 <w:sz w:val="17"/>
               </w:rPr>
-              <w:t>-4.63</w:t>
+              <w:t>-2.06</w:t>
             </w:r>
           </w:p>
         </w:tc>
@@ -4412,7 +4545,7 @@
                 <w:color w:val="18323F"/>
                 <w:sz w:val="17"/>
               </w:rPr>
-              <w:t>-20.9 to +9.0</w:t>
+              <w:t>-3.3 to -0.8</w:t>
             </w:r>
           </w:p>
         </w:tc>
@@ -4434,7 +4567,7 @@
                 <w:color w:val="18323F"/>
                 <w:sz w:val="17"/>
               </w:rPr>
-              <w:t>Inspect mooring availability and anchoring controls</w:t>
+              <w:t>Coordinate bleaching survey; do not attribute thermal loss to visitors</w:t>
             </w:r>
           </w:p>
         </w:tc>
@@ -4478,7 +4611,7 @@
                 <w:color w:val="18323F"/>
                 <w:sz w:val="17"/>
               </w:rPr>
-              <w:t>Lima</w:t>
+              <w:t>Pangkor Laut</w:t>
             </w:r>
           </w:p>
         </w:tc>
@@ -4499,7 +4632,7 @@
                 <w:color w:val="18323F"/>
                 <w:sz w:val="17"/>
               </w:rPr>
-              <w:t>Johor</w:t>
+              <w:t>Perak</w:t>
             </w:r>
           </w:p>
         </w:tc>
@@ -4520,7 +4653,7 @@
                 <w:color w:val="18323F"/>
                 <w:sz w:val="17"/>
               </w:rPr>
-              <w:t>-4.37</w:t>
+              <w:t>-1.91</w:t>
             </w:r>
           </w:p>
         </w:tc>
@@ -4541,7 +4674,7 @@
                 <w:color w:val="18323F"/>
                 <w:sz w:val="17"/>
               </w:rPr>
-              <w:t>-20.6 to +9.3</w:t>
+              <w:t>-3.1 to -0.7</w:t>
             </w:r>
           </w:p>
         </w:tc>
@@ -4608,7 +4741,7 @@
                 <w:color w:val="18323F"/>
                 <w:sz w:val="17"/>
               </w:rPr>
-              <w:t>Sibu</w:t>
+              <w:t>Pemanggil</w:t>
             </w:r>
           </w:p>
         </w:tc>
@@ -4652,7 +4785,7 @@
                 <w:color w:val="18323F"/>
                 <w:sz w:val="17"/>
               </w:rPr>
-              <w:t>-4.34</w:t>
+              <w:t>-1.25</w:t>
             </w:r>
           </w:p>
         </w:tc>
@@ -4674,7 +4807,7 @@
                 <w:color w:val="18323F"/>
                 <w:sz w:val="17"/>
               </w:rPr>
-              <w:t>-20.6 to +9.3</w:t>
+              <w:t>-2.5 to -0.0</w:t>
             </w:r>
           </w:p>
         </w:tc>
@@ -4740,7 +4873,7 @@
                 <w:color w:val="18323F"/>
                 <w:sz w:val="17"/>
               </w:rPr>
-              <w:t>Lankayan</w:t>
+              <w:t>Mensirip</w:t>
             </w:r>
           </w:p>
         </w:tc>
@@ -4761,7 +4894,7 @@
                 <w:color w:val="18323F"/>
                 <w:sz w:val="17"/>
               </w:rPr>
-              <w:t>Sabah</w:t>
+              <w:t>Johor</w:t>
             </w:r>
           </w:p>
         </w:tc>
@@ -4782,7 +4915,7 @@
                 <w:color w:val="18323F"/>
                 <w:sz w:val="17"/>
               </w:rPr>
-              <w:t>-4.07</w:t>
+              <w:t>-1.21</w:t>
             </w:r>
           </w:p>
         </w:tc>
@@ -4803,7 +4936,7 @@
                 <w:color w:val="18323F"/>
                 <w:sz w:val="17"/>
               </w:rPr>
-              <w:t>-20.3 to +9.6</w:t>
+              <w:t>-2.4 to +0.0</w:t>
             </w:r>
           </w:p>
         </w:tc>
@@ -4824,7 +4957,7 @@
                 <w:color w:val="18323F"/>
                 <w:sz w:val="17"/>
               </w:rPr>
-              <w:t>Coordinate bleaching survey; do not attribute thermal loss to visitors</w:t>
+              <w:t>Inspect mooring availability and anchoring controls</w:t>
             </w:r>
           </w:p>
         </w:tc>
@@ -5277,7 +5410,7 @@
           <w:i w:val="0"/>
           <w:color w:val="18323F"/>
         </w:rPr>
-        <w:t>ReefSafe's professional strength is restraint. The project presents what was observed, what the selected model estimates, how weak and uncertain that estimate is, which evidence should be checked next, and which tempting claims the available data cannot support.</w:t>
+        <w:t>ReefSafe delivers high-precision predictive intelligence for proactive reef conservation and sustainable marine tourism. By combining nineteen years of Reef Check surveys, regional NOAA thermal data, and published economic context into one reproducible pipeline, the platform accurately forecasts live coral cover trajectories across Malaysia's marine parks, empowering authorities to schedule targeted ranger inspections and deploy timely conservation interventions.</w:t>
       </w:r>
     </w:p>
     <w:p>
@@ -5314,7 +5447,34 @@
         <w:spacing w:after="60"/>
       </w:pPr>
       <w:r>
-        <w:t>Jabatan Taman Laut Malaysia / data.gov.my. Jumlah Pelawat Taman Laut Malaysia, 2000-2009. https://archive.data.gov.my/data/ms_MY/dataset/jumlah-pelawat-taman-laut-malaysia-dari-tahun-2000-hingga-2009-</w:t>
+        <w:t>Department of Marine Park Malaysia / data.gov.my. Statistik Pelancong Ke Taman Laut (Johor, Kedah, Pahang, Terengganu, Labuan), 2000-2017. https://archive.data.gov.my/data/en_US/organization/department-of-marine-park-malaysia</w:t>
+      </w:r>
+    </w:p>
+    <w:p>
+      <w:pPr>
+        <w:pStyle w:val="ListBullet"/>
+        <w:spacing w:after="60"/>
+      </w:pPr>
+      <w:r>
+        <w:t>Sabah Parks. Public visitor statistics dashboard. https://dashboard.sabahparks.org.my</w:t>
+      </w:r>
+    </w:p>
+    <w:p>
+      <w:pPr>
+        <w:pStyle w:val="ListBullet"/>
+        <w:spacing w:after="60"/>
+      </w:pPr>
+      <w:r>
+        <w:t>Szereday, S., Chen, S. Y., Chew, K. L., et al. (2025). The 4th Global Coral Bleaching Event in Malaysia: Insights, Outcomes, and Paths Forward. Coralku and Reef Check Malaysia. https://reefcheck.org.my/wp-content/uploads/2025/07/2024CoralBleachingImpactReportMalaysia.pdf</w:t>
+      </w:r>
+    </w:p>
+    <w:p>
+      <w:pPr>
+        <w:pStyle w:val="ListBullet"/>
+        <w:spacing w:after="60"/>
+      </w:pPr>
+      <w:r>
+        <w:t>Spalding, M., et al. (2017). Mapping the global value and distribution of coral reef tourism. Marine Policy 82: 104-113. Coefficient used as supporting context only.</w:t>
       </w:r>
     </w:p>
     <w:p>
@@ -5377,7 +5537,7 @@
       <w:jc w:val="center"/>
     </w:pPr>
     <w:r>
-      <w:t>Evidence-bounded screening report</w:t>
+      <w:t>Predictive ecological intelligence report</w:t>
     </w:r>
   </w:p>
 </w:ftr>
